--- a/.DOWNLOAD_HERE/Sonic V66 Manual.docx
+++ b/.DOWNLOAD_HERE/Sonic V66 Manual.docx
@@ -15,7 +15,14 @@
           <w:rFonts w:ascii="Arial" w:hAnsi="Arial" w:cs="Arial"/>
           <w:lang w:val="en-US"/>
         </w:rPr>
-        <w:t>Sonic Firmware Documentation</w:t>
+        <w:t xml:space="preserve">Sonic Firmware </w:t>
+      </w:r>
+      <w:r>
+        <w:rPr>
+          <w:rFonts w:ascii="Arial" w:hAnsi="Arial" w:cs="Arial"/>
+          <w:lang w:val="en-US"/>
+        </w:rPr>
+        <w:t>manual</w:t>
       </w:r>
       <w:r>
         <w:rPr>
@@ -36,7 +43,7 @@
           <w:rFonts w:ascii="Arial" w:hAnsi="Arial" w:cs="Arial"/>
           <w:lang w:val="en-US"/>
         </w:rPr>
-        <w:t>6</w:t>
+        <w:t>7</w:t>
       </w:r>
     </w:p>
     <w:p>
@@ -69,6 +76,7 @@
         </w:rPr>
         <w:t>◀</w:t>
       </w:r>
+      <w:proofErr w:type="gramStart"/>
       <w:r>
         <w:rPr>
           <w:rFonts w:ascii="Segoe UI Emoji" w:hAnsi="Segoe UI Emoji" w:cs="Segoe UI Emoji"/>
@@ -80,7 +88,31 @@
           <w:rFonts w:ascii="Arial" w:hAnsi="Arial" w:cs="Arial"/>
           <w:lang w:val="en-US"/>
         </w:rPr>
-        <w:t xml:space="preserve">  Join the SonicFw Telegram </w:t>
+        <w:t xml:space="preserve">  Join</w:t>
+      </w:r>
+      <w:proofErr w:type="gramEnd"/>
+      <w:r>
+        <w:rPr>
+          <w:rFonts w:ascii="Arial" w:hAnsi="Arial" w:cs="Arial"/>
+          <w:lang w:val="en-US"/>
+        </w:rPr>
+        <w:t xml:space="preserve"> the </w:t>
+      </w:r>
+      <w:proofErr w:type="spellStart"/>
+      <w:r>
+        <w:rPr>
+          <w:rFonts w:ascii="Arial" w:hAnsi="Arial" w:cs="Arial"/>
+          <w:lang w:val="en-US"/>
+        </w:rPr>
+        <w:t>SonicFw</w:t>
+      </w:r>
+      <w:proofErr w:type="spellEnd"/>
+      <w:r>
+        <w:rPr>
+          <w:rFonts w:ascii="Arial" w:hAnsi="Arial" w:cs="Arial"/>
+          <w:lang w:val="en-US"/>
+        </w:rPr>
+        <w:t xml:space="preserve"> Telegram </w:t>
       </w:r>
       <w:hyperlink r:id="rId7" w:history="1">
         <w:r>
@@ -118,7 +150,23 @@
           <w:rFonts w:ascii="Arial" w:hAnsi="Arial" w:cs="Arial"/>
           <w:lang w:val="en-US"/>
         </w:rPr>
-        <w:t xml:space="preserve"> Youtube Channel </w:t>
+        <w:t xml:space="preserve"> </w:t>
+      </w:r>
+      <w:proofErr w:type="spellStart"/>
+      <w:r>
+        <w:rPr>
+          <w:rFonts w:ascii="Arial" w:hAnsi="Arial" w:cs="Arial"/>
+          <w:lang w:val="en-US"/>
+        </w:rPr>
+        <w:t>Youtube</w:t>
+      </w:r>
+      <w:proofErr w:type="spellEnd"/>
+      <w:r>
+        <w:rPr>
+          <w:rFonts w:ascii="Arial" w:hAnsi="Arial" w:cs="Arial"/>
+          <w:lang w:val="en-US"/>
+        </w:rPr>
+        <w:t xml:space="preserve"> Channel </w:t>
       </w:r>
       <w:hyperlink r:id="rId8" w:history="1">
         <w:r>
@@ -194,7 +242,23 @@
           <w:rFonts w:ascii="Arial" w:hAnsi="Arial" w:cs="Arial"/>
           <w:lang w:val="en-US"/>
         </w:rPr>
-        <w:t xml:space="preserve"> Many thanks to Sonic Team : Zylka, Kolyan, Toni, Yves</w:t>
+        <w:t xml:space="preserve"> Many thanks to Sonic Team : Zylka, </w:t>
+      </w:r>
+      <w:proofErr w:type="spellStart"/>
+      <w:r>
+        <w:rPr>
+          <w:rFonts w:ascii="Arial" w:hAnsi="Arial" w:cs="Arial"/>
+          <w:lang w:val="en-US"/>
+        </w:rPr>
+        <w:t>Kolyan</w:t>
+      </w:r>
+      <w:proofErr w:type="spellEnd"/>
+      <w:r>
+        <w:rPr>
+          <w:rFonts w:ascii="Arial" w:hAnsi="Arial" w:cs="Arial"/>
+          <w:lang w:val="en-US"/>
+        </w:rPr>
+        <w:t>, Toni, Yves</w:t>
       </w:r>
       <w:r>
         <w:rPr>
@@ -274,32 +338,15 @@
     <w:p>
       <w:pPr>
         <w:pStyle w:val="Titre2"/>
-        <w:rPr>
-          <w:rFonts w:ascii="Arial" w:hAnsi="Arial" w:cs="Arial"/>
-          <w:lang w:val="en-US"/>
-        </w:rPr>
-      </w:pPr>
-      <w:r>
-        <w:rPr>
-          <w:rFonts w:ascii="Arial" w:hAnsi="Arial" w:cs="Arial"/>
-          <w:lang w:val="en-US"/>
-        </w:rPr>
+      </w:pPr>
+      <w:r>
         <w:t>EXPLANATION OF BUTTON SYMBOLS:</w:t>
       </w:r>
-    </w:p>
-    <w:p>
-      <w:pPr>
-        <w:rPr>
-          <w:rFonts w:ascii="Arial" w:hAnsi="Arial" w:cs="Arial"/>
-          <w:lang w:val="en-US"/>
-        </w:rPr>
-      </w:pPr>
     </w:p>
     <w:p>
       <w:pPr>
         <w:pStyle w:val="Standard"/>
         <w:autoSpaceDE w:val="0"/>
-        <w:spacing w:after="160" w:line="259" w:lineRule="atLeast"/>
         <w:jc w:val="both"/>
         <w:rPr>
           <w:rFonts w:ascii="Arial" w:hAnsi="Arial" w:cs="Arial"/>
@@ -329,7 +376,6 @@
       <w:pPr>
         <w:pStyle w:val="Standard"/>
         <w:autoSpaceDE w:val="0"/>
-        <w:spacing w:after="160" w:line="259" w:lineRule="atLeast"/>
         <w:jc w:val="both"/>
         <w:rPr>
           <w:rFonts w:ascii="Arial" w:hAnsi="Arial" w:cs="Arial"/>
@@ -359,7 +405,6 @@
       <w:pPr>
         <w:pStyle w:val="Standard"/>
         <w:autoSpaceDE w:val="0"/>
-        <w:spacing w:after="160" w:line="259" w:lineRule="atLeast"/>
         <w:jc w:val="both"/>
         <w:rPr>
           <w:rFonts w:ascii="Arial" w:hAnsi="Arial" w:cs="Arial"/>
@@ -388,32 +433,16 @@
     <w:p>
       <w:pPr>
         <w:pStyle w:val="Titre2"/>
-        <w:rPr>
-          <w:rFonts w:ascii="Arial" w:eastAsia="Times New Roman" w:hAnsi="Arial" w:cs="Arial"/>
-          <w:lang w:val="en-US"/>
-        </w:rPr>
-      </w:pPr>
-      <w:r>
-        <w:rPr>
-          <w:rFonts w:ascii="Arial" w:eastAsia="Times New Roman" w:hAnsi="Arial" w:cs="Arial"/>
-          <w:lang w:val="en-US"/>
-        </w:rPr>
+      </w:pPr>
+      <w:r>
         <w:t>MR MAIN SCREEN (CHANNELS) | VFO (FREQUENCY)</w:t>
       </w:r>
-    </w:p>
-    <w:p>
-      <w:pPr>
-        <w:rPr>
-          <w:rFonts w:ascii="Arial" w:hAnsi="Arial" w:cs="Arial"/>
-          <w:lang w:val="en-US"/>
-        </w:rPr>
-      </w:pPr>
     </w:p>
     <w:p>
       <w:pPr>
         <w:pStyle w:val="Standard"/>
         <w:autoSpaceDE w:val="0"/>
-        <w:spacing w:after="160" w:line="259" w:lineRule="atLeast"/>
+        <w:spacing w:line="259" w:lineRule="atLeast"/>
         <w:jc w:val="both"/>
         <w:rPr>
           <w:rFonts w:ascii="Arial" w:hAnsi="Arial" w:cs="Arial"/>
@@ -461,7 +490,7 @@
       <w:pPr>
         <w:pStyle w:val="Standard"/>
         <w:autoSpaceDE w:val="0"/>
-        <w:spacing w:after="160" w:line="259" w:lineRule="atLeast"/>
+        <w:spacing w:line="259" w:lineRule="atLeast"/>
         <w:jc w:val="both"/>
         <w:rPr>
           <w:rFonts w:ascii="Arial" w:hAnsi="Arial" w:cs="Arial"/>
@@ -491,7 +520,7 @@
       <w:pPr>
         <w:pStyle w:val="Standard"/>
         <w:autoSpaceDE w:val="0"/>
-        <w:spacing w:after="160" w:line="259" w:lineRule="atLeast"/>
+        <w:spacing w:line="259" w:lineRule="atLeast"/>
         <w:jc w:val="both"/>
         <w:rPr>
           <w:rFonts w:ascii="Arial" w:hAnsi="Arial" w:cs="Arial"/>
@@ -539,7 +568,7 @@
       <w:pPr>
         <w:pStyle w:val="Standard"/>
         <w:autoSpaceDE w:val="0"/>
-        <w:spacing w:after="160" w:line="259" w:lineRule="atLeast"/>
+        <w:spacing w:line="259" w:lineRule="atLeast"/>
         <w:jc w:val="both"/>
         <w:rPr>
           <w:rFonts w:ascii="Arial" w:hAnsi="Arial" w:cs="Arial"/>
@@ -605,7 +634,7 @@
       <w:pPr>
         <w:pStyle w:val="Standard"/>
         <w:autoSpaceDE w:val="0"/>
-        <w:spacing w:after="160" w:line="259" w:lineRule="atLeast"/>
+        <w:spacing w:line="259" w:lineRule="atLeast"/>
         <w:jc w:val="both"/>
         <w:rPr>
           <w:rFonts w:ascii="Arial" w:hAnsi="Arial" w:cs="Arial"/>
@@ -669,7 +698,7 @@
       <w:pPr>
         <w:pStyle w:val="Standard"/>
         <w:autoSpaceDE w:val="0"/>
-        <w:spacing w:after="160" w:line="259" w:lineRule="atLeast"/>
+        <w:spacing w:line="259" w:lineRule="atLeast"/>
         <w:jc w:val="both"/>
         <w:rPr>
           <w:rFonts w:ascii="Arial" w:hAnsi="Arial" w:cs="Arial"/>
@@ -733,7 +762,7 @@
       <w:pPr>
         <w:pStyle w:val="Standard"/>
         <w:autoSpaceDE w:val="0"/>
-        <w:spacing w:after="160" w:line="259" w:lineRule="atLeast"/>
+        <w:spacing w:line="259" w:lineRule="atLeast"/>
         <w:jc w:val="both"/>
         <w:rPr>
           <w:rFonts w:ascii="Arial" w:hAnsi="Arial" w:cs="Arial"/>
@@ -781,7 +810,7 @@
       <w:pPr>
         <w:pStyle w:val="Standard"/>
         <w:autoSpaceDE w:val="0"/>
-        <w:spacing w:after="160" w:line="259" w:lineRule="atLeast"/>
+        <w:spacing w:line="259" w:lineRule="atLeast"/>
         <w:jc w:val="both"/>
         <w:rPr>
           <w:rFonts w:ascii="Arial" w:hAnsi="Arial" w:cs="Arial"/>
@@ -811,7 +840,7 @@
       <w:pPr>
         <w:pStyle w:val="Standard"/>
         <w:autoSpaceDE w:val="0"/>
-        <w:spacing w:after="160" w:line="259" w:lineRule="atLeast"/>
+        <w:spacing w:line="259" w:lineRule="atLeast"/>
         <w:jc w:val="both"/>
         <w:rPr>
           <w:rFonts w:ascii="Arial" w:hAnsi="Arial" w:cs="Arial"/>
@@ -877,7 +906,7 @@
       <w:pPr>
         <w:pStyle w:val="Standard"/>
         <w:autoSpaceDE w:val="0"/>
-        <w:spacing w:after="160" w:line="259" w:lineRule="atLeast"/>
+        <w:spacing w:line="259" w:lineRule="atLeast"/>
         <w:jc w:val="both"/>
         <w:rPr>
           <w:rFonts w:ascii="Arial" w:eastAsia="Times New Roman" w:hAnsi="Arial" w:cs="Arial"/>
@@ -921,7 +950,16 @@
           <w:color w:val="000000"/>
           <w:lang w:val="en-US"/>
         </w:rPr>
-        <w:t>Spectrum analyzer in scan</w:t>
+        <w:t xml:space="preserve">Spectrum analyzer in </w:t>
+      </w:r>
+      <w:proofErr w:type="spellStart"/>
+      <w:r>
+        <w:rPr>
+          <w:rFonts w:ascii="Arial" w:eastAsia="Times New Roman" w:hAnsi="Arial" w:cs="Arial"/>
+          <w:color w:val="000000"/>
+          <w:lang w:val="en-US"/>
+        </w:rPr>
+        <w:t>scan</w:t>
       </w:r>
       <w:r>
         <w:rPr>
@@ -931,6 +969,7 @@
         </w:rPr>
         <w:t>range</w:t>
       </w:r>
+      <w:proofErr w:type="spellEnd"/>
       <w:r>
         <w:rPr>
           <w:rFonts w:ascii="Arial" w:eastAsia="Times New Roman" w:hAnsi="Arial" w:cs="Arial"/>
@@ -944,7 +983,7 @@
       <w:pPr>
         <w:pStyle w:val="Standard"/>
         <w:autoSpaceDE w:val="0"/>
-        <w:spacing w:after="160" w:line="259" w:lineRule="atLeast"/>
+        <w:spacing w:line="259" w:lineRule="atLeast"/>
         <w:jc w:val="both"/>
         <w:rPr>
           <w:rFonts w:ascii="Arial" w:hAnsi="Arial" w:cs="Arial"/>
@@ -967,14 +1006,32 @@
           <w:color w:val="000000"/>
           <w:lang w:val="en-US"/>
         </w:rPr>
-        <w:t>Spectrum analyzer in scanlist mode.</w:t>
+        <w:t xml:space="preserve">Spectrum analyzer in </w:t>
+      </w:r>
+      <w:proofErr w:type="spellStart"/>
+      <w:r>
+        <w:rPr>
+          <w:rFonts w:ascii="Arial" w:eastAsia="Times New Roman" w:hAnsi="Arial" w:cs="Arial"/>
+          <w:color w:val="000000"/>
+          <w:lang w:val="en-US"/>
+        </w:rPr>
+        <w:t>scanlist</w:t>
+      </w:r>
+      <w:proofErr w:type="spellEnd"/>
+      <w:r>
+        <w:rPr>
+          <w:rFonts w:ascii="Arial" w:eastAsia="Times New Roman" w:hAnsi="Arial" w:cs="Arial"/>
+          <w:color w:val="000000"/>
+          <w:lang w:val="en-US"/>
+        </w:rPr>
+        <w:t xml:space="preserve"> mode.</w:t>
       </w:r>
     </w:p>
     <w:p>
       <w:pPr>
         <w:pStyle w:val="Standard"/>
         <w:autoSpaceDE w:val="0"/>
-        <w:spacing w:after="160" w:line="259" w:lineRule="atLeast"/>
+        <w:spacing w:line="259" w:lineRule="atLeast"/>
         <w:jc w:val="both"/>
         <w:rPr>
           <w:rFonts w:ascii="Arial" w:hAnsi="Arial" w:cs="Arial"/>
@@ -1004,7 +1061,7 @@
       <w:pPr>
         <w:pStyle w:val="Standard"/>
         <w:autoSpaceDE w:val="0"/>
-        <w:spacing w:after="160" w:line="259" w:lineRule="atLeast"/>
+        <w:spacing w:line="259" w:lineRule="atLeast"/>
         <w:jc w:val="both"/>
         <w:rPr>
           <w:rFonts w:ascii="Arial" w:hAnsi="Arial" w:cs="Arial"/>
@@ -1034,7 +1091,7 @@
       <w:pPr>
         <w:pStyle w:val="Standard"/>
         <w:autoSpaceDE w:val="0"/>
-        <w:spacing w:after="160" w:line="259" w:lineRule="atLeast"/>
+        <w:spacing w:line="259" w:lineRule="atLeast"/>
         <w:jc w:val="both"/>
         <w:rPr>
           <w:rFonts w:ascii="Arial" w:hAnsi="Arial" w:cs="Arial"/>
@@ -1064,7 +1121,7 @@
       <w:pPr>
         <w:pStyle w:val="Standard"/>
         <w:autoSpaceDE w:val="0"/>
-        <w:spacing w:after="160" w:line="259" w:lineRule="atLeast"/>
+        <w:spacing w:line="259" w:lineRule="atLeast"/>
         <w:jc w:val="both"/>
         <w:rPr>
           <w:rFonts w:ascii="Arial" w:hAnsi="Arial" w:cs="Arial"/>
@@ -1148,7 +1205,7 @@
       <w:pPr>
         <w:pStyle w:val="Standard"/>
         <w:autoSpaceDE w:val="0"/>
-        <w:spacing w:after="160" w:line="259" w:lineRule="atLeast"/>
+        <w:spacing w:line="259" w:lineRule="atLeast"/>
         <w:jc w:val="both"/>
         <w:rPr>
           <w:rFonts w:ascii="Arial" w:hAnsi="Arial" w:cs="Arial"/>
@@ -1196,7 +1253,7 @@
       <w:pPr>
         <w:pStyle w:val="Standard"/>
         <w:autoSpaceDE w:val="0"/>
-        <w:spacing w:after="160" w:line="259" w:lineRule="atLeast"/>
+        <w:spacing w:line="259" w:lineRule="atLeast"/>
         <w:jc w:val="both"/>
         <w:rPr>
           <w:rFonts w:ascii="Arial" w:hAnsi="Arial" w:cs="Arial"/>
@@ -1226,7 +1283,7 @@
       <w:pPr>
         <w:pStyle w:val="Standard"/>
         <w:autoSpaceDE w:val="0"/>
-        <w:spacing w:after="160" w:line="259" w:lineRule="atLeast"/>
+        <w:spacing w:line="259" w:lineRule="atLeast"/>
         <w:jc w:val="both"/>
         <w:rPr>
           <w:rFonts w:ascii="Arial" w:hAnsi="Arial" w:cs="Arial"/>
@@ -1256,7 +1313,7 @@
       <w:pPr>
         <w:pStyle w:val="Standard"/>
         <w:autoSpaceDE w:val="0"/>
-        <w:spacing w:after="160" w:line="259" w:lineRule="atLeast"/>
+        <w:spacing w:line="259" w:lineRule="atLeast"/>
         <w:jc w:val="both"/>
         <w:rPr>
           <w:rFonts w:ascii="Arial" w:hAnsi="Arial" w:cs="Arial"/>
@@ -1284,38 +1341,9 @@
     </w:p>
     <w:p>
       <w:pPr>
-        <w:suppressAutoHyphens w:val="0"/>
-        <w:rPr>
-          <w:rFonts w:ascii="Arial" w:eastAsia="Times New Roman" w:hAnsi="Arial" w:cs="Arial"/>
-          <w:b/>
-          <w:color w:val="0F4761" w:themeColor="accent1" w:themeShade="BF"/>
-          <w:sz w:val="32"/>
-          <w:szCs w:val="23"/>
-          <w:lang w:val="en-US"/>
-        </w:rPr>
-      </w:pPr>
-      <w:r>
-        <w:rPr>
-          <w:rFonts w:ascii="Arial" w:eastAsia="Times New Roman" w:hAnsi="Arial" w:cs="Arial"/>
-          <w:lang w:val="en-US"/>
-        </w:rPr>
-        <w:br w:type="page"/>
-      </w:r>
-    </w:p>
-    <w:p>
-      <w:pPr>
         <w:pStyle w:val="Titre2"/>
-        <w:rPr>
-          <w:rFonts w:ascii="Arial" w:eastAsia="Times New Roman" w:hAnsi="Arial" w:cs="Arial"/>
-          <w:lang w:val="en-US"/>
-        </w:rPr>
-      </w:pPr>
-      <w:r>
-        <w:rPr>
-          <w:rFonts w:ascii="Arial" w:eastAsia="Times New Roman" w:hAnsi="Arial" w:cs="Arial"/>
-          <w:lang w:val="en-US"/>
-        </w:rPr>
-        <w:lastRenderedPageBreak/>
+      </w:pPr>
+      <w:r>
         <w:t>OPERATION IN SPECTRUM MODES</w:t>
       </w:r>
     </w:p>
@@ -1338,7 +1366,6 @@
       <w:pPr>
         <w:pStyle w:val="Standard"/>
         <w:autoSpaceDE w:val="0"/>
-        <w:spacing w:after="160" w:line="259" w:lineRule="atLeast"/>
         <w:rPr>
           <w:rFonts w:ascii="Arial" w:eastAsia="Times New Roman" w:hAnsi="Arial" w:cs="Arial"/>
           <w:lang w:val="en-US"/>
@@ -1363,43 +1390,88 @@
       <w:pPr>
         <w:pStyle w:val="Standard"/>
         <w:autoSpaceDE w:val="0"/>
-        <w:spacing w:after="160" w:line="259" w:lineRule="atLeast"/>
-        <w:rPr>
-          <w:rFonts w:ascii="Arial" w:eastAsia="Times New Roman" w:hAnsi="Arial" w:cs="Arial"/>
-          <w:lang w:val="en-US"/>
-        </w:rPr>
-      </w:pPr>
-      <w:r>
-        <w:rPr>
-          <w:rFonts w:ascii="Arial" w:eastAsia="Times New Roman" w:hAnsi="Arial" w:cs="Arial"/>
-          <w:lang w:val="en-US"/>
-        </w:rPr>
-        <w:t>For example 125.100, 125.125,… then 125.10833,125.133333…then 125.11666,125.3666…</w:t>
+        <w:rPr>
+          <w:rFonts w:ascii="Arial" w:eastAsia="Times New Roman" w:hAnsi="Arial" w:cs="Arial"/>
+          <w:lang w:val="en-US"/>
+        </w:rPr>
+      </w:pPr>
+      <w:r>
+        <w:rPr>
+          <w:rFonts w:ascii="Arial" w:eastAsia="Times New Roman" w:hAnsi="Arial" w:cs="Arial"/>
+          <w:lang w:val="en-US"/>
+        </w:rPr>
+        <w:t xml:space="preserve">For </w:t>
+      </w:r>
+      <w:proofErr w:type="gramStart"/>
+      <w:r>
+        <w:rPr>
+          <w:rFonts w:ascii="Arial" w:eastAsia="Times New Roman" w:hAnsi="Arial" w:cs="Arial"/>
+          <w:lang w:val="en-US"/>
+        </w:rPr>
+        <w:t>example</w:t>
+      </w:r>
+      <w:proofErr w:type="gramEnd"/>
+      <w:r>
+        <w:rPr>
+          <w:rFonts w:ascii="Arial" w:eastAsia="Times New Roman" w:hAnsi="Arial" w:cs="Arial"/>
+          <w:lang w:val="en-US"/>
+        </w:rPr>
+        <w:t xml:space="preserve"> 125.100, </w:t>
+      </w:r>
+      <w:proofErr w:type="gramStart"/>
+      <w:r>
+        <w:rPr>
+          <w:rFonts w:ascii="Arial" w:eastAsia="Times New Roman" w:hAnsi="Arial" w:cs="Arial"/>
+          <w:lang w:val="en-US"/>
+        </w:rPr>
+        <w:t>125.125,…</w:t>
+      </w:r>
+      <w:proofErr w:type="gramEnd"/>
+      <w:r>
+        <w:rPr>
+          <w:rFonts w:ascii="Arial" w:eastAsia="Times New Roman" w:hAnsi="Arial" w:cs="Arial"/>
+          <w:lang w:val="en-US"/>
+        </w:rPr>
+        <w:t xml:space="preserve"> then 125.10833,125.133333…then 125.11666,125.3666…</w:t>
       </w:r>
     </w:p>
     <w:p>
       <w:pPr>
         <w:pStyle w:val="Standard"/>
         <w:autoSpaceDE w:val="0"/>
-        <w:spacing w:after="160" w:line="259" w:lineRule="atLeast"/>
-        <w:rPr>
-          <w:rFonts w:ascii="Arial" w:hAnsi="Arial" w:cs="Arial"/>
-          <w:lang w:val="en-US"/>
-        </w:rPr>
-      </w:pPr>
-      <w:r>
-        <w:rPr>
-          <w:rFonts w:ascii="Arial" w:hAnsi="Arial" w:cs="Arial"/>
-          <w:lang w:val="en-US"/>
-        </w:rPr>
-        <w:t>This to improve detection.</w:t>
+        <w:rPr>
+          <w:rFonts w:ascii="Arial" w:hAnsi="Arial" w:cs="Arial"/>
+          <w:lang w:val="en-US"/>
+        </w:rPr>
+      </w:pPr>
+      <w:r>
+        <w:rPr>
+          <w:rFonts w:ascii="Arial" w:hAnsi="Arial" w:cs="Arial"/>
+          <w:lang w:val="en-US"/>
+        </w:rPr>
+        <w:t xml:space="preserve">This </w:t>
+      </w:r>
+      <w:proofErr w:type="gramStart"/>
+      <w:r>
+        <w:rPr>
+          <w:rFonts w:ascii="Arial" w:hAnsi="Arial" w:cs="Arial"/>
+          <w:lang w:val="en-US"/>
+        </w:rPr>
+        <w:t>to</w:t>
+      </w:r>
+      <w:proofErr w:type="gramEnd"/>
+      <w:r>
+        <w:rPr>
+          <w:rFonts w:ascii="Arial" w:hAnsi="Arial" w:cs="Arial"/>
+          <w:lang w:val="en-US"/>
+        </w:rPr>
+        <w:t xml:space="preserve"> improve detection.</w:t>
       </w:r>
     </w:p>
     <w:p>
       <w:pPr>
         <w:pStyle w:val="Standard"/>
         <w:autoSpaceDE w:val="0"/>
-        <w:spacing w:after="160" w:line="259" w:lineRule="atLeast"/>
         <w:ind w:firstLine="708"/>
         <w:jc w:val="both"/>
         <w:rPr>
@@ -1414,14 +1486,31 @@
           <w:color w:val="000000"/>
           <w:lang w:val="en-US"/>
         </w:rPr>
-        <w:t xml:space="preserve">Different types of spectrum are called by the quick buttons </w:t>
+        <w:t xml:space="preserve">Different types of </w:t>
+      </w:r>
+      <w:proofErr w:type="gramStart"/>
+      <w:r>
+        <w:rPr>
+          <w:rFonts w:ascii="Arial" w:eastAsia="Times New Roman" w:hAnsi="Arial" w:cs="Arial"/>
+          <w:color w:val="000000"/>
+          <w:lang w:val="en-US"/>
+        </w:rPr>
+        <w:t>spectrum</w:t>
+      </w:r>
+      <w:proofErr w:type="gramEnd"/>
+      <w:r>
+        <w:rPr>
+          <w:rFonts w:ascii="Arial" w:eastAsia="Times New Roman" w:hAnsi="Arial" w:cs="Arial"/>
+          <w:color w:val="000000"/>
+          <w:lang w:val="en-US"/>
+        </w:rPr>
+        <w:t xml:space="preserve"> are called by the quick buttons </w:t>
       </w:r>
     </w:p>
     <w:p>
       <w:pPr>
         <w:pStyle w:val="Standard"/>
         <w:autoSpaceDE w:val="0"/>
-        <w:spacing w:after="160" w:line="259" w:lineRule="atLeast"/>
         <w:ind w:firstLine="708"/>
         <w:jc w:val="both"/>
         <w:rPr>
@@ -1508,7 +1597,6 @@
       <w:pPr>
         <w:pStyle w:val="Standard"/>
         <w:autoSpaceDE w:val="0"/>
-        <w:spacing w:after="160" w:line="259" w:lineRule="atLeast"/>
         <w:ind w:firstLine="708"/>
         <w:jc w:val="both"/>
         <w:rPr>
@@ -1530,7 +1618,6 @@
       <w:pPr>
         <w:pStyle w:val="Standard"/>
         <w:autoSpaceDE w:val="0"/>
-        <w:spacing w:after="160" w:line="259" w:lineRule="atLeast"/>
         <w:ind w:firstLine="708"/>
         <w:jc w:val="both"/>
         <w:rPr>
@@ -1569,6 +1656,7 @@
         </w:rPr>
         <w:t xml:space="preserve"> </w:t>
       </w:r>
+      <w:proofErr w:type="spellStart"/>
       <w:r>
         <w:rPr>
           <w:rFonts w:ascii="Arial" w:eastAsia="Times New Roman" w:hAnsi="Arial" w:cs="Arial"/>
@@ -1578,12 +1666,12 @@
         </w:rPr>
         <w:t>Scanlists</w:t>
       </w:r>
+      <w:proofErr w:type="spellEnd"/>
     </w:p>
     <w:p>
       <w:pPr>
         <w:pStyle w:val="Standard"/>
         <w:autoSpaceDE w:val="0"/>
-        <w:spacing w:after="160" w:line="259" w:lineRule="atLeast"/>
         <w:ind w:firstLine="708"/>
         <w:jc w:val="both"/>
         <w:rPr>
@@ -1598,7 +1686,25 @@
           <w:color w:val="000000"/>
           <w:lang w:val="en-US"/>
         </w:rPr>
-        <w:t>Scans the frequencies in scanlists that can be defined in VFO or Chirp</w:t>
+        <w:t xml:space="preserve">Scans the frequencies in </w:t>
+      </w:r>
+      <w:proofErr w:type="spellStart"/>
+      <w:r>
+        <w:rPr>
+          <w:rFonts w:ascii="Arial" w:eastAsia="Times New Roman" w:hAnsi="Arial" w:cs="Arial"/>
+          <w:color w:val="000000"/>
+          <w:lang w:val="en-US"/>
+        </w:rPr>
+        <w:t>scanlists</w:t>
+      </w:r>
+      <w:proofErr w:type="spellEnd"/>
+      <w:r>
+        <w:rPr>
+          <w:rFonts w:ascii="Arial" w:eastAsia="Times New Roman" w:hAnsi="Arial" w:cs="Arial"/>
+          <w:color w:val="000000"/>
+          <w:lang w:val="en-US"/>
+        </w:rPr>
+        <w:t xml:space="preserve"> that can be defined in VFO or Chirp</w:t>
       </w:r>
       <w:r>
         <w:rPr>
@@ -1621,7 +1727,6 @@
       <w:pPr>
         <w:pStyle w:val="Standard"/>
         <w:autoSpaceDE w:val="0"/>
-        <w:spacing w:after="160" w:line="259" w:lineRule="atLeast"/>
         <w:ind w:firstLine="708"/>
         <w:jc w:val="both"/>
         <w:rPr>
@@ -1685,7 +1790,6 @@
       <w:pPr>
         <w:pStyle w:val="Standard"/>
         <w:autoSpaceDE w:val="0"/>
-        <w:spacing w:after="160" w:line="259" w:lineRule="atLeast"/>
         <w:ind w:firstLine="708"/>
         <w:jc w:val="both"/>
         <w:rPr>
@@ -1738,7 +1842,6 @@
       <w:pPr>
         <w:pStyle w:val="Standard"/>
         <w:autoSpaceDE w:val="0"/>
-        <w:spacing w:after="160" w:line="259" w:lineRule="atLeast"/>
         <w:ind w:left="709"/>
         <w:jc w:val="both"/>
         <w:rPr>
@@ -1901,7 +2004,6 @@
       <w:pPr>
         <w:pStyle w:val="Standard"/>
         <w:autoSpaceDE w:val="0"/>
-        <w:spacing w:after="160" w:line="259" w:lineRule="atLeast"/>
         <w:ind w:firstLine="708"/>
         <w:jc w:val="both"/>
         <w:rPr>
@@ -1923,7 +2025,6 @@
       <w:pPr>
         <w:pStyle w:val="Standard"/>
         <w:autoSpaceDE w:val="0"/>
-        <w:spacing w:after="160" w:line="259" w:lineRule="atLeast"/>
         <w:jc w:val="both"/>
         <w:rPr>
           <w:rFonts w:ascii="Arial" w:hAnsi="Arial" w:cs="Arial"/>
@@ -1953,7 +2054,6 @@
       <w:pPr>
         <w:pStyle w:val="Standard"/>
         <w:autoSpaceDE w:val="0"/>
-        <w:spacing w:after="160" w:line="259" w:lineRule="atLeast"/>
         <w:jc w:val="both"/>
         <w:rPr>
           <w:rFonts w:ascii="Arial" w:eastAsia="Times New Roman" w:hAnsi="Arial" w:cs="Arial"/>
@@ -2020,7 +2120,6 @@
           <w:numId w:val="11"/>
         </w:numPr>
         <w:autoSpaceDE w:val="0"/>
-        <w:spacing w:after="160" w:line="259" w:lineRule="atLeast"/>
         <w:jc w:val="both"/>
         <w:rPr>
           <w:rFonts w:ascii="Arial" w:eastAsia="Times New Roman" w:hAnsi="Arial" w:cs="Arial"/>
@@ -2050,7 +2149,25 @@
           <w:color w:val="000000"/>
           <w:lang w:val="en-US"/>
         </w:rPr>
-        <w:t>, it will use BLTime from the main menu</w:t>
+        <w:t xml:space="preserve">, it will use </w:t>
+      </w:r>
+      <w:proofErr w:type="spellStart"/>
+      <w:r>
+        <w:rPr>
+          <w:rFonts w:ascii="Arial" w:eastAsia="Times New Roman" w:hAnsi="Arial" w:cs="Arial"/>
+          <w:color w:val="000000"/>
+          <w:lang w:val="en-US"/>
+        </w:rPr>
+        <w:t>BLTime</w:t>
+      </w:r>
+      <w:proofErr w:type="spellEnd"/>
+      <w:r>
+        <w:rPr>
+          <w:rFonts w:ascii="Arial" w:eastAsia="Times New Roman" w:hAnsi="Arial" w:cs="Arial"/>
+          <w:color w:val="000000"/>
+          <w:lang w:val="en-US"/>
+        </w:rPr>
+        <w:t xml:space="preserve"> from the main menu</w:t>
       </w:r>
       <w:r>
         <w:rPr>
@@ -2065,7 +2182,6 @@
       <w:pPr>
         <w:pStyle w:val="Standard"/>
         <w:autoSpaceDE w:val="0"/>
-        <w:spacing w:after="160" w:line="259" w:lineRule="atLeast"/>
         <w:ind w:left="709" w:firstLine="709"/>
         <w:jc w:val="both"/>
         <w:rPr>
@@ -2080,6 +2196,7 @@
           <w:color w:val="000000"/>
           <w:lang w:val="en-US"/>
         </w:rPr>
+        <w:lastRenderedPageBreak/>
         <w:t xml:space="preserve">It will </w:t>
       </w:r>
       <w:r>
@@ -2104,7 +2221,25 @@
           <w:color w:val="000000"/>
           <w:lang w:val="en-US"/>
         </w:rPr>
-        <w:t>when RX and pressed keys.</w:t>
+        <w:t xml:space="preserve">when RX and </w:t>
+      </w:r>
+      <w:proofErr w:type="gramStart"/>
+      <w:r>
+        <w:rPr>
+          <w:rFonts w:ascii="Arial" w:eastAsia="Times New Roman" w:hAnsi="Arial" w:cs="Arial"/>
+          <w:color w:val="000000"/>
+          <w:lang w:val="en-US"/>
+        </w:rPr>
+        <w:t>pressed</w:t>
+      </w:r>
+      <w:proofErr w:type="gramEnd"/>
+      <w:r>
+        <w:rPr>
+          <w:rFonts w:ascii="Arial" w:eastAsia="Times New Roman" w:hAnsi="Arial" w:cs="Arial"/>
+          <w:color w:val="000000"/>
+          <w:lang w:val="en-US"/>
+        </w:rPr>
+        <w:t xml:space="preserve"> keys.</w:t>
       </w:r>
     </w:p>
     <w:p>
@@ -2115,7 +2250,6 @@
           <w:numId w:val="10"/>
         </w:numPr>
         <w:autoSpaceDE w:val="0"/>
-        <w:spacing w:after="160" w:line="259" w:lineRule="atLeast"/>
         <w:jc w:val="both"/>
         <w:rPr>
           <w:rFonts w:ascii="Arial" w:hAnsi="Arial" w:cs="Arial"/>
@@ -2153,6 +2287,378 @@
           <w:lang w:val="en-US"/>
         </w:rPr>
         <w:t>, it will stay always OFF until 2 is pressed again in spectrum display.</w:t>
+      </w:r>
+    </w:p>
+    <w:p>
+      <w:pPr>
+        <w:pStyle w:val="Standard"/>
+        <w:autoSpaceDE w:val="0"/>
+        <w:jc w:val="both"/>
+        <w:rPr>
+          <w:rFonts w:ascii="Arial" w:hAnsi="Arial" w:cs="Arial"/>
+          <w:lang w:val="en-US"/>
+        </w:rPr>
+      </w:pPr>
+      <w:r>
+        <w:rPr>
+          <w:rFonts w:ascii="Arial" w:eastAsia="Times New Roman" w:hAnsi="Arial" w:cs="Arial"/>
+          <w:b/>
+          <w:bCs/>
+          <w:color w:val="000000"/>
+          <w:lang w:val="en-US"/>
+        </w:rPr>
+        <w:t>3</w:t>
+      </w:r>
+      <w:r>
+        <w:rPr>
+          <w:rFonts w:ascii="Arial" w:eastAsia="Times New Roman" w:hAnsi="Arial" w:cs="Arial"/>
+          <w:color w:val="000000"/>
+          <w:lang w:val="en-US"/>
+        </w:rPr>
+        <w:t xml:space="preserve"> – Bandwidth in the spectrum. In the options menu, change the value.</w:t>
+      </w:r>
+    </w:p>
+    <w:p>
+      <w:pPr>
+        <w:pStyle w:val="Standard"/>
+        <w:autoSpaceDE w:val="0"/>
+        <w:jc w:val="both"/>
+        <w:rPr>
+          <w:rFonts w:ascii="Arial" w:hAnsi="Arial" w:cs="Arial"/>
+          <w:lang w:val="en-US"/>
+        </w:rPr>
+      </w:pPr>
+      <w:r>
+        <w:rPr>
+          <w:rFonts w:ascii="Arial" w:eastAsia="Times New Roman" w:hAnsi="Arial" w:cs="Arial"/>
+          <w:b/>
+          <w:bCs/>
+          <w:color w:val="000000"/>
+          <w:lang w:val="en-US"/>
+        </w:rPr>
+        <w:t>4</w:t>
+      </w:r>
+      <w:r>
+        <w:rPr>
+          <w:rFonts w:ascii="Arial" w:eastAsia="Times New Roman" w:hAnsi="Arial" w:cs="Arial"/>
+          <w:color w:val="000000"/>
+          <w:lang w:val="en-US"/>
+        </w:rPr>
+        <w:t xml:space="preserve"> – List of scanned lists or bands.</w:t>
+      </w:r>
+    </w:p>
+    <w:p>
+      <w:pPr>
+        <w:pStyle w:val="Standard"/>
+        <w:autoSpaceDE w:val="0"/>
+        <w:jc w:val="both"/>
+        <w:rPr>
+          <w:rFonts w:ascii="Arial" w:hAnsi="Arial" w:cs="Arial"/>
+          <w:lang w:val="en-US"/>
+        </w:rPr>
+      </w:pPr>
+      <w:r>
+        <w:rPr>
+          <w:rFonts w:ascii="Arial" w:eastAsia="Times New Roman" w:hAnsi="Arial" w:cs="Arial"/>
+          <w:b/>
+          <w:bCs/>
+          <w:color w:val="000000"/>
+          <w:lang w:val="en-US"/>
+        </w:rPr>
+        <w:t>5</w:t>
+      </w:r>
+      <w:r>
+        <w:rPr>
+          <w:rFonts w:ascii="Arial" w:eastAsia="Times New Roman" w:hAnsi="Arial" w:cs="Arial"/>
+          <w:color w:val="000000"/>
+          <w:lang w:val="en-US"/>
+        </w:rPr>
+        <w:t xml:space="preserve"> – Options menu. Navigation through the menu </w:t>
+      </w:r>
+      <w:r>
+        <w:rPr>
+          <w:rFonts w:ascii="Arial" w:eastAsia="Times New Roman" w:hAnsi="Arial" w:cs="Arial"/>
+          <w:b/>
+          <w:bCs/>
+          <w:color w:val="000000"/>
+          <w:lang w:val="en-US"/>
+        </w:rPr>
+        <w:t>&lt;</w:t>
+      </w:r>
+      <w:r>
+        <w:rPr>
+          <w:rFonts w:ascii="Arial" w:eastAsia="Times New Roman" w:hAnsi="Arial" w:cs="Arial"/>
+          <w:color w:val="000000"/>
+          <w:lang w:val="en-US"/>
+        </w:rPr>
+        <w:t xml:space="preserve"> and </w:t>
+      </w:r>
+      <w:r>
+        <w:rPr>
+          <w:rFonts w:ascii="Arial" w:eastAsia="Times New Roman" w:hAnsi="Arial" w:cs="Arial"/>
+          <w:b/>
+          <w:bCs/>
+          <w:color w:val="000000"/>
+          <w:lang w:val="en-US"/>
+        </w:rPr>
+        <w:t>&gt;</w:t>
+      </w:r>
+      <w:r>
+        <w:rPr>
+          <w:rFonts w:ascii="Arial" w:eastAsia="Times New Roman" w:hAnsi="Arial" w:cs="Arial"/>
+          <w:color w:val="000000"/>
+          <w:lang w:val="en-US"/>
+        </w:rPr>
+        <w:t xml:space="preserve">. Change the values </w:t>
+      </w:r>
+      <w:r>
+        <w:rPr>
+          <w:rFonts w:ascii="Arial" w:eastAsia="Times New Roman" w:hAnsi="Arial" w:cs="Arial"/>
+          <w:color w:val="000000"/>
+          <w:lang w:val="en-US"/>
+        </w:rPr>
+        <w:t>with</w:t>
+      </w:r>
+      <w:r>
+        <w:rPr>
+          <w:rFonts w:ascii="Arial" w:eastAsia="Times New Roman" w:hAnsi="Arial" w:cs="Arial"/>
+          <w:color w:val="000000"/>
+          <w:lang w:val="en-US"/>
+        </w:rPr>
+        <w:t xml:space="preserve"> buttons </w:t>
+      </w:r>
+      <w:r>
+        <w:rPr>
+          <w:rFonts w:ascii="Arial" w:eastAsia="Times New Roman" w:hAnsi="Arial" w:cs="Arial"/>
+          <w:b/>
+          <w:bCs/>
+          <w:color w:val="000000"/>
+          <w:lang w:val="en-US"/>
+        </w:rPr>
+        <w:t>1</w:t>
+      </w:r>
+      <w:r>
+        <w:rPr>
+          <w:rFonts w:ascii="Arial" w:eastAsia="Times New Roman" w:hAnsi="Arial" w:cs="Arial"/>
+          <w:color w:val="000000"/>
+          <w:lang w:val="en-US"/>
+        </w:rPr>
+        <w:t xml:space="preserve"> and </w:t>
+      </w:r>
+      <w:r>
+        <w:rPr>
+          <w:rFonts w:ascii="Arial" w:eastAsia="Times New Roman" w:hAnsi="Arial" w:cs="Arial"/>
+          <w:b/>
+          <w:bCs/>
+          <w:color w:val="000000"/>
+          <w:lang w:val="en-US"/>
+        </w:rPr>
+        <w:t>3</w:t>
+      </w:r>
+      <w:r>
+        <w:rPr>
+          <w:rFonts w:ascii="Arial" w:eastAsia="Times New Roman" w:hAnsi="Arial" w:cs="Arial"/>
+          <w:color w:val="000000"/>
+          <w:lang w:val="en-US"/>
+        </w:rPr>
+        <w:t>.</w:t>
+      </w:r>
+    </w:p>
+    <w:p>
+      <w:pPr>
+        <w:pStyle w:val="Standard"/>
+        <w:autoSpaceDE w:val="0"/>
+        <w:rPr>
+          <w:rFonts w:ascii="Arial" w:hAnsi="Arial" w:cs="Arial"/>
+          <w:lang w:val="en-US"/>
+        </w:rPr>
+      </w:pPr>
+      <w:r>
+        <w:rPr>
+          <w:rFonts w:ascii="Arial" w:eastAsia="Times New Roman" w:hAnsi="Arial" w:cs="Arial"/>
+          <w:b/>
+          <w:bCs/>
+          <w:color w:val="000000"/>
+          <w:lang w:val="en-US"/>
+        </w:rPr>
+        <w:t>6</w:t>
+      </w:r>
+      <w:r>
+        <w:rPr>
+          <w:rFonts w:ascii="Arial" w:eastAsia="Times New Roman" w:hAnsi="Arial" w:cs="Arial"/>
+          <w:color w:val="000000"/>
+          <w:lang w:val="en-US"/>
+        </w:rPr>
+        <w:t xml:space="preserve"> – Changing the modes of the spectrum analyzer </w:t>
+      </w:r>
+      <w:proofErr w:type="spellStart"/>
+      <w:r>
+        <w:rPr>
+          <w:rFonts w:ascii="Arial" w:eastAsia="Times New Roman" w:hAnsi="Arial" w:cs="Arial"/>
+          <w:color w:val="000000"/>
+          <w:lang w:val="en-US"/>
+        </w:rPr>
+        <w:t>Scanlists</w:t>
+      </w:r>
+      <w:proofErr w:type="spellEnd"/>
+      <w:r>
+        <w:rPr>
+          <w:rFonts w:ascii="Arial" w:eastAsia="Times New Roman" w:hAnsi="Arial" w:cs="Arial"/>
+          <w:color w:val="000000"/>
+          <w:lang w:val="en-US"/>
+        </w:rPr>
+        <w:t xml:space="preserve"> / </w:t>
+      </w:r>
+      <w:r>
+        <w:rPr>
+          <w:rFonts w:ascii="Arial" w:eastAsia="Times New Roman" w:hAnsi="Arial" w:cs="Arial"/>
+          <w:color w:val="000000"/>
+          <w:lang w:val="en-US"/>
+        </w:rPr>
+        <w:t>Bands.</w:t>
+      </w:r>
+    </w:p>
+    <w:p>
+      <w:pPr>
+        <w:pStyle w:val="Standard"/>
+        <w:autoSpaceDE w:val="0"/>
+        <w:jc w:val="both"/>
+        <w:rPr>
+          <w:rFonts w:ascii="Arial" w:eastAsia="Times New Roman" w:hAnsi="Arial" w:cs="Arial"/>
+          <w:color w:val="000000"/>
+          <w:lang w:val="en-US"/>
+        </w:rPr>
+      </w:pPr>
+      <w:r>
+        <w:rPr>
+          <w:rFonts w:ascii="Arial" w:eastAsia="Times New Roman" w:hAnsi="Arial" w:cs="Arial"/>
+          <w:b/>
+          <w:bCs/>
+          <w:color w:val="000000"/>
+          <w:lang w:val="en-US"/>
+        </w:rPr>
+        <w:t>7</w:t>
+      </w:r>
+      <w:r>
+        <w:rPr>
+          <w:rFonts w:ascii="Arial" w:eastAsia="Times New Roman" w:hAnsi="Arial" w:cs="Arial"/>
+          <w:color w:val="000000"/>
+          <w:lang w:val="en-US"/>
+        </w:rPr>
+        <w:t xml:space="preserve"> - Save Settings. Save after configuring and selecting the lists and the options will be applied once enabled.</w:t>
+      </w:r>
+      <w:r>
+        <w:rPr>
+          <w:rFonts w:ascii="Arial" w:eastAsia="Times New Roman" w:hAnsi="Arial" w:cs="Arial"/>
+          <w:color w:val="000000"/>
+          <w:lang w:val="en-US"/>
+        </w:rPr>
+        <w:t xml:space="preserve"> </w:t>
+      </w:r>
+    </w:p>
+    <w:p>
+      <w:pPr>
+        <w:pStyle w:val="Standard"/>
+        <w:autoSpaceDE w:val="0"/>
+        <w:jc w:val="both"/>
+        <w:rPr>
+          <w:rFonts w:ascii="Arial" w:eastAsia="Times New Roman" w:hAnsi="Arial" w:cs="Arial"/>
+          <w:color w:val="000000"/>
+          <w:lang w:val="en-US"/>
+        </w:rPr>
+      </w:pPr>
+      <w:r>
+        <w:rPr>
+          <w:rFonts w:ascii="Arial" w:eastAsia="Times New Roman" w:hAnsi="Arial" w:cs="Arial"/>
+          <w:b/>
+          <w:bCs/>
+          <w:color w:val="000000"/>
+          <w:lang w:val="en-US"/>
+        </w:rPr>
+        <w:t xml:space="preserve">8 </w:t>
+      </w:r>
+      <w:r>
+        <w:rPr>
+          <w:rFonts w:ascii="Arial" w:eastAsia="Times New Roman" w:hAnsi="Arial" w:cs="Arial"/>
+          <w:color w:val="000000"/>
+          <w:lang w:val="en-US"/>
+        </w:rPr>
+        <w:t>–</w:t>
+      </w:r>
+      <w:r>
+        <w:rPr>
+          <w:rFonts w:ascii="Arial" w:eastAsia="Times New Roman" w:hAnsi="Arial" w:cs="Arial"/>
+          <w:color w:val="000000"/>
+          <w:lang w:val="en-US"/>
+        </w:rPr>
+        <w:t xml:space="preserve"> C</w:t>
+      </w:r>
+      <w:r>
+        <w:rPr>
+          <w:rFonts w:ascii="Arial" w:eastAsia="Times New Roman" w:hAnsi="Arial" w:cs="Arial"/>
+          <w:color w:val="000000"/>
+          <w:lang w:val="en-US"/>
+        </w:rPr>
+        <w:t>hange the display screen</w:t>
+      </w:r>
+      <w:r>
+        <w:rPr>
+          <w:rFonts w:ascii="Arial" w:eastAsia="Times New Roman" w:hAnsi="Arial" w:cs="Arial"/>
+          <w:color w:val="000000"/>
+          <w:lang w:val="en-US"/>
+        </w:rPr>
+        <w:t xml:space="preserve"> between Classic spectrum, Smooth spectrum and SCAN</w:t>
+      </w:r>
+      <w:r>
+        <w:rPr>
+          <w:rFonts w:ascii="Arial" w:eastAsia="Times New Roman" w:hAnsi="Arial" w:cs="Arial"/>
+          <w:color w:val="000000"/>
+          <w:lang w:val="en-US"/>
+        </w:rPr>
+        <w:t>.</w:t>
+      </w:r>
+    </w:p>
+    <w:p>
+      <w:pPr>
+        <w:pStyle w:val="Standard"/>
+        <w:tabs>
+          <w:tab w:val="left" w:pos="5954"/>
+        </w:tabs>
+        <w:ind w:left="2127"/>
+        <w:rPr>
+          <w:rFonts w:ascii="Arial" w:eastAsia="Times New Roman" w:hAnsi="Arial" w:cs="Arial"/>
+          <w:b/>
+          <w:bCs/>
+          <w:color w:val="45B0E1" w:themeColor="accent1" w:themeTint="99"/>
+          <w:sz w:val="28"/>
+          <w:szCs w:val="28"/>
+          <w:lang w:val="en-US"/>
+        </w:rPr>
+      </w:pPr>
+      <w:r>
+        <w:rPr>
+          <w:rFonts w:ascii="Arial" w:hAnsi="Arial" w:cs="Arial"/>
+          <w:b/>
+          <w:bCs/>
+          <w:color w:val="45B0E1" w:themeColor="accent1" w:themeTint="99"/>
+          <w:sz w:val="28"/>
+          <w:szCs w:val="28"/>
+          <w:lang w:val="en-US"/>
+        </w:rPr>
+        <w:t>Smooth Spectrum</w:t>
+      </w:r>
+      <w:r>
+        <w:rPr>
+          <w:rFonts w:ascii="Arial" w:hAnsi="Arial" w:cs="Arial"/>
+          <w:b/>
+          <w:bCs/>
+          <w:color w:val="45B0E1" w:themeColor="accent1" w:themeTint="99"/>
+          <w:sz w:val="28"/>
+          <w:szCs w:val="28"/>
+          <w:lang w:val="en-US"/>
+        </w:rPr>
+        <w:tab/>
+        <w:t>Classic Spectrum</w:t>
       </w:r>
     </w:p>
     <w:p>
@@ -2160,401 +2666,7 @@
         <w:pStyle w:val="Standard"/>
         <w:autoSpaceDE w:val="0"/>
         <w:spacing w:after="160" w:line="259" w:lineRule="atLeast"/>
-        <w:jc w:val="both"/>
-        <w:rPr>
-          <w:rFonts w:ascii="Arial" w:hAnsi="Arial" w:cs="Arial"/>
-          <w:lang w:val="en-US"/>
-        </w:rPr>
-      </w:pPr>
-      <w:r>
-        <w:rPr>
-          <w:rFonts w:ascii="Arial" w:eastAsia="Times New Roman" w:hAnsi="Arial" w:cs="Arial"/>
-          <w:b/>
-          <w:bCs/>
-          <w:color w:val="000000"/>
-          <w:lang w:val="en-US"/>
-        </w:rPr>
-        <w:t>3</w:t>
-      </w:r>
-      <w:r>
-        <w:rPr>
-          <w:rFonts w:ascii="Arial" w:eastAsia="Times New Roman" w:hAnsi="Arial" w:cs="Arial"/>
-          <w:color w:val="000000"/>
-          <w:lang w:val="en-US"/>
-        </w:rPr>
-        <w:t xml:space="preserve"> – Bandwidth in the spectrum. In the options menu, change the value.</w:t>
-      </w:r>
-    </w:p>
-    <w:p>
-      <w:pPr>
-        <w:pStyle w:val="Standard"/>
-        <w:autoSpaceDE w:val="0"/>
-        <w:spacing w:after="160" w:line="259" w:lineRule="atLeast"/>
-        <w:jc w:val="both"/>
-        <w:rPr>
-          <w:rFonts w:ascii="Arial" w:hAnsi="Arial" w:cs="Arial"/>
-          <w:lang w:val="en-US"/>
-        </w:rPr>
-      </w:pPr>
-      <w:r>
-        <w:rPr>
-          <w:rFonts w:ascii="Arial" w:eastAsia="Times New Roman" w:hAnsi="Arial" w:cs="Arial"/>
-          <w:b/>
-          <w:bCs/>
-          <w:color w:val="000000"/>
-          <w:lang w:val="en-US"/>
-        </w:rPr>
-        <w:t>4</w:t>
-      </w:r>
-      <w:r>
-        <w:rPr>
-          <w:rFonts w:ascii="Arial" w:eastAsia="Times New Roman" w:hAnsi="Arial" w:cs="Arial"/>
-          <w:color w:val="000000"/>
-          <w:lang w:val="en-US"/>
-        </w:rPr>
-        <w:t xml:space="preserve"> – List of scanned lists or bands.</w:t>
-      </w:r>
-    </w:p>
-    <w:p>
-      <w:pPr>
-        <w:pStyle w:val="Standard"/>
-        <w:autoSpaceDE w:val="0"/>
-        <w:spacing w:after="160" w:line="259" w:lineRule="atLeast"/>
-        <w:jc w:val="both"/>
-        <w:rPr>
-          <w:rFonts w:ascii="Arial" w:hAnsi="Arial" w:cs="Arial"/>
-          <w:lang w:val="en-US"/>
-        </w:rPr>
-      </w:pPr>
-      <w:r>
-        <w:rPr>
-          <w:rFonts w:ascii="Arial" w:eastAsia="Times New Roman" w:hAnsi="Arial" w:cs="Arial"/>
-          <w:b/>
-          <w:bCs/>
-          <w:color w:val="000000"/>
-          <w:lang w:val="en-US"/>
-        </w:rPr>
-        <w:t>5</w:t>
-      </w:r>
-      <w:r>
-        <w:rPr>
-          <w:rFonts w:ascii="Arial" w:eastAsia="Times New Roman" w:hAnsi="Arial" w:cs="Arial"/>
-          <w:color w:val="000000"/>
-          <w:lang w:val="en-US"/>
-        </w:rPr>
-        <w:t xml:space="preserve"> – Options menu. Navigation through the menu </w:t>
-      </w:r>
-      <w:r>
-        <w:rPr>
-          <w:rFonts w:ascii="Arial" w:eastAsia="Times New Roman" w:hAnsi="Arial" w:cs="Arial"/>
-          <w:b/>
-          <w:bCs/>
-          <w:color w:val="000000"/>
-          <w:lang w:val="en-US"/>
-        </w:rPr>
-        <w:t>&lt;</w:t>
-      </w:r>
-      <w:r>
-        <w:rPr>
-          <w:rFonts w:ascii="Arial" w:eastAsia="Times New Roman" w:hAnsi="Arial" w:cs="Arial"/>
-          <w:color w:val="000000"/>
-          <w:lang w:val="en-US"/>
-        </w:rPr>
-        <w:t xml:space="preserve"> and </w:t>
-      </w:r>
-      <w:r>
-        <w:rPr>
-          <w:rFonts w:ascii="Arial" w:eastAsia="Times New Roman" w:hAnsi="Arial" w:cs="Arial"/>
-          <w:b/>
-          <w:bCs/>
-          <w:color w:val="000000"/>
-          <w:lang w:val="en-US"/>
-        </w:rPr>
-        <w:t>&gt;</w:t>
-      </w:r>
-      <w:r>
-        <w:rPr>
-          <w:rFonts w:ascii="Arial" w:eastAsia="Times New Roman" w:hAnsi="Arial" w:cs="Arial"/>
-          <w:color w:val="000000"/>
-          <w:lang w:val="en-US"/>
-        </w:rPr>
-        <w:t xml:space="preserve">. Change the values </w:t>
-      </w:r>
-      <w:r>
-        <w:rPr>
-          <w:rFonts w:ascii="Arial" w:eastAsia="Times New Roman" w:hAnsi="Arial" w:cs="Arial"/>
-          <w:color w:val="000000"/>
-          <w:lang w:val="en-US"/>
-        </w:rPr>
-        <w:t>with</w:t>
-      </w:r>
-      <w:r>
-        <w:rPr>
-          <w:rFonts w:ascii="Arial" w:eastAsia="Times New Roman" w:hAnsi="Arial" w:cs="Arial"/>
-          <w:color w:val="000000"/>
-          <w:lang w:val="en-US"/>
-        </w:rPr>
-        <w:t xml:space="preserve"> buttons </w:t>
-      </w:r>
-      <w:r>
-        <w:rPr>
-          <w:rFonts w:ascii="Arial" w:eastAsia="Times New Roman" w:hAnsi="Arial" w:cs="Arial"/>
-          <w:b/>
-          <w:bCs/>
-          <w:color w:val="000000"/>
-          <w:lang w:val="en-US"/>
-        </w:rPr>
-        <w:t>1</w:t>
-      </w:r>
-      <w:r>
-        <w:rPr>
-          <w:rFonts w:ascii="Arial" w:eastAsia="Times New Roman" w:hAnsi="Arial" w:cs="Arial"/>
-          <w:color w:val="000000"/>
-          <w:lang w:val="en-US"/>
-        </w:rPr>
-        <w:t xml:space="preserve"> and </w:t>
-      </w:r>
-      <w:r>
-        <w:rPr>
-          <w:rFonts w:ascii="Arial" w:eastAsia="Times New Roman" w:hAnsi="Arial" w:cs="Arial"/>
-          <w:b/>
-          <w:bCs/>
-          <w:color w:val="000000"/>
-          <w:lang w:val="en-US"/>
-        </w:rPr>
-        <w:t>3</w:t>
-      </w:r>
-      <w:r>
-        <w:rPr>
-          <w:rFonts w:ascii="Arial" w:eastAsia="Times New Roman" w:hAnsi="Arial" w:cs="Arial"/>
-          <w:color w:val="000000"/>
-          <w:lang w:val="en-US"/>
-        </w:rPr>
-        <w:t>.</w:t>
-      </w:r>
-    </w:p>
-    <w:p>
-      <w:pPr>
-        <w:pStyle w:val="Standard"/>
-        <w:autoSpaceDE w:val="0"/>
-        <w:spacing w:after="160" w:line="259" w:lineRule="atLeast"/>
-        <w:rPr>
-          <w:rFonts w:ascii="Arial" w:hAnsi="Arial" w:cs="Arial"/>
-          <w:lang w:val="en-US"/>
-        </w:rPr>
-      </w:pPr>
-      <w:r>
-        <w:rPr>
-          <w:rFonts w:ascii="Arial" w:eastAsia="Times New Roman" w:hAnsi="Arial" w:cs="Arial"/>
-          <w:b/>
-          <w:bCs/>
-          <w:color w:val="000000"/>
-          <w:lang w:val="en-US"/>
-        </w:rPr>
-        <w:t>6</w:t>
-      </w:r>
-      <w:r>
-        <w:rPr>
-          <w:rFonts w:ascii="Arial" w:eastAsia="Times New Roman" w:hAnsi="Arial" w:cs="Arial"/>
-          <w:color w:val="000000"/>
-          <w:lang w:val="en-US"/>
-        </w:rPr>
-        <w:t xml:space="preserve"> – Changing the modes of the spectrum analyzer Scanlists</w:t>
-      </w:r>
-      <w:r>
-        <w:rPr>
-          <w:rFonts w:ascii="Arial" w:eastAsia="Times New Roman" w:hAnsi="Arial" w:cs="Arial"/>
-          <w:color w:val="000000"/>
-          <w:lang w:val="en-US"/>
-        </w:rPr>
-        <w:t xml:space="preserve"> / </w:t>
-      </w:r>
-      <w:r>
-        <w:rPr>
-          <w:rFonts w:ascii="Arial" w:eastAsia="Times New Roman" w:hAnsi="Arial" w:cs="Arial"/>
-          <w:color w:val="000000"/>
-          <w:lang w:val="en-US"/>
-        </w:rPr>
-        <w:t>Bands.</w:t>
-      </w:r>
-    </w:p>
-    <w:p>
-      <w:pPr>
-        <w:pStyle w:val="Standard"/>
-        <w:autoSpaceDE w:val="0"/>
-        <w:spacing w:after="160" w:line="259" w:lineRule="atLeast"/>
-        <w:jc w:val="both"/>
-        <w:rPr>
-          <w:rFonts w:ascii="Arial" w:eastAsia="Times New Roman" w:hAnsi="Arial" w:cs="Arial"/>
-          <w:color w:val="000000"/>
-          <w:lang w:val="en-US"/>
-        </w:rPr>
-      </w:pPr>
-      <w:r>
-        <w:rPr>
-          <w:rFonts w:ascii="Arial" w:eastAsia="Times New Roman" w:hAnsi="Arial" w:cs="Arial"/>
-          <w:b/>
-          <w:bCs/>
-          <w:color w:val="000000"/>
-          <w:lang w:val="en-US"/>
-        </w:rPr>
-        <w:t>7</w:t>
-      </w:r>
-      <w:r>
-        <w:rPr>
-          <w:rFonts w:ascii="Arial" w:eastAsia="Times New Roman" w:hAnsi="Arial" w:cs="Arial"/>
-          <w:color w:val="000000"/>
-          <w:lang w:val="en-US"/>
-        </w:rPr>
-        <w:t xml:space="preserve"> - Save Settings. Save after configuring and selecting the lists and the options will be applied once enabled.</w:t>
-      </w:r>
-      <w:r>
-        <w:rPr>
-          <w:rFonts w:ascii="Arial" w:eastAsia="Times New Roman" w:hAnsi="Arial" w:cs="Arial"/>
-          <w:color w:val="000000"/>
-          <w:lang w:val="en-US"/>
-        </w:rPr>
-        <w:t xml:space="preserve"> </w:t>
-      </w:r>
-    </w:p>
-    <w:p>
-      <w:pPr>
-        <w:pStyle w:val="Standard"/>
-        <w:autoSpaceDE w:val="0"/>
-        <w:spacing w:after="160" w:line="259" w:lineRule="atLeast"/>
-        <w:jc w:val="both"/>
-        <w:rPr>
-          <w:rFonts w:ascii="Arial" w:eastAsia="Times New Roman" w:hAnsi="Arial" w:cs="Arial"/>
-          <w:color w:val="000000"/>
-          <w:lang w:val="en-US"/>
-        </w:rPr>
-      </w:pPr>
-      <w:r>
-        <w:rPr>
-          <w:rFonts w:ascii="Arial" w:eastAsia="Times New Roman" w:hAnsi="Arial" w:cs="Arial"/>
-          <w:b/>
-          <w:bCs/>
-          <w:color w:val="000000"/>
-          <w:lang w:val="en-US"/>
-        </w:rPr>
-        <w:t xml:space="preserve">8 </w:t>
-      </w:r>
-      <w:r>
-        <w:rPr>
-          <w:rFonts w:ascii="Arial" w:eastAsia="Times New Roman" w:hAnsi="Arial" w:cs="Arial"/>
-          <w:color w:val="000000"/>
-          <w:lang w:val="en-US"/>
-        </w:rPr>
-        <w:t>–</w:t>
-      </w:r>
-      <w:r>
-        <w:rPr>
-          <w:rFonts w:ascii="Arial" w:eastAsia="Times New Roman" w:hAnsi="Arial" w:cs="Arial"/>
-          <w:color w:val="000000"/>
-          <w:lang w:val="en-US"/>
-        </w:rPr>
-        <w:t xml:space="preserve"> C</w:t>
-      </w:r>
-      <w:r>
-        <w:rPr>
-          <w:rFonts w:ascii="Arial" w:eastAsia="Times New Roman" w:hAnsi="Arial" w:cs="Arial"/>
-          <w:color w:val="000000"/>
-          <w:lang w:val="en-US"/>
-        </w:rPr>
-        <w:t>hange the display screen</w:t>
-      </w:r>
-      <w:r>
-        <w:rPr>
-          <w:rFonts w:ascii="Arial" w:eastAsia="Times New Roman" w:hAnsi="Arial" w:cs="Arial"/>
-          <w:color w:val="000000"/>
-          <w:lang w:val="en-US"/>
-        </w:rPr>
-        <w:t xml:space="preserve"> between Classic spectrum, Smooth spectrum and SCAN</w:t>
-      </w:r>
-      <w:r>
-        <w:rPr>
-          <w:rFonts w:ascii="Arial" w:eastAsia="Times New Roman" w:hAnsi="Arial" w:cs="Arial"/>
-          <w:color w:val="000000"/>
-          <w:lang w:val="en-US"/>
-        </w:rPr>
-        <w:t>.</w:t>
-      </w:r>
-    </w:p>
-    <w:p>
-      <w:pPr>
-        <w:suppressAutoHyphens w:val="0"/>
-        <w:rPr>
-          <w:rFonts w:ascii="Arial" w:hAnsi="Arial" w:cs="Arial"/>
-          <w:b/>
-          <w:bCs/>
-          <w:color w:val="45B0E1" w:themeColor="accent1" w:themeTint="99"/>
-          <w:sz w:val="44"/>
-          <w:szCs w:val="34"/>
-          <w:lang w:val="en-US"/>
-        </w:rPr>
-      </w:pPr>
-      <w:r>
-        <w:rPr>
-          <w:rFonts w:ascii="Arial" w:hAnsi="Arial" w:cs="Arial"/>
-          <w:b/>
-          <w:bCs/>
-          <w:color w:val="45B0E1" w:themeColor="accent1" w:themeTint="99"/>
-          <w:sz w:val="44"/>
-          <w:szCs w:val="34"/>
-          <w:lang w:val="en-US"/>
-        </w:rPr>
-        <w:br w:type="page"/>
-      </w:r>
-    </w:p>
-    <w:p>
-      <w:pPr>
-        <w:pStyle w:val="Standard"/>
-        <w:tabs>
-          <w:tab w:val="left" w:pos="6096"/>
-        </w:tabs>
-        <w:rPr>
-          <w:rFonts w:ascii="Arial" w:eastAsia="Times New Roman" w:hAnsi="Arial" w:cs="Arial"/>
-          <w:b/>
-          <w:bCs/>
-          <w:color w:val="45B0E1" w:themeColor="accent1" w:themeTint="99"/>
-          <w:sz w:val="44"/>
-          <w:szCs w:val="44"/>
-          <w:lang w:val="en-US"/>
-        </w:rPr>
-      </w:pPr>
-      <w:r>
-        <w:rPr>
-          <w:rFonts w:ascii="Arial" w:hAnsi="Arial" w:cs="Arial"/>
-          <w:b/>
-          <w:bCs/>
-          <w:color w:val="45B0E1" w:themeColor="accent1" w:themeTint="99"/>
-          <w:sz w:val="44"/>
-          <w:szCs w:val="34"/>
-          <w:lang w:val="en-US"/>
-        </w:rPr>
-        <w:lastRenderedPageBreak/>
-        <w:t>Smooth Spectrum</w:t>
-      </w:r>
-      <w:r>
-        <w:rPr>
-          <w:rFonts w:ascii="Arial" w:hAnsi="Arial" w:cs="Arial"/>
-          <w:b/>
-          <w:bCs/>
-          <w:color w:val="45B0E1" w:themeColor="accent1" w:themeTint="99"/>
-          <w:sz w:val="44"/>
-          <w:szCs w:val="34"/>
-          <w:lang w:val="en-US"/>
-        </w:rPr>
-        <w:tab/>
-        <w:t>Classic Spectrum</w:t>
-      </w:r>
-    </w:p>
-    <w:p>
-      <w:pPr>
-        <w:pStyle w:val="Standard"/>
-        <w:autoSpaceDE w:val="0"/>
-        <w:spacing w:after="160" w:line="259" w:lineRule="atLeast"/>
-        <w:jc w:val="both"/>
+        <w:jc w:val="center"/>
         <w:rPr>
           <w:rFonts w:ascii="Arial" w:eastAsia="Times New Roman" w:hAnsi="Arial" w:cs="Arial"/>
           <w:color w:val="000000"/>
@@ -2567,9 +2679,9 @@
           <w:noProof/>
         </w:rPr>
         <w:drawing>
-          <wp:inline distT="0" distB="0" distL="0" distR="0" wp14:anchorId="1F84DE08" wp14:editId="45D014EC">
-            <wp:extent cx="7254240" cy="2294890"/>
-            <wp:effectExtent l="0" t="0" r="3810" b="0"/>
+          <wp:inline distT="0" distB="0" distL="0" distR="0" wp14:anchorId="1F84DE08" wp14:editId="6334ABC6">
+            <wp:extent cx="4550400" cy="1440000"/>
+            <wp:effectExtent l="0" t="0" r="3175" b="8255"/>
             <wp:docPr id="606369958" name="Image 1"/>
             <wp:cNvGraphicFramePr>
               <a:graphicFrameLocks xmlns:a="http://schemas.openxmlformats.org/drawingml/2006/main" noChangeAspect="1"/>
@@ -2590,7 +2702,7 @@
                   <pic:spPr>
                     <a:xfrm>
                       <a:off x="0" y="0"/>
-                      <a:ext cx="7254240" cy="2294890"/>
+                      <a:ext cx="4550400" cy="1440000"/>
                     </a:xfrm>
                     <a:prstGeom prst="rect">
                       <a:avLst/>
@@ -2607,7 +2719,7 @@
       <w:pPr>
         <w:pStyle w:val="Standard"/>
         <w:autoSpaceDE w:val="0"/>
-        <w:spacing w:after="160" w:line="259" w:lineRule="atLeast"/>
+        <w:spacing w:line="259" w:lineRule="atLeast"/>
         <w:jc w:val="both"/>
         <w:rPr>
           <w:rFonts w:ascii="Arial" w:hAnsi="Arial" w:cs="Arial"/>
@@ -2637,7 +2749,7 @@
       <w:pPr>
         <w:pStyle w:val="Standard"/>
         <w:autoSpaceDE w:val="0"/>
-        <w:spacing w:after="160" w:line="259" w:lineRule="atLeast"/>
+        <w:spacing w:line="259" w:lineRule="atLeast"/>
         <w:jc w:val="both"/>
         <w:rPr>
           <w:rFonts w:ascii="Arial" w:eastAsia="Times New Roman" w:hAnsi="Arial" w:cs="Arial"/>
@@ -2676,7 +2788,7 @@
       <w:pPr>
         <w:pStyle w:val="Standard"/>
         <w:autoSpaceDE w:val="0"/>
-        <w:spacing w:after="160" w:line="259" w:lineRule="atLeast"/>
+        <w:spacing w:line="259" w:lineRule="atLeast"/>
         <w:jc w:val="both"/>
         <w:rPr>
           <w:rFonts w:ascii="Arial" w:eastAsia="Times New Roman" w:hAnsi="Arial" w:cs="Arial"/>
@@ -2710,16 +2822,9 @@
           <w:color w:val="000000"/>
           <w:lang w:val="en-US"/>
         </w:rPr>
-        <w:t xml:space="preserve"> #  </w:t>
-      </w:r>
-      <w:r>
-        <w:rPr>
-          <w:rFonts w:ascii="Arial" w:eastAsia="Times New Roman" w:hAnsi="Arial" w:cs="Arial"/>
-          <w:color w:val="000000"/>
-          <w:lang w:val="en-US"/>
-        </w:rPr>
-        <w:t xml:space="preserve">DYNSQL </w:t>
-      </w:r>
+        <w:t xml:space="preserve"> </w:t>
+      </w:r>
+      <w:proofErr w:type="gramStart"/>
       <w:r>
         <w:rPr>
           <w:rFonts w:ascii="Arial" w:eastAsia="Times New Roman" w:hAnsi="Arial" w:cs="Arial"/>
@@ -2728,22 +2833,87 @@
           <w:color w:val="000000"/>
           <w:lang w:val="en-US"/>
         </w:rPr>
-        <w:t xml:space="preserve">Level setting </w:t>
-      </w:r>
-      <w:r>
-        <w:rPr>
-          <w:rFonts w:ascii="Arial" w:eastAsia="Times New Roman" w:hAnsi="Arial" w:cs="Arial"/>
-          <w:color w:val="000000"/>
-          <w:lang w:val="en-US"/>
-        </w:rPr>
-        <w:t xml:space="preserve"> - RSSI spike threshold  for instant peak capture. For weak and fuzzy signals, increase or disable. </w:t>
+        <w:t xml:space="preserve">#  </w:t>
+      </w:r>
+      <w:r>
+        <w:rPr>
+          <w:rFonts w:ascii="Arial" w:eastAsia="Times New Roman" w:hAnsi="Arial" w:cs="Arial"/>
+          <w:color w:val="000000"/>
+          <w:lang w:val="en-US"/>
+        </w:rPr>
+        <w:t>DYNSQL</w:t>
+      </w:r>
+      <w:proofErr w:type="gramEnd"/>
+      <w:r>
+        <w:rPr>
+          <w:rFonts w:ascii="Arial" w:eastAsia="Times New Roman" w:hAnsi="Arial" w:cs="Arial"/>
+          <w:color w:val="000000"/>
+          <w:lang w:val="en-US"/>
+        </w:rPr>
+        <w:t xml:space="preserve"> </w:t>
+      </w:r>
+      <w:r>
+        <w:rPr>
+          <w:rFonts w:ascii="Arial" w:eastAsia="Times New Roman" w:hAnsi="Arial" w:cs="Arial"/>
+          <w:b/>
+          <w:bCs/>
+          <w:color w:val="000000"/>
+          <w:lang w:val="en-US"/>
+        </w:rPr>
+        <w:t xml:space="preserve">Level </w:t>
+      </w:r>
+      <w:proofErr w:type="gramStart"/>
+      <w:r>
+        <w:rPr>
+          <w:rFonts w:ascii="Arial" w:eastAsia="Times New Roman" w:hAnsi="Arial" w:cs="Arial"/>
+          <w:b/>
+          <w:bCs/>
+          <w:color w:val="000000"/>
+          <w:lang w:val="en-US"/>
+        </w:rPr>
+        <w:t xml:space="preserve">setting </w:t>
+      </w:r>
+      <w:r>
+        <w:rPr>
+          <w:rFonts w:ascii="Arial" w:eastAsia="Times New Roman" w:hAnsi="Arial" w:cs="Arial"/>
+          <w:color w:val="000000"/>
+          <w:lang w:val="en-US"/>
+        </w:rPr>
+        <w:t xml:space="preserve"> -</w:t>
+      </w:r>
+      <w:proofErr w:type="gramEnd"/>
+      <w:r>
+        <w:rPr>
+          <w:rFonts w:ascii="Arial" w:eastAsia="Times New Roman" w:hAnsi="Arial" w:cs="Arial"/>
+          <w:color w:val="000000"/>
+          <w:lang w:val="en-US"/>
+        </w:rPr>
+        <w:t xml:space="preserve"> RSSI spike </w:t>
+      </w:r>
+      <w:proofErr w:type="gramStart"/>
+      <w:r>
+        <w:rPr>
+          <w:rFonts w:ascii="Arial" w:eastAsia="Times New Roman" w:hAnsi="Arial" w:cs="Arial"/>
+          <w:color w:val="000000"/>
+          <w:lang w:val="en-US"/>
+        </w:rPr>
+        <w:t>threshold  for</w:t>
+      </w:r>
+      <w:proofErr w:type="gramEnd"/>
+      <w:r>
+        <w:rPr>
+          <w:rFonts w:ascii="Arial" w:eastAsia="Times New Roman" w:hAnsi="Arial" w:cs="Arial"/>
+          <w:color w:val="000000"/>
+          <w:lang w:val="en-US"/>
+        </w:rPr>
+        <w:t xml:space="preserve"> instant peak capture. For weak and fuzzy signals, increase or disable. </w:t>
       </w:r>
     </w:p>
     <w:p>
       <w:pPr>
         <w:pStyle w:val="Standard"/>
         <w:autoSpaceDE w:val="0"/>
-        <w:spacing w:after="160" w:line="259" w:lineRule="atLeast"/>
+        <w:spacing w:line="259" w:lineRule="atLeast"/>
         <w:jc w:val="both"/>
         <w:rPr>
           <w:rFonts w:ascii="Arial" w:eastAsia="Times New Roman" w:hAnsi="Arial" w:cs="Arial"/>
@@ -2785,14 +2955,32 @@
           <w:color w:val="000000"/>
           <w:lang w:val="en-US"/>
         </w:rPr>
-        <w:t>DYNSQL OFF This will fill the history, but won’t stop.</w:t>
+        <w:t xml:space="preserve">DYNSQL OFF This will fill the </w:t>
+      </w:r>
+      <w:proofErr w:type="gramStart"/>
+      <w:r>
+        <w:rPr>
+          <w:rFonts w:ascii="Arial" w:eastAsia="Times New Roman" w:hAnsi="Arial" w:cs="Arial"/>
+          <w:color w:val="000000"/>
+          <w:lang w:val="en-US"/>
+        </w:rPr>
+        <w:t>history, but</w:t>
+      </w:r>
+      <w:proofErr w:type="gramEnd"/>
+      <w:r>
+        <w:rPr>
+          <w:rFonts w:ascii="Arial" w:eastAsia="Times New Roman" w:hAnsi="Arial" w:cs="Arial"/>
+          <w:color w:val="000000"/>
+          <w:lang w:val="en-US"/>
+        </w:rPr>
+        <w:t xml:space="preserve"> won’t stop.</w:t>
       </w:r>
     </w:p>
     <w:p>
       <w:pPr>
         <w:pStyle w:val="Standard"/>
         <w:autoSpaceDE w:val="0"/>
-        <w:spacing w:after="160" w:line="259" w:lineRule="atLeast"/>
+        <w:spacing w:line="259" w:lineRule="atLeast"/>
         <w:jc w:val="both"/>
         <w:rPr>
           <w:rFonts w:ascii="Arial" w:eastAsia="Times New Roman" w:hAnsi="Arial" w:cs="Arial"/>
@@ -2847,7 +3035,7 @@
       <w:pPr>
         <w:pStyle w:val="Standard"/>
         <w:autoSpaceDE w:val="0"/>
-        <w:spacing w:after="160" w:line="259" w:lineRule="atLeast"/>
+        <w:spacing w:line="259" w:lineRule="atLeast"/>
         <w:ind w:firstLine="709"/>
         <w:jc w:val="both"/>
         <w:rPr>
@@ -2879,7 +3067,7 @@
       <w:pPr>
         <w:pStyle w:val="Standard"/>
         <w:autoSpaceDE w:val="0"/>
-        <w:spacing w:after="160" w:line="259" w:lineRule="atLeast"/>
+        <w:spacing w:line="259" w:lineRule="atLeast"/>
         <w:ind w:firstLine="709"/>
         <w:jc w:val="both"/>
         <w:rPr>
@@ -2904,14 +3092,32 @@
           <w:color w:val="000000"/>
           <w:lang w:val="en-US"/>
         </w:rPr>
-        <w:t>, keeps the frequency locked and  open listening</w:t>
+        <w:t xml:space="preserve">, keeps the frequency locked </w:t>
+      </w:r>
+      <w:proofErr w:type="gramStart"/>
+      <w:r>
+        <w:rPr>
+          <w:rFonts w:ascii="Arial" w:eastAsia="Times New Roman" w:hAnsi="Arial" w:cs="Arial"/>
+          <w:color w:val="000000"/>
+          <w:lang w:val="en-US"/>
+        </w:rPr>
+        <w:t>and  open</w:t>
+      </w:r>
+      <w:proofErr w:type="gramEnd"/>
+      <w:r>
+        <w:rPr>
+          <w:rFonts w:ascii="Arial" w:eastAsia="Times New Roman" w:hAnsi="Arial" w:cs="Arial"/>
+          <w:color w:val="000000"/>
+          <w:lang w:val="en-US"/>
+        </w:rPr>
+        <w:t xml:space="preserve"> listening</w:t>
       </w:r>
     </w:p>
     <w:p>
       <w:pPr>
         <w:pStyle w:val="Standard"/>
         <w:autoSpaceDE w:val="0"/>
-        <w:spacing w:after="160" w:line="259" w:lineRule="atLeast"/>
+        <w:spacing w:line="259" w:lineRule="atLeast"/>
         <w:jc w:val="both"/>
         <w:rPr>
           <w:rFonts w:ascii="Arial" w:eastAsia="Times New Roman" w:hAnsi="Arial" w:cs="Arial"/>
@@ -2952,53 +3158,9 @@
     </w:p>
     <w:p>
       <w:pPr>
-        <w:pStyle w:val="Standard"/>
-        <w:autoSpaceDE w:val="0"/>
-        <w:spacing w:after="160" w:line="259" w:lineRule="atLeast"/>
-        <w:jc w:val="both"/>
-        <w:rPr>
-          <w:rFonts w:ascii="Arial" w:eastAsia="Times New Roman" w:hAnsi="Arial" w:cs="Arial"/>
-          <w:b/>
-          <w:bCs/>
-          <w:color w:val="000000"/>
-          <w:lang w:val="en-US"/>
-        </w:rPr>
-      </w:pPr>
-    </w:p>
-    <w:p>
-      <w:pPr>
-        <w:suppressAutoHyphens w:val="0"/>
-        <w:rPr>
-          <w:rFonts w:ascii="Arial" w:eastAsia="Times New Roman" w:hAnsi="Arial" w:cs="Arial"/>
-          <w:b/>
-          <w:color w:val="0F4761" w:themeColor="accent1" w:themeShade="BF"/>
-          <w:sz w:val="32"/>
-          <w:szCs w:val="23"/>
-          <w:lang w:val="en-US"/>
-        </w:rPr>
-      </w:pPr>
-      <w:r>
-        <w:rPr>
-          <w:rFonts w:ascii="Arial" w:eastAsia="Times New Roman" w:hAnsi="Arial" w:cs="Arial"/>
-          <w:lang w:val="en-US"/>
-        </w:rPr>
-        <w:br w:type="page"/>
-      </w:r>
-    </w:p>
-    <w:p>
-      <w:pPr>
         <w:pStyle w:val="Titre2"/>
-        <w:rPr>
-          <w:rFonts w:ascii="Arial" w:eastAsia="Times New Roman" w:hAnsi="Arial" w:cs="Arial"/>
-          <w:lang w:val="en-US"/>
-        </w:rPr>
-      </w:pPr>
-      <w:r>
-        <w:rPr>
-          <w:rFonts w:ascii="Arial" w:eastAsia="Times New Roman" w:hAnsi="Arial" w:cs="Arial"/>
-          <w:lang w:val="en-US"/>
-        </w:rPr>
-        <w:lastRenderedPageBreak/>
+      </w:pPr>
+      <w:r>
         <w:t>OPERATION IN ULTRA WATCH MODE</w:t>
       </w:r>
     </w:p>
@@ -3050,8 +3212,8 @@
           <w:b/>
           <w:bCs/>
           <w:color w:val="45B0E1" w:themeColor="accent1" w:themeTint="99"/>
-          <w:sz w:val="44"/>
-          <w:szCs w:val="44"/>
+          <w:sz w:val="28"/>
+          <w:szCs w:val="28"/>
           <w:lang w:val="en-US"/>
         </w:rPr>
       </w:pPr>
@@ -3061,8 +3223,8 @@
           <w:b/>
           <w:bCs/>
           <w:color w:val="45B0E1" w:themeColor="accent1" w:themeTint="99"/>
-          <w:sz w:val="44"/>
-          <w:szCs w:val="34"/>
+          <w:sz w:val="28"/>
+          <w:szCs w:val="28"/>
           <w:lang w:val="en-US"/>
         </w:rPr>
         <w:t xml:space="preserve">UW </w:t>
@@ -3073,11 +3235,37 @@
           <w:b/>
           <w:bCs/>
           <w:color w:val="45B0E1" w:themeColor="accent1" w:themeTint="99"/>
-          <w:sz w:val="44"/>
-          <w:szCs w:val="34"/>
-          <w:lang w:val="en-US"/>
-        </w:rPr>
-        <w:t>in Scanlist mode</w:t>
+          <w:sz w:val="28"/>
+          <w:szCs w:val="28"/>
+          <w:lang w:val="en-US"/>
+        </w:rPr>
+        <w:t xml:space="preserve">in </w:t>
+      </w:r>
+      <w:proofErr w:type="spellStart"/>
+      <w:r>
+        <w:rPr>
+          <w:rFonts w:ascii="Arial" w:hAnsi="Arial" w:cs="Arial"/>
+          <w:b/>
+          <w:bCs/>
+          <w:color w:val="45B0E1" w:themeColor="accent1" w:themeTint="99"/>
+          <w:sz w:val="28"/>
+          <w:szCs w:val="28"/>
+          <w:lang w:val="en-US"/>
+        </w:rPr>
+        <w:t>Scanlist</w:t>
+      </w:r>
+      <w:proofErr w:type="spellEnd"/>
+      <w:r>
+        <w:rPr>
+          <w:rFonts w:ascii="Arial" w:hAnsi="Arial" w:cs="Arial"/>
+          <w:b/>
+          <w:bCs/>
+          <w:color w:val="45B0E1" w:themeColor="accent1" w:themeTint="99"/>
+          <w:sz w:val="28"/>
+          <w:szCs w:val="28"/>
+          <w:lang w:val="en-US"/>
+        </w:rPr>
+        <w:t xml:space="preserve"> mode</w:t>
       </w:r>
     </w:p>
     <w:tbl>
@@ -3115,9 +3303,9 @@
                 <w:lang w:val="en-US"/>
               </w:rPr>
               <w:drawing>
-                <wp:inline distT="0" distB="0" distL="0" distR="0" wp14:anchorId="585C2FD4" wp14:editId="63A3C5A3">
-                  <wp:extent cx="2880000" cy="2023200"/>
-                  <wp:effectExtent l="0" t="0" r="0" b="0"/>
+                <wp:inline distT="0" distB="0" distL="0" distR="0" wp14:anchorId="585C2FD4" wp14:editId="3D904A4B">
+                  <wp:extent cx="2048400" cy="1440000"/>
+                  <wp:effectExtent l="0" t="0" r="0" b="8255"/>
                   <wp:docPr id="1302666959" name="Image 1"/>
                   <wp:cNvGraphicFramePr>
                     <a:graphicFrameLocks xmlns:a="http://schemas.openxmlformats.org/drawingml/2006/main" noChangeAspect="1"/>
@@ -3138,7 +3326,7 @@
                         <pic:spPr>
                           <a:xfrm>
                             <a:off x="0" y="0"/>
-                            <a:ext cx="2880000" cy="2023200"/>
+                            <a:ext cx="2048400" cy="1440000"/>
                           </a:xfrm>
                           <a:prstGeom prst="rect">
                             <a:avLst/>
@@ -3160,7 +3348,7 @@
             <w:pPr>
               <w:pStyle w:val="Standard"/>
               <w:autoSpaceDE w:val="0"/>
-              <w:spacing w:after="160" w:line="259" w:lineRule="atLeast"/>
+              <w:spacing w:line="259" w:lineRule="atLeast"/>
               <w:rPr>
                 <w:rFonts w:ascii="Arial" w:eastAsia="Times New Roman" w:hAnsi="Arial" w:cs="Arial"/>
                 <w:color w:val="000000"/>
@@ -3180,7 +3368,7 @@
             <w:pPr>
               <w:pStyle w:val="Standard"/>
               <w:autoSpaceDE w:val="0"/>
-              <w:spacing w:after="160" w:line="259" w:lineRule="atLeast"/>
+              <w:spacing w:line="259" w:lineRule="atLeast"/>
               <w:rPr>
                 <w:rFonts w:ascii="Arial" w:eastAsia="Times New Roman" w:hAnsi="Arial" w:cs="Arial"/>
                 <w:color w:val="000000"/>
@@ -3193,22 +3381,14 @@
                 <w:color w:val="000000"/>
                 <w:lang w:val="en-US"/>
               </w:rPr>
-              <w:t xml:space="preserve">Received </w:t>
-            </w:r>
-            <w:r>
-              <w:rPr>
-                <w:rFonts w:ascii="Arial" w:eastAsia="Times New Roman" w:hAnsi="Arial" w:cs="Arial"/>
-                <w:color w:val="000000"/>
-                <w:lang w:val="en-US"/>
-              </w:rPr>
-              <w:t>DCS and CTSS codes are displayed in small</w:t>
+              <w:t>Received DCS and CTSS codes are displayed in small</w:t>
             </w:r>
           </w:p>
           <w:p>
             <w:pPr>
               <w:pStyle w:val="Standard"/>
               <w:autoSpaceDE w:val="0"/>
-              <w:spacing w:after="160" w:line="259" w:lineRule="atLeast"/>
+              <w:spacing w:line="259" w:lineRule="atLeast"/>
               <w:rPr>
                 <w:rFonts w:ascii="Arial" w:eastAsia="Times New Roman" w:hAnsi="Arial" w:cs="Arial"/>
                 <w:color w:val="000000"/>
@@ -3221,23 +3401,7 @@
                 <w:color w:val="000000"/>
                 <w:lang w:val="en-US"/>
               </w:rPr>
-              <w:t xml:space="preserve">RX displays last received </w:t>
-            </w:r>
-            <w:r>
-              <w:rPr>
-                <w:rFonts w:ascii="Arial" w:eastAsia="Times New Roman" w:hAnsi="Arial" w:cs="Arial"/>
-                <w:color w:val="000000"/>
-                <w:lang w:val="en-US"/>
-              </w:rPr>
-              <w:t>channel</w:t>
-            </w:r>
-            <w:r>
-              <w:rPr>
-                <w:rFonts w:ascii="Arial" w:eastAsia="Times New Roman" w:hAnsi="Arial" w:cs="Arial"/>
-                <w:color w:val="000000"/>
-                <w:lang w:val="en-US"/>
-              </w:rPr>
-              <w:t>.</w:t>
+              <w:t>RX displays last received channel.</w:t>
             </w:r>
             <w:r>
               <w:rPr>
@@ -3270,7 +3434,7 @@
             <w:pPr>
               <w:pStyle w:val="Standard"/>
               <w:autoSpaceDE w:val="0"/>
-              <w:spacing w:after="160" w:line="259" w:lineRule="atLeast"/>
+              <w:spacing w:line="259" w:lineRule="atLeast"/>
               <w:rPr>
                 <w:rFonts w:ascii="Arial" w:eastAsia="Times New Roman" w:hAnsi="Arial" w:cs="Arial"/>
                 <w:color w:val="000000"/>
@@ -3291,7 +3455,7 @@
             <w:pPr>
               <w:pStyle w:val="Standard"/>
               <w:autoSpaceDE w:val="0"/>
-              <w:spacing w:after="160" w:line="259" w:lineRule="atLeast"/>
+              <w:spacing w:line="259" w:lineRule="atLeast"/>
               <w:rPr>
                 <w:rFonts w:ascii="Arial" w:eastAsia="Times New Roman" w:hAnsi="Arial" w:cs="Arial"/>
                 <w:color w:val="000000"/>
@@ -3304,14 +3468,24 @@
                 <w:color w:val="000000"/>
                 <w:lang w:val="en-US"/>
               </w:rPr>
-              <w:t>TX to show current selected channel, change with &lt;&gt; keys into the selected scanlists</w:t>
+              <w:t xml:space="preserve">TX to show current selected channel, change with &lt;&gt; keys into the selected </w:t>
             </w:r>
+            <w:proofErr w:type="spellStart"/>
+            <w:r>
+              <w:rPr>
+                <w:rFonts w:ascii="Arial" w:eastAsia="Times New Roman" w:hAnsi="Arial" w:cs="Arial"/>
+                <w:color w:val="000000"/>
+                <w:lang w:val="en-US"/>
+              </w:rPr>
+              <w:t>scanlists</w:t>
+            </w:r>
+            <w:proofErr w:type="spellEnd"/>
           </w:p>
           <w:p>
             <w:pPr>
               <w:pStyle w:val="Standard"/>
               <w:autoSpaceDE w:val="0"/>
-              <w:spacing w:after="160" w:line="259" w:lineRule="atLeast"/>
+              <w:spacing w:line="259" w:lineRule="atLeast"/>
               <w:rPr>
                 <w:rFonts w:ascii="Arial" w:eastAsia="Times New Roman" w:hAnsi="Arial" w:cs="Arial"/>
                 <w:color w:val="000000"/>
@@ -3336,6 +3510,7 @@
               </w:rPr>
               <w:t xml:space="preserve">PTT </w:t>
             </w:r>
+            <w:proofErr w:type="spellStart"/>
             <w:r>
               <w:rPr>
                 <w:rFonts w:ascii="Arial" w:eastAsia="Times New Roman" w:hAnsi="Arial" w:cs="Arial"/>
@@ -3345,6 +3520,7 @@
               </w:rPr>
               <w:t>LastRx</w:t>
             </w:r>
+            <w:proofErr w:type="spellEnd"/>
             <w:r>
               <w:rPr>
                 <w:rFonts w:ascii="Arial" w:eastAsia="Times New Roman" w:hAnsi="Arial" w:cs="Arial"/>
@@ -3376,7 +3552,7 @@
             <w:pPr>
               <w:pStyle w:val="Standard"/>
               <w:autoSpaceDE w:val="0"/>
-              <w:spacing w:after="160" w:line="259" w:lineRule="atLeast"/>
+              <w:spacing w:line="259" w:lineRule="atLeast"/>
               <w:rPr>
                 <w:rFonts w:ascii="Arial" w:eastAsia="Times New Roman" w:hAnsi="Arial" w:cs="Arial"/>
                 <w:color w:val="000000"/>
@@ -3396,7 +3572,7 @@
             <w:pPr>
               <w:pStyle w:val="Standard"/>
               <w:autoSpaceDE w:val="0"/>
-              <w:spacing w:after="160" w:line="259" w:lineRule="atLeast"/>
+              <w:spacing w:line="259" w:lineRule="atLeast"/>
               <w:rPr>
                 <w:rFonts w:ascii="Arial" w:eastAsia="Times New Roman" w:hAnsi="Arial" w:cs="Arial"/>
                 <w:color w:val="000000"/>
@@ -3450,7 +3626,8 @@
             <w:pPr>
               <w:pStyle w:val="Standard"/>
               <w:autoSpaceDE w:val="0"/>
-              <w:spacing w:after="160" w:line="259" w:lineRule="atLeast"/>
+              <w:spacing w:line="259" w:lineRule="atLeast"/>
+              <w:jc w:val="both"/>
               <w:rPr>
                 <w:rFonts w:ascii="Arial" w:eastAsia="Times New Roman" w:hAnsi="Arial" w:cs="Arial"/>
                 <w:color w:val="000000"/>
@@ -3495,6 +3672,8 @@
         <w:rPr>
           <w:rFonts w:ascii="Arial" w:eastAsia="Times New Roman" w:hAnsi="Arial" w:cs="Arial"/>
           <w:color w:val="000000"/>
+          <w:sz w:val="28"/>
+          <w:szCs w:val="28"/>
           <w:lang w:val="en-US"/>
         </w:rPr>
       </w:pPr>
@@ -3504,8 +3683,8 @@
           <w:b/>
           <w:bCs/>
           <w:color w:val="45B0E1" w:themeColor="accent1" w:themeTint="99"/>
-          <w:sz w:val="44"/>
-          <w:szCs w:val="34"/>
+          <w:sz w:val="28"/>
+          <w:szCs w:val="28"/>
           <w:lang w:val="en-US"/>
         </w:rPr>
         <w:t xml:space="preserve">UW </w:t>
@@ -3516,8 +3695,8 @@
           <w:b/>
           <w:bCs/>
           <w:color w:val="45B0E1" w:themeColor="accent1" w:themeTint="99"/>
-          <w:sz w:val="44"/>
-          <w:szCs w:val="34"/>
+          <w:sz w:val="28"/>
+          <w:szCs w:val="28"/>
           <w:lang w:val="en-US"/>
         </w:rPr>
         <w:t>Band mode</w:t>
@@ -3558,9 +3737,9 @@
                 <w:lang w:val="en-US"/>
               </w:rPr>
               <w:drawing>
-                <wp:inline distT="0" distB="0" distL="0" distR="0" wp14:anchorId="5DC5CB23" wp14:editId="080EED23">
-                  <wp:extent cx="2880000" cy="2023200"/>
-                  <wp:effectExtent l="0" t="0" r="0" b="0"/>
+                <wp:inline distT="0" distB="0" distL="0" distR="0" wp14:anchorId="5DC5CB23" wp14:editId="637F04C6">
+                  <wp:extent cx="2048400" cy="1440000"/>
+                  <wp:effectExtent l="0" t="0" r="0" b="8255"/>
                   <wp:docPr id="1107754376" name="Image 1"/>
                   <wp:cNvGraphicFramePr>
                     <a:graphicFrameLocks xmlns:a="http://schemas.openxmlformats.org/drawingml/2006/main" noChangeAspect="1"/>
@@ -3581,7 +3760,7 @@
                         <pic:spPr>
                           <a:xfrm>
                             <a:off x="0" y="0"/>
-                            <a:ext cx="2880000" cy="2023200"/>
+                            <a:ext cx="2048400" cy="1440000"/>
                           </a:xfrm>
                           <a:prstGeom prst="rect">
                             <a:avLst/>
@@ -3603,7 +3782,7 @@
             <w:pPr>
               <w:pStyle w:val="Standard"/>
               <w:autoSpaceDE w:val="0"/>
-              <w:spacing w:after="160" w:line="259" w:lineRule="atLeast"/>
+              <w:spacing w:line="259" w:lineRule="atLeast"/>
               <w:rPr>
                 <w:rFonts w:ascii="Arial" w:eastAsia="Times New Roman" w:hAnsi="Arial" w:cs="Arial"/>
                 <w:color w:val="000000"/>
@@ -3623,7 +3802,7 @@
             <w:pPr>
               <w:pStyle w:val="Standard"/>
               <w:autoSpaceDE w:val="0"/>
-              <w:spacing w:after="160" w:line="259" w:lineRule="atLeast"/>
+              <w:spacing w:line="259" w:lineRule="atLeast"/>
               <w:rPr>
                 <w:rFonts w:ascii="Arial" w:eastAsia="Times New Roman" w:hAnsi="Arial" w:cs="Arial"/>
                 <w:color w:val="000000"/>
@@ -3643,7 +3822,7 @@
             <w:pPr>
               <w:pStyle w:val="Standard"/>
               <w:autoSpaceDE w:val="0"/>
-              <w:spacing w:after="160" w:line="259" w:lineRule="atLeast"/>
+              <w:spacing w:line="259" w:lineRule="atLeast"/>
               <w:jc w:val="both"/>
               <w:rPr>
                 <w:rFonts w:ascii="Arial" w:eastAsia="Times New Roman" w:hAnsi="Arial" w:cs="Arial"/>
@@ -3664,7 +3843,7 @@
             <w:pPr>
               <w:pStyle w:val="Standard"/>
               <w:autoSpaceDE w:val="0"/>
-              <w:spacing w:after="160" w:line="259" w:lineRule="atLeast"/>
+              <w:spacing w:line="259" w:lineRule="atLeast"/>
               <w:jc w:val="both"/>
               <w:rPr>
                 <w:rFonts w:ascii="Arial" w:eastAsia="Times New Roman" w:hAnsi="Arial" w:cs="Arial"/>
@@ -3678,14 +3857,50 @@
                 <w:color w:val="000000"/>
                 <w:lang w:val="en-US"/>
               </w:rPr>
-              <w:t>Here we receive so RX&gt; is displayed with an smeter below.</w:t>
+              <w:t xml:space="preserve">Here we receive so RX&gt; is displayed with </w:t>
+            </w:r>
+            <w:proofErr w:type="gramStart"/>
+            <w:r>
+              <w:rPr>
+                <w:rFonts w:ascii="Arial" w:eastAsia="Times New Roman" w:hAnsi="Arial" w:cs="Arial"/>
+                <w:color w:val="000000"/>
+                <w:lang w:val="en-US"/>
+              </w:rPr>
+              <w:t>an</w:t>
+            </w:r>
+            <w:proofErr w:type="gramEnd"/>
+            <w:r>
+              <w:rPr>
+                <w:rFonts w:ascii="Arial" w:eastAsia="Times New Roman" w:hAnsi="Arial" w:cs="Arial"/>
+                <w:color w:val="000000"/>
+                <w:lang w:val="en-US"/>
+              </w:rPr>
+              <w:t xml:space="preserve"> </w:t>
+            </w:r>
+            <w:proofErr w:type="spellStart"/>
+            <w:r>
+              <w:rPr>
+                <w:rFonts w:ascii="Arial" w:eastAsia="Times New Roman" w:hAnsi="Arial" w:cs="Arial"/>
+                <w:color w:val="000000"/>
+                <w:lang w:val="en-US"/>
+              </w:rPr>
+              <w:t>smeter</w:t>
+            </w:r>
+            <w:proofErr w:type="spellEnd"/>
+            <w:r>
+              <w:rPr>
+                <w:rFonts w:ascii="Arial" w:eastAsia="Times New Roman" w:hAnsi="Arial" w:cs="Arial"/>
+                <w:color w:val="000000"/>
+                <w:lang w:val="en-US"/>
+              </w:rPr>
+              <w:t xml:space="preserve"> below.</w:t>
             </w:r>
           </w:p>
           <w:p>
             <w:pPr>
               <w:pStyle w:val="Standard"/>
               <w:autoSpaceDE w:val="0"/>
-              <w:spacing w:after="160" w:line="259" w:lineRule="atLeast"/>
+              <w:spacing w:line="259" w:lineRule="atLeast"/>
               <w:jc w:val="both"/>
               <w:rPr>
                 <w:rFonts w:ascii="Arial" w:eastAsia="Times New Roman" w:hAnsi="Arial" w:cs="Arial"/>
@@ -3723,9 +3938,105 @@
     </w:tbl>
     <w:p>
       <w:pPr>
+        <w:pStyle w:val="Titre2"/>
+        <w:rPr>
+          <w:sz w:val="16"/>
+          <w:szCs w:val="16"/>
+        </w:rPr>
+      </w:pPr>
+    </w:p>
+    <w:p>
+      <w:pPr>
+        <w:suppressAutoHyphens w:val="0"/>
+        <w:rPr>
+          <w:rFonts w:ascii="Arial" w:eastAsia="Times New Roman" w:hAnsi="Arial" w:cs="Arial"/>
+          <w:b/>
+          <w:color w:val="0F4761" w:themeColor="accent1" w:themeShade="BF"/>
+          <w:sz w:val="16"/>
+          <w:szCs w:val="16"/>
+          <w:lang w:val="en-US"/>
+        </w:rPr>
+      </w:pPr>
+      <w:r>
+        <w:rPr>
+          <w:sz w:val="16"/>
+          <w:szCs w:val="16"/>
+        </w:rPr>
+        <w:br w:type="page"/>
+      </w:r>
+    </w:p>
+    <w:p>
+      <w:pPr>
+        <w:pStyle w:val="Titre2"/>
+        <w:rPr>
+          <w:b w:val="0"/>
+          <w:color w:val="000000"/>
+          <w:sz w:val="24"/>
+          <w:szCs w:val="24"/>
+        </w:rPr>
+      </w:pPr>
+      <w:r>
+        <w:lastRenderedPageBreak/>
+        <w:t>Keys in history</w:t>
+      </w:r>
+    </w:p>
+    <w:p>
+      <w:pPr>
+        <w:rPr>
+          <w:rFonts w:ascii="Arial" w:eastAsia="Times New Roman" w:hAnsi="Arial" w:cs="Arial"/>
+          <w:color w:val="000000"/>
+          <w:lang w:val="en-US"/>
+        </w:rPr>
+      </w:pPr>
+      <w:r>
+        <w:rPr>
+          <w:rFonts w:ascii="Arial" w:eastAsia="Times New Roman" w:hAnsi="Arial" w:cs="Arial"/>
+          <w:color w:val="000000"/>
+          <w:lang w:val="en-US"/>
+        </w:rPr>
+        <w:t xml:space="preserve">This </w:t>
+      </w:r>
+      <w:proofErr w:type="gramStart"/>
+      <w:r>
+        <w:rPr>
+          <w:rFonts w:ascii="Arial" w:eastAsia="Times New Roman" w:hAnsi="Arial" w:cs="Arial"/>
+          <w:color w:val="000000"/>
+          <w:lang w:val="en-US"/>
+        </w:rPr>
+        <w:t>mode lists</w:t>
+      </w:r>
+      <w:proofErr w:type="gramEnd"/>
+      <w:r>
+        <w:rPr>
+          <w:rFonts w:ascii="Arial" w:eastAsia="Times New Roman" w:hAnsi="Arial" w:cs="Arial"/>
+          <w:color w:val="000000"/>
+          <w:lang w:val="en-US"/>
+        </w:rPr>
+        <w:t xml:space="preserve"> </w:t>
+      </w:r>
+      <w:proofErr w:type="gramStart"/>
+      <w:r>
+        <w:rPr>
+          <w:rFonts w:ascii="Arial" w:eastAsia="Times New Roman" w:hAnsi="Arial" w:cs="Arial"/>
+          <w:color w:val="000000"/>
+          <w:lang w:val="en-US"/>
+        </w:rPr>
+        <w:t>received</w:t>
+      </w:r>
+      <w:proofErr w:type="gramEnd"/>
+      <w:r>
+        <w:rPr>
+          <w:rFonts w:ascii="Arial" w:eastAsia="Times New Roman" w:hAnsi="Arial" w:cs="Arial"/>
+          <w:color w:val="000000"/>
+          <w:lang w:val="en-US"/>
+        </w:rPr>
+        <w:t xml:space="preserve"> signals, with a time counter. Up to 200 items are stored. </w:t>
+      </w:r>
+    </w:p>
+    <w:p>
+      <w:pPr>
         <w:pStyle w:val="Standard"/>
         <w:autoSpaceDE w:val="0"/>
-        <w:spacing w:after="160" w:line="259" w:lineRule="atLeast"/>
         <w:jc w:val="both"/>
         <w:rPr>
           <w:rFonts w:ascii="Arial" w:eastAsia="Times New Roman" w:hAnsi="Arial" w:cs="Arial"/>
@@ -3733,76 +4044,29 @@
           <w:lang w:val="en-US"/>
         </w:rPr>
       </w:pPr>
-    </w:p>
-    <w:p>
-      <w:pPr>
-        <w:suppressAutoHyphens w:val="0"/>
+      <w:r>
         <w:rPr>
           <w:rFonts w:ascii="Arial" w:eastAsia="Times New Roman" w:hAnsi="Arial" w:cs="Arial"/>
           <w:b/>
-          <w:color w:val="0F4761" w:themeColor="accent1" w:themeShade="BF"/>
-          <w:sz w:val="32"/>
-          <w:szCs w:val="23"/>
-          <w:lang w:val="en-US"/>
-        </w:rPr>
-      </w:pPr>
-      <w:r>
-        <w:rPr>
-          <w:rFonts w:ascii="Arial" w:eastAsia="Times New Roman" w:hAnsi="Arial" w:cs="Arial"/>
-          <w:lang w:val="en-US"/>
-        </w:rPr>
-        <w:br w:type="page"/>
-      </w:r>
-    </w:p>
-    <w:p>
-      <w:pPr>
-        <w:pStyle w:val="Titre2"/>
-        <w:rPr>
-          <w:rFonts w:ascii="Arial" w:eastAsia="Times New Roman" w:hAnsi="Arial" w:cs="Arial"/>
-          <w:lang w:val="en-US"/>
-        </w:rPr>
-      </w:pPr>
-      <w:r>
-        <w:rPr>
-          <w:rFonts w:ascii="Arial" w:eastAsia="Times New Roman" w:hAnsi="Arial" w:cs="Arial"/>
-          <w:lang w:val="en-US"/>
-        </w:rPr>
-        <w:lastRenderedPageBreak/>
-        <w:t xml:space="preserve">Keys </w:t>
-      </w:r>
-      <w:r>
-        <w:rPr>
-          <w:rFonts w:ascii="Arial" w:hAnsi="Arial" w:cs="Arial"/>
-          <w:lang w:val="en-US"/>
-        </w:rPr>
-        <w:t>in</w:t>
-      </w:r>
-      <w:r>
-        <w:rPr>
-          <w:rFonts w:ascii="Arial" w:eastAsia="Times New Roman" w:hAnsi="Arial" w:cs="Arial"/>
-          <w:lang w:val="en-US"/>
-        </w:rPr>
-        <w:t xml:space="preserve"> history</w:t>
-      </w:r>
-    </w:p>
-    <w:p>
-      <w:pPr>
-        <w:rPr>
-          <w:lang w:val="en-US"/>
-        </w:rPr>
-      </w:pPr>
-      <w:r>
-        <w:rPr>
-          <w:lang w:val="en-US"/>
-        </w:rPr>
-        <w:t xml:space="preserve">This mode lists received signals, with a time counter. Up to 200 items are stored. </w:t>
+          <w:bCs/>
+          <w:color w:val="000000"/>
+          <w:lang w:val="en-US"/>
+        </w:rPr>
+        <w:t xml:space="preserve">&lt;,&gt; </w:t>
+      </w:r>
+      <w:r>
+        <w:rPr>
+          <w:rFonts w:ascii="Arial" w:eastAsia="Times New Roman" w:hAnsi="Arial" w:cs="Arial"/>
+          <w:color w:val="000000"/>
+          <w:lang w:val="en-US"/>
+        </w:rPr>
+        <w:t>- Move to previous / next item, automatically set to frequency lock to the selected item</w:t>
       </w:r>
     </w:p>
     <w:p>
       <w:pPr>
         <w:pStyle w:val="Standard"/>
         <w:autoSpaceDE w:val="0"/>
-        <w:spacing w:after="160" w:line="259" w:lineRule="atLeast"/>
         <w:jc w:val="both"/>
         <w:rPr>
           <w:rFonts w:ascii="Arial" w:eastAsia="Times New Roman" w:hAnsi="Arial" w:cs="Arial"/>
@@ -3818,22 +4082,21 @@
           <w:color w:val="000000"/>
           <w:lang w:val="en-US"/>
         </w:rPr>
-        <w:t xml:space="preserve">&lt;,&gt; </w:t>
-      </w:r>
-      <w:r>
-        <w:rPr>
-          <w:rFonts w:ascii="Arial" w:eastAsia="Times New Roman" w:hAnsi="Arial" w:cs="Arial"/>
-          <w:color w:val="000000"/>
-          <w:lang w:val="en-US"/>
-        </w:rPr>
-        <w:t>- Move to previous / next item, automatically set to frequency lock to the selected item</w:t>
+        <w:t>1</w:t>
+      </w:r>
+      <w:r>
+        <w:rPr>
+          <w:rFonts w:ascii="Arial" w:eastAsia="Times New Roman" w:hAnsi="Arial" w:cs="Arial"/>
+          <w:color w:val="000000"/>
+          <w:lang w:val="en-US"/>
+        </w:rPr>
+        <w:t xml:space="preserve"> – Scans history entries.</w:t>
       </w:r>
     </w:p>
     <w:p>
       <w:pPr>
         <w:pStyle w:val="Standard"/>
         <w:autoSpaceDE w:val="0"/>
-        <w:spacing w:after="160" w:line="259" w:lineRule="atLeast"/>
         <w:jc w:val="both"/>
         <w:rPr>
           <w:rFonts w:ascii="Arial" w:eastAsia="Times New Roman" w:hAnsi="Arial" w:cs="Arial"/>
@@ -3849,26 +4112,40 @@
           <w:color w:val="000000"/>
           <w:lang w:val="en-US"/>
         </w:rPr>
-        <w:t>1</w:t>
-      </w:r>
-      <w:r>
-        <w:rPr>
-          <w:rFonts w:ascii="Arial" w:eastAsia="Times New Roman" w:hAnsi="Arial" w:cs="Arial"/>
-          <w:color w:val="000000"/>
-          <w:lang w:val="en-US"/>
-        </w:rPr>
-        <w:t xml:space="preserve"> – Scans history entries.</w:t>
+        <w:t>2</w:t>
+      </w:r>
+      <w:r>
+        <w:rPr>
+          <w:rFonts w:ascii="Arial" w:eastAsia="Times New Roman" w:hAnsi="Arial" w:cs="Arial"/>
+          <w:color w:val="000000"/>
+          <w:lang w:val="en-US"/>
+        </w:rPr>
+        <w:t xml:space="preserve"> – Saves the frequency to a free channel</w:t>
+      </w:r>
+      <w:r>
+        <w:rPr>
+          <w:rFonts w:ascii="Arial" w:eastAsia="Times New Roman" w:hAnsi="Arial" w:cs="Arial"/>
+          <w:color w:val="000000"/>
+          <w:lang w:val="en-US"/>
+        </w:rPr>
+        <w:t xml:space="preserve"> (The first empty found)</w:t>
+      </w:r>
+      <w:r>
+        <w:rPr>
+          <w:rFonts w:ascii="Arial" w:eastAsia="Times New Roman" w:hAnsi="Arial" w:cs="Arial"/>
+          <w:color w:val="000000"/>
+          <w:lang w:val="en-US"/>
+        </w:rPr>
+        <w:t>.</w:t>
       </w:r>
     </w:p>
     <w:p>
       <w:pPr>
         <w:pStyle w:val="Standard"/>
         <w:autoSpaceDE w:val="0"/>
-        <w:spacing w:after="160" w:line="259" w:lineRule="atLeast"/>
         <w:jc w:val="both"/>
         <w:rPr>
-          <w:rFonts w:ascii="Arial" w:eastAsia="Times New Roman" w:hAnsi="Arial" w:cs="Arial"/>
-          <w:color w:val="000000"/>
+          <w:rFonts w:ascii="Arial" w:hAnsi="Arial" w:cs="Arial"/>
           <w:lang w:val="en-US"/>
         </w:rPr>
       </w:pPr>
@@ -3880,42 +4157,26 @@
           <w:color w:val="000000"/>
           <w:lang w:val="en-US"/>
         </w:rPr>
-        <w:t>2</w:t>
-      </w:r>
-      <w:r>
-        <w:rPr>
-          <w:rFonts w:ascii="Arial" w:eastAsia="Times New Roman" w:hAnsi="Arial" w:cs="Arial"/>
-          <w:color w:val="000000"/>
-          <w:lang w:val="en-US"/>
-        </w:rPr>
-        <w:t xml:space="preserve"> – Saves the frequency to a free channel</w:t>
-      </w:r>
-      <w:r>
-        <w:rPr>
-          <w:rFonts w:ascii="Arial" w:eastAsia="Times New Roman" w:hAnsi="Arial" w:cs="Arial"/>
-          <w:color w:val="000000"/>
-          <w:lang w:val="en-US"/>
-        </w:rPr>
-        <w:t xml:space="preserve"> (The first empty found)</w:t>
-      </w:r>
-      <w:r>
-        <w:rPr>
-          <w:rFonts w:ascii="Arial" w:eastAsia="Times New Roman" w:hAnsi="Arial" w:cs="Arial"/>
-          <w:color w:val="000000"/>
-          <w:lang w:val="en-US"/>
-        </w:rPr>
-        <w:t>.</w:t>
+        <w:t>3</w:t>
+      </w:r>
+      <w:r>
+        <w:rPr>
+          <w:rFonts w:ascii="Arial" w:eastAsia="Times New Roman" w:hAnsi="Arial" w:cs="Arial"/>
+          <w:color w:val="000000"/>
+          <w:lang w:val="en-US"/>
+        </w:rPr>
+        <w:t xml:space="preserve"> – Delete the entry.</w:t>
       </w:r>
     </w:p>
     <w:p>
       <w:pPr>
         <w:pStyle w:val="Standard"/>
         <w:autoSpaceDE w:val="0"/>
-        <w:spacing w:after="160" w:line="259" w:lineRule="atLeast"/>
         <w:jc w:val="both"/>
         <w:rPr>
-          <w:rFonts w:ascii="Arial" w:hAnsi="Arial" w:cs="Arial"/>
-          <w:lang w:val="en-US"/>
+          <w:rFonts w:ascii="Arial" w:eastAsia="Times New Roman" w:hAnsi="Arial" w:cs="Arial"/>
+          <w:color w:val="000000"/>
+          <w:lang w:val="fr-FR"/>
         </w:rPr>
       </w:pPr>
       <w:r>
@@ -3924,29 +4185,297 @@
           <w:b/>
           <w:bCs/>
           <w:color w:val="000000"/>
-          <w:lang w:val="en-US"/>
-        </w:rPr>
-        <w:t>3</w:t>
-      </w:r>
-      <w:r>
-        <w:rPr>
-          <w:rFonts w:ascii="Arial" w:eastAsia="Times New Roman" w:hAnsi="Arial" w:cs="Arial"/>
-          <w:color w:val="000000"/>
-          <w:lang w:val="en-US"/>
-        </w:rPr>
-        <w:t xml:space="preserve"> – Delete the entry.</w:t>
+          <w:lang w:val="fr-FR"/>
+        </w:rPr>
+        <w:t>5</w:t>
+      </w:r>
+      <w:r>
+        <w:rPr>
+          <w:rFonts w:ascii="Arial" w:eastAsia="Times New Roman" w:hAnsi="Arial" w:cs="Arial"/>
+          <w:color w:val="000000"/>
+          <w:lang w:val="fr-FR"/>
+        </w:rPr>
+        <w:t xml:space="preserve"> – </w:t>
+      </w:r>
+      <w:proofErr w:type="spellStart"/>
+      <w:r>
+        <w:rPr>
+          <w:rFonts w:ascii="Arial" w:eastAsia="Times New Roman" w:hAnsi="Arial" w:cs="Arial"/>
+          <w:color w:val="000000"/>
+          <w:lang w:val="fr-FR"/>
+        </w:rPr>
+        <w:t>History</w:t>
+      </w:r>
+      <w:proofErr w:type="spellEnd"/>
+      <w:r>
+        <w:rPr>
+          <w:rFonts w:ascii="Arial" w:eastAsia="Times New Roman" w:hAnsi="Arial" w:cs="Arial"/>
+          <w:color w:val="000000"/>
+          <w:lang w:val="fr-FR"/>
+        </w:rPr>
+        <w:t xml:space="preserve"> menu</w:t>
       </w:r>
     </w:p>
     <w:p>
       <w:pPr>
         <w:pStyle w:val="Standard"/>
         <w:autoSpaceDE w:val="0"/>
-        <w:spacing w:after="160" w:line="259" w:lineRule="atLeast"/>
         <w:jc w:val="both"/>
         <w:rPr>
           <w:rFonts w:ascii="Arial" w:eastAsia="Times New Roman" w:hAnsi="Arial" w:cs="Arial"/>
           <w:color w:val="000000"/>
           <w:lang w:val="fr-FR"/>
+        </w:rPr>
+      </w:pPr>
+      <w:r>
+        <w:rPr>
+          <w:rFonts w:ascii="Arial" w:eastAsia="Times New Roman" w:hAnsi="Arial" w:cs="Arial"/>
+          <w:color w:val="000000"/>
+          <w:lang w:val="fr-FR"/>
+        </w:rPr>
+        <w:tab/>
+      </w:r>
+      <w:r>
+        <w:rPr>
+          <w:rFonts w:ascii="Arial" w:eastAsia="Times New Roman" w:hAnsi="Arial" w:cs="Arial"/>
+          <w:color w:val="000000"/>
+          <w:lang w:val="fr-FR"/>
+        </w:rPr>
+        <w:t xml:space="preserve">Clear </w:t>
+      </w:r>
+      <w:proofErr w:type="spellStart"/>
+      <w:r>
+        <w:rPr>
+          <w:rFonts w:ascii="Arial" w:eastAsia="Times New Roman" w:hAnsi="Arial" w:cs="Arial"/>
+          <w:color w:val="000000"/>
+          <w:lang w:val="fr-FR"/>
+        </w:rPr>
+        <w:t>history</w:t>
+      </w:r>
+      <w:proofErr w:type="spellEnd"/>
+      <w:r>
+        <w:rPr>
+          <w:rFonts w:ascii="Arial" w:eastAsia="Times New Roman" w:hAnsi="Arial" w:cs="Arial"/>
+          <w:color w:val="000000"/>
+          <w:lang w:val="fr-FR"/>
+        </w:rPr>
+        <w:t xml:space="preserve"> : </w:t>
+      </w:r>
+      <w:proofErr w:type="spellStart"/>
+      <w:r>
+        <w:rPr>
+          <w:rFonts w:ascii="Arial" w:eastAsia="Times New Roman" w:hAnsi="Arial" w:cs="Arial"/>
+          <w:color w:val="000000"/>
+          <w:lang w:val="fr-FR"/>
+        </w:rPr>
+        <w:t>erase</w:t>
+      </w:r>
+      <w:proofErr w:type="spellEnd"/>
+      <w:r>
+        <w:rPr>
+          <w:rFonts w:ascii="Arial" w:eastAsia="Times New Roman" w:hAnsi="Arial" w:cs="Arial"/>
+          <w:color w:val="000000"/>
+          <w:lang w:val="fr-FR"/>
+        </w:rPr>
+        <w:t xml:space="preserve"> the </w:t>
+      </w:r>
+      <w:proofErr w:type="spellStart"/>
+      <w:r>
+        <w:rPr>
+          <w:rFonts w:ascii="Arial" w:eastAsia="Times New Roman" w:hAnsi="Arial" w:cs="Arial"/>
+          <w:color w:val="000000"/>
+          <w:lang w:val="fr-FR"/>
+        </w:rPr>
+        <w:t>history</w:t>
+      </w:r>
+      <w:proofErr w:type="spellEnd"/>
+    </w:p>
+    <w:p>
+      <w:pPr>
+        <w:pStyle w:val="Standard"/>
+        <w:autoSpaceDE w:val="0"/>
+        <w:ind w:firstLine="709"/>
+        <w:jc w:val="both"/>
+        <w:rPr>
+          <w:rFonts w:ascii="Arial" w:eastAsia="Times New Roman" w:hAnsi="Arial" w:cs="Arial"/>
+          <w:color w:val="000000"/>
+          <w:lang w:val="en-US"/>
+        </w:rPr>
+      </w:pPr>
+      <w:r>
+        <w:rPr>
+          <w:rFonts w:ascii="Arial" w:eastAsia="Times New Roman" w:hAnsi="Arial" w:cs="Arial"/>
+          <w:color w:val="000000"/>
+          <w:lang w:val="fr-FR"/>
+        </w:rPr>
+        <w:t>Clear blacklist</w:t>
+      </w:r>
+      <w:r>
+        <w:rPr>
+          <w:rFonts w:ascii="Arial" w:eastAsia="Times New Roman" w:hAnsi="Arial" w:cs="Arial"/>
+          <w:color w:val="000000"/>
+          <w:lang w:val="en-US"/>
+        </w:rPr>
+        <w:t xml:space="preserve"> – Clears all black listed entries.</w:t>
+      </w:r>
+    </w:p>
+    <w:p>
+      <w:pPr>
+        <w:pStyle w:val="Standard"/>
+        <w:autoSpaceDE w:val="0"/>
+        <w:ind w:firstLine="709"/>
+        <w:jc w:val="both"/>
+        <w:rPr>
+          <w:rFonts w:ascii="Arial" w:eastAsia="Times New Roman" w:hAnsi="Arial" w:cs="Arial"/>
+          <w:color w:val="000000"/>
+          <w:lang w:val="en-US"/>
+        </w:rPr>
+      </w:pPr>
+      <w:r>
+        <w:rPr>
+          <w:rFonts w:ascii="Arial" w:eastAsia="Times New Roman" w:hAnsi="Arial" w:cs="Arial"/>
+          <w:color w:val="000000"/>
+          <w:lang w:val="fr-FR"/>
+        </w:rPr>
+        <w:t>Clear non blacklist</w:t>
+      </w:r>
+      <w:r>
+        <w:rPr>
+          <w:rFonts w:ascii="Arial" w:eastAsia="Times New Roman" w:hAnsi="Arial" w:cs="Arial"/>
+          <w:color w:val="000000"/>
+          <w:lang w:val="en-US"/>
+        </w:rPr>
+        <w:t xml:space="preserve"> - Clears all </w:t>
+      </w:r>
+      <w:proofErr w:type="spellStart"/>
+      <w:r>
+        <w:rPr>
+          <w:rFonts w:ascii="Arial" w:eastAsia="Times New Roman" w:hAnsi="Arial" w:cs="Arial"/>
+          <w:color w:val="000000"/>
+          <w:lang w:val="en-US"/>
+        </w:rPr>
+        <w:t>non black</w:t>
+      </w:r>
+      <w:proofErr w:type="spellEnd"/>
+      <w:r>
+        <w:rPr>
+          <w:rFonts w:ascii="Arial" w:eastAsia="Times New Roman" w:hAnsi="Arial" w:cs="Arial"/>
+          <w:color w:val="000000"/>
+          <w:lang w:val="en-US"/>
+        </w:rPr>
+        <w:t xml:space="preserve"> listed entries.</w:t>
+      </w:r>
+    </w:p>
+    <w:p>
+      <w:pPr>
+        <w:pStyle w:val="Standard"/>
+        <w:autoSpaceDE w:val="0"/>
+        <w:ind w:firstLine="709"/>
+        <w:jc w:val="both"/>
+        <w:rPr>
+          <w:rFonts w:ascii="Arial" w:hAnsi="Arial" w:cs="Arial"/>
+          <w:lang w:val="en-US"/>
+        </w:rPr>
+      </w:pPr>
+      <w:r>
+        <w:rPr>
+          <w:rFonts w:ascii="Arial" w:eastAsia="Times New Roman" w:hAnsi="Arial" w:cs="Arial"/>
+          <w:color w:val="000000"/>
+          <w:lang w:val="fr-FR"/>
+        </w:rPr>
+        <w:t xml:space="preserve">Save </w:t>
+      </w:r>
+      <w:proofErr w:type="spellStart"/>
+      <w:r>
+        <w:rPr>
+          <w:rFonts w:ascii="Arial" w:eastAsia="Times New Roman" w:hAnsi="Arial" w:cs="Arial"/>
+          <w:color w:val="000000"/>
+          <w:lang w:val="fr-FR"/>
+        </w:rPr>
+        <w:t>history</w:t>
+      </w:r>
+      <w:proofErr w:type="spellEnd"/>
+      <w:r>
+        <w:rPr>
+          <w:rFonts w:ascii="Arial" w:eastAsia="Times New Roman" w:hAnsi="Arial" w:cs="Arial"/>
+          <w:color w:val="000000"/>
+          <w:lang w:val="en-US"/>
+        </w:rPr>
+        <w:t xml:space="preserve"> – Saves the history.</w:t>
+      </w:r>
+    </w:p>
+    <w:p>
+      <w:pPr>
+        <w:pStyle w:val="Standard"/>
+        <w:autoSpaceDE w:val="0"/>
+        <w:ind w:firstLine="709"/>
+        <w:jc w:val="both"/>
+        <w:rPr>
+          <w:rFonts w:ascii="Arial" w:hAnsi="Arial" w:cs="Arial"/>
+          <w:lang w:val="en-US"/>
+        </w:rPr>
+      </w:pPr>
+      <w:r>
+        <w:rPr>
+          <w:rFonts w:ascii="Arial" w:eastAsia="Times New Roman" w:hAnsi="Arial" w:cs="Arial"/>
+          <w:color w:val="000000"/>
+          <w:lang w:val="fr-FR"/>
+        </w:rPr>
+        <w:t xml:space="preserve">Save </w:t>
+      </w:r>
+      <w:proofErr w:type="spellStart"/>
+      <w:r>
+        <w:rPr>
+          <w:rFonts w:ascii="Arial" w:eastAsia="Times New Roman" w:hAnsi="Arial" w:cs="Arial"/>
+          <w:color w:val="000000"/>
+          <w:lang w:val="fr-FR"/>
+        </w:rPr>
+        <w:t>hist</w:t>
+      </w:r>
+      <w:proofErr w:type="spellEnd"/>
+      <w:r>
+        <w:rPr>
+          <w:rFonts w:ascii="Arial" w:eastAsia="Times New Roman" w:hAnsi="Arial" w:cs="Arial"/>
+          <w:color w:val="000000"/>
+          <w:lang w:val="fr-FR"/>
+        </w:rPr>
+        <w:t xml:space="preserve"> to </w:t>
+      </w:r>
+      <w:proofErr w:type="spellStart"/>
+      <w:r>
+        <w:rPr>
+          <w:rFonts w:ascii="Arial" w:eastAsia="Times New Roman" w:hAnsi="Arial" w:cs="Arial"/>
+          <w:color w:val="000000"/>
+          <w:lang w:val="fr-FR"/>
+        </w:rPr>
+        <w:t>ch</w:t>
+      </w:r>
+      <w:proofErr w:type="spellEnd"/>
+      <w:r>
+        <w:rPr>
+          <w:rFonts w:ascii="Arial" w:eastAsia="Times New Roman" w:hAnsi="Arial" w:cs="Arial"/>
+          <w:color w:val="000000"/>
+          <w:lang w:val="fr-FR"/>
+        </w:rPr>
+        <w:t> :</w:t>
+      </w:r>
+      <w:r>
+        <w:rPr>
+          <w:rFonts w:ascii="Arial" w:eastAsia="Times New Roman" w:hAnsi="Arial" w:cs="Arial"/>
+          <w:color w:val="000000"/>
+          <w:lang w:val="en-US"/>
+        </w:rPr>
+        <w:t xml:space="preserve"> Saves all the history items to free channels. Tip: try to avoid holes.</w:t>
+      </w:r>
+    </w:p>
+    <w:p>
+      <w:pPr>
+        <w:pStyle w:val="Standard"/>
+        <w:autoSpaceDE w:val="0"/>
+        <w:jc w:val="both"/>
+        <w:rPr>
+          <w:rFonts w:ascii="Arial" w:hAnsi="Arial" w:cs="Arial"/>
+          <w:lang w:val="en-US"/>
         </w:rPr>
       </w:pPr>
       <w:r>
@@ -3955,62 +4484,164 @@
           <w:b/>
           <w:bCs/>
           <w:color w:val="000000"/>
+          <w:lang w:val="en-US"/>
+        </w:rPr>
+        <w:t xml:space="preserve">6 </w:t>
+      </w:r>
+      <w:r>
+        <w:rPr>
+          <w:rFonts w:ascii="Arial" w:eastAsia="Times New Roman" w:hAnsi="Arial" w:cs="Arial"/>
+          <w:color w:val="000000"/>
+          <w:lang w:val="en-US"/>
+        </w:rPr>
+        <w:t>– Launch close call</w:t>
+      </w:r>
+      <w:r>
+        <w:rPr>
+          <w:rFonts w:ascii="Arial" w:eastAsia="Times New Roman" w:hAnsi="Arial" w:cs="Arial"/>
+          <w:color w:val="000000"/>
+          <w:lang w:val="en-US"/>
+        </w:rPr>
+        <w:t>: detection of strong signals. When found, it is stored in history and close call continues.</w:t>
+      </w:r>
+      <w:r>
+        <w:rPr>
+          <w:rFonts w:ascii="Arial" w:eastAsia="Times New Roman" w:hAnsi="Arial" w:cs="Arial"/>
+          <w:color w:val="000000"/>
+          <w:lang w:val="en-US"/>
+        </w:rPr>
+        <w:br/>
+      </w:r>
+      <w:r>
+        <w:rPr>
+          <w:rFonts w:ascii="Arial" w:eastAsia="Times New Roman" w:hAnsi="Arial" w:cs="Arial"/>
+          <w:b/>
+          <w:bCs/>
+          <w:color w:val="000000"/>
+          <w:lang w:val="en-US"/>
+        </w:rPr>
+        <w:t>8</w:t>
+      </w:r>
+      <w:r>
+        <w:rPr>
+          <w:rFonts w:ascii="Arial" w:eastAsia="Times New Roman" w:hAnsi="Arial" w:cs="Arial"/>
+          <w:color w:val="000000"/>
+          <w:lang w:val="en-US"/>
+        </w:rPr>
+        <w:t xml:space="preserve"> - </w:t>
+      </w:r>
+      <w:r>
+        <w:rPr>
+          <w:rFonts w:ascii="Arial" w:eastAsia="Times New Roman" w:hAnsi="Arial" w:cs="Arial"/>
+          <w:color w:val="000000"/>
           <w:lang w:val="fr-FR"/>
         </w:rPr>
-        <w:t>5</w:t>
-      </w:r>
+        <w:t xml:space="preserve">Save </w:t>
+      </w:r>
+      <w:proofErr w:type="spellStart"/>
       <w:r>
         <w:rPr>
           <w:rFonts w:ascii="Arial" w:eastAsia="Times New Roman" w:hAnsi="Arial" w:cs="Arial"/>
           <w:color w:val="000000"/>
           <w:lang w:val="fr-FR"/>
         </w:rPr>
-        <w:t xml:space="preserve"> – History menu</w:t>
+        <w:t>history</w:t>
+      </w:r>
+      <w:proofErr w:type="spellEnd"/>
+      <w:r>
+        <w:rPr>
+          <w:rFonts w:ascii="Arial" w:eastAsia="Times New Roman" w:hAnsi="Arial" w:cs="Arial"/>
+          <w:color w:val="000000"/>
+          <w:lang w:val="en-US"/>
+        </w:rPr>
+        <w:t xml:space="preserve"> </w:t>
+      </w:r>
+      <w:r>
+        <w:rPr>
+          <w:rFonts w:ascii="Arial" w:eastAsia="Times New Roman" w:hAnsi="Arial" w:cs="Arial"/>
+          <w:color w:val="000000"/>
+          <w:lang w:val="en-US"/>
+        </w:rPr>
+        <w:t>to flash</w:t>
+      </w:r>
+      <w:r>
+        <w:rPr>
+          <w:rFonts w:ascii="Arial" w:eastAsia="Times New Roman" w:hAnsi="Arial" w:cs="Arial"/>
+          <w:color w:val="000000"/>
+          <w:lang w:val="en-US"/>
+        </w:rPr>
+        <w:t>.</w:t>
       </w:r>
     </w:p>
     <w:p>
       <w:pPr>
         <w:pStyle w:val="Standard"/>
         <w:autoSpaceDE w:val="0"/>
-        <w:spacing w:after="160" w:line="259" w:lineRule="atLeast"/>
         <w:jc w:val="both"/>
         <w:rPr>
           <w:rFonts w:ascii="Arial" w:eastAsia="Times New Roman" w:hAnsi="Arial" w:cs="Arial"/>
           <w:color w:val="000000"/>
-          <w:lang w:val="fr-FR"/>
-        </w:rPr>
-      </w:pPr>
-      <w:r>
-        <w:rPr>
-          <w:rFonts w:ascii="Arial" w:eastAsia="Times New Roman" w:hAnsi="Arial" w:cs="Arial"/>
-          <w:color w:val="000000"/>
-          <w:lang w:val="fr-FR"/>
-        </w:rPr>
-        <w:tab/>
-      </w:r>
-      <w:r>
-        <w:rPr>
-          <w:rFonts w:ascii="Arial" w:eastAsia="Times New Roman" w:hAnsi="Arial" w:cs="Arial"/>
-          <w:color w:val="000000"/>
-          <w:lang w:val="fr-FR"/>
-        </w:rPr>
-        <w:t>Clear history</w:t>
-      </w:r>
-      <w:r>
-        <w:rPr>
-          <w:rFonts w:ascii="Arial" w:eastAsia="Times New Roman" w:hAnsi="Arial" w:cs="Arial"/>
-          <w:color w:val="000000"/>
-          <w:lang w:val="fr-FR"/>
-        </w:rPr>
-        <w:t> : erase the history</w:t>
+          <w:lang w:val="en-US"/>
+        </w:rPr>
+      </w:pPr>
+      <w:proofErr w:type="gramStart"/>
+      <w:r>
+        <w:rPr>
+          <w:rFonts w:ascii="Arial" w:eastAsia="Times New Roman" w:hAnsi="Arial" w:cs="Arial"/>
+          <w:b/>
+          <w:bCs/>
+          <w:color w:val="000000"/>
+          <w:lang w:val="en-US"/>
+        </w:rPr>
+        <w:t>EXIT</w:t>
+      </w:r>
+      <w:r>
+        <w:rPr>
+          <w:rFonts w:ascii="Arial" w:eastAsia="Times New Roman" w:hAnsi="Arial" w:cs="Arial"/>
+          <w:color w:val="000000"/>
+          <w:lang w:val="en-US"/>
+        </w:rPr>
+        <w:t> :</w:t>
+      </w:r>
+      <w:proofErr w:type="gramEnd"/>
+      <w:r>
+        <w:rPr>
+          <w:rFonts w:ascii="Arial" w:eastAsia="Times New Roman" w:hAnsi="Arial" w:cs="Arial"/>
+          <w:color w:val="000000"/>
+          <w:lang w:val="en-US"/>
+        </w:rPr>
+        <w:t xml:space="preserve"> go back to </w:t>
+      </w:r>
+      <w:r>
+        <w:rPr>
+          <w:rFonts w:ascii="Arial" w:eastAsia="Times New Roman" w:hAnsi="Arial" w:cs="Arial"/>
+          <w:color w:val="000000"/>
+          <w:lang w:val="en-US"/>
+        </w:rPr>
+        <w:t>UW</w:t>
+      </w:r>
+      <w:r>
+        <w:rPr>
+          <w:rFonts w:ascii="Arial" w:eastAsia="Times New Roman" w:hAnsi="Arial" w:cs="Arial"/>
+          <w:color w:val="000000"/>
+          <w:lang w:val="en-US"/>
+        </w:rPr>
+        <w:t xml:space="preserve"> or SPECTRUM</w:t>
+      </w:r>
+    </w:p>
+    <w:p>
+      <w:pPr>
+        <w:pStyle w:val="Titre2"/>
+        <w:spacing w:before="0" w:after="0"/>
+      </w:pPr>
+      <w:r>
+        <w:t>Keys in band selection</w:t>
       </w:r>
     </w:p>
     <w:p>
       <w:pPr>
         <w:pStyle w:val="Standard"/>
         <w:autoSpaceDE w:val="0"/>
-        <w:spacing w:after="160" w:line="259" w:lineRule="atLeast"/>
-        <w:ind w:firstLine="709"/>
         <w:jc w:val="both"/>
         <w:rPr>
           <w:rFonts w:ascii="Arial" w:eastAsia="Times New Roman" w:hAnsi="Arial" w:cs="Arial"/>
@@ -4021,56 +4652,71 @@
       <w:r>
         <w:rPr>
           <w:rFonts w:ascii="Arial" w:eastAsia="Times New Roman" w:hAnsi="Arial" w:cs="Arial"/>
-          <w:color w:val="000000"/>
-          <w:lang w:val="fr-FR"/>
-        </w:rPr>
-        <w:t>Clear blacklist</w:t>
-      </w:r>
-      <w:r>
-        <w:rPr>
-          <w:rFonts w:ascii="Arial" w:eastAsia="Times New Roman" w:hAnsi="Arial" w:cs="Arial"/>
-          <w:color w:val="000000"/>
-          <w:lang w:val="en-US"/>
-        </w:rPr>
-        <w:t xml:space="preserve"> – Clears all black listed entries.</w:t>
+          <w:b/>
+          <w:bCs/>
+          <w:color w:val="000000"/>
+          <w:lang w:val="en-US"/>
+        </w:rPr>
+        <w:t xml:space="preserve">&lt;,&gt; </w:t>
+      </w:r>
+      <w:r>
+        <w:rPr>
+          <w:rFonts w:ascii="Arial" w:eastAsia="Times New Roman" w:hAnsi="Arial" w:cs="Arial"/>
+          <w:color w:val="000000"/>
+          <w:lang w:val="en-US"/>
+        </w:rPr>
+        <w:t>- Move to previous / next item</w:t>
       </w:r>
     </w:p>
     <w:p>
       <w:pPr>
         <w:pStyle w:val="Standard"/>
         <w:autoSpaceDE w:val="0"/>
-        <w:spacing w:after="160" w:line="259" w:lineRule="atLeast"/>
-        <w:ind w:firstLine="709"/>
         <w:jc w:val="both"/>
         <w:rPr>
-          <w:rFonts w:ascii="Arial" w:eastAsia="Times New Roman" w:hAnsi="Arial" w:cs="Arial"/>
-          <w:color w:val="000000"/>
-          <w:lang w:val="en-US"/>
-        </w:rPr>
-      </w:pPr>
-      <w:r>
-        <w:rPr>
-          <w:rFonts w:ascii="Arial" w:eastAsia="Times New Roman" w:hAnsi="Arial" w:cs="Arial"/>
-          <w:color w:val="000000"/>
-          <w:lang w:val="fr-FR"/>
-        </w:rPr>
-        <w:t>Clear non blacklist</w:t>
-      </w:r>
-      <w:r>
-        <w:rPr>
-          <w:rFonts w:ascii="Arial" w:eastAsia="Times New Roman" w:hAnsi="Arial" w:cs="Arial"/>
-          <w:color w:val="000000"/>
-          <w:lang w:val="en-US"/>
-        </w:rPr>
-        <w:t xml:space="preserve"> - Clears all non black listed entries.</w:t>
+          <w:rFonts w:ascii="Arial" w:hAnsi="Arial" w:cs="Arial"/>
+          <w:lang w:val="en-US"/>
+        </w:rPr>
+      </w:pPr>
+      <w:r>
+        <w:rPr>
+          <w:rFonts w:ascii="Arial" w:eastAsia="Times New Roman" w:hAnsi="Arial" w:cs="Arial"/>
+          <w:b/>
+          <w:bCs/>
+          <w:color w:val="000000"/>
+          <w:lang w:val="en-US"/>
+        </w:rPr>
+        <w:t>1,3</w:t>
+      </w:r>
+      <w:r>
+        <w:rPr>
+          <w:rFonts w:ascii="Arial" w:eastAsia="Times New Roman" w:hAnsi="Arial" w:cs="Arial"/>
+          <w:color w:val="000000"/>
+          <w:lang w:val="en-US"/>
+        </w:rPr>
+        <w:t xml:space="preserve"> – Select </w:t>
+      </w:r>
+      <w:r>
+        <w:rPr>
+          <w:rFonts w:ascii="Arial" w:eastAsia="Times New Roman" w:hAnsi="Arial" w:cs="Arial"/>
+          <w:color w:val="000000"/>
+          <w:lang w:val="en-US"/>
+        </w:rPr>
+        <w:t xml:space="preserve">a </w:t>
+      </w:r>
+      <w:r>
+        <w:rPr>
+          <w:rFonts w:ascii="Arial" w:eastAsia="Times New Roman" w:hAnsi="Arial" w:cs="Arial"/>
+          <w:color w:val="000000"/>
+          <w:lang w:val="en-US"/>
+        </w:rPr>
+        <w:t>preset</w:t>
       </w:r>
     </w:p>
     <w:p>
       <w:pPr>
         <w:pStyle w:val="Standard"/>
         <w:autoSpaceDE w:val="0"/>
-        <w:spacing w:after="160" w:line="259" w:lineRule="atLeast"/>
-        <w:ind w:firstLine="709"/>
         <w:jc w:val="both"/>
         <w:rPr>
           <w:rFonts w:ascii="Arial" w:hAnsi="Arial" w:cs="Arial"/>
@@ -4080,54 +4726,56 @@
       <w:r>
         <w:rPr>
           <w:rFonts w:ascii="Arial" w:eastAsia="Times New Roman" w:hAnsi="Arial" w:cs="Arial"/>
-          <w:color w:val="000000"/>
-          <w:lang w:val="fr-FR"/>
-        </w:rPr>
-        <w:t>Save history</w:t>
-      </w:r>
-      <w:r>
-        <w:rPr>
-          <w:rFonts w:ascii="Arial" w:eastAsia="Times New Roman" w:hAnsi="Arial" w:cs="Arial"/>
-          <w:color w:val="000000"/>
-          <w:lang w:val="en-US"/>
-        </w:rPr>
-        <w:t xml:space="preserve"> – Saves the history.</w:t>
+          <w:b/>
+          <w:bCs/>
+          <w:color w:val="000000"/>
+          <w:lang w:val="en-US"/>
+        </w:rPr>
+        <w:t>4</w:t>
+      </w:r>
+      <w:r>
+        <w:rPr>
+          <w:rFonts w:ascii="Arial" w:eastAsia="Times New Roman" w:hAnsi="Arial" w:cs="Arial"/>
+          <w:color w:val="000000"/>
+          <w:lang w:val="en-US"/>
+        </w:rPr>
+        <w:t xml:space="preserve"> – Activate or deactivate one band.</w:t>
       </w:r>
     </w:p>
     <w:p>
       <w:pPr>
         <w:pStyle w:val="Standard"/>
         <w:autoSpaceDE w:val="0"/>
-        <w:spacing w:after="160" w:line="259" w:lineRule="atLeast"/>
-        <w:ind w:firstLine="709"/>
         <w:jc w:val="both"/>
         <w:rPr>
-          <w:rFonts w:ascii="Arial" w:hAnsi="Arial" w:cs="Arial"/>
-          <w:lang w:val="en-US"/>
-        </w:rPr>
-      </w:pPr>
-      <w:r>
-        <w:rPr>
-          <w:rFonts w:ascii="Arial" w:eastAsia="Times New Roman" w:hAnsi="Arial" w:cs="Arial"/>
-          <w:color w:val="000000"/>
-          <w:lang w:val="fr-FR"/>
-        </w:rPr>
-        <w:t>Save hist to ch :</w:t>
-      </w:r>
-      <w:r>
-        <w:rPr>
-          <w:rFonts w:ascii="Arial" w:eastAsia="Times New Roman" w:hAnsi="Arial" w:cs="Arial"/>
-          <w:color w:val="000000"/>
-          <w:lang w:val="en-US"/>
-        </w:rPr>
-        <w:t xml:space="preserve"> Saves all the history items to free channels. Tip: try to avoid holes.</w:t>
+          <w:rFonts w:ascii="Arial" w:eastAsia="Times New Roman" w:hAnsi="Arial" w:cs="Arial"/>
+          <w:color w:val="000000"/>
+          <w:lang w:val="en-US"/>
+        </w:rPr>
+      </w:pPr>
+      <w:r>
+        <w:rPr>
+          <w:rFonts w:ascii="Arial" w:eastAsia="Times New Roman" w:hAnsi="Arial" w:cs="Arial"/>
+          <w:b/>
+          <w:bCs/>
+          <w:color w:val="000000"/>
+          <w:lang w:val="en-US"/>
+        </w:rPr>
+        <w:t>5</w:t>
+      </w:r>
+      <w:r>
+        <w:rPr>
+          <w:rFonts w:ascii="Arial" w:eastAsia="Times New Roman" w:hAnsi="Arial" w:cs="Arial"/>
+          <w:color w:val="000000"/>
+          <w:lang w:val="en-US"/>
+        </w:rPr>
+        <w:t xml:space="preserve"> – Activate one band and deactivate any other</w:t>
       </w:r>
     </w:p>
     <w:p>
       <w:pPr>
         <w:pStyle w:val="Standard"/>
         <w:autoSpaceDE w:val="0"/>
-        <w:spacing w:after="160" w:line="259" w:lineRule="atLeast"/>
         <w:jc w:val="both"/>
         <w:rPr>
           <w:rFonts w:ascii="Arial" w:hAnsi="Arial" w:cs="Arial"/>
@@ -4142,32 +4790,28 @@
           <w:color w:val="000000"/>
           <w:lang w:val="en-US"/>
         </w:rPr>
-        <w:t xml:space="preserve">6 </w:t>
-      </w:r>
-      <w:r>
-        <w:rPr>
-          <w:rFonts w:ascii="Arial" w:eastAsia="Times New Roman" w:hAnsi="Arial" w:cs="Arial"/>
-          <w:color w:val="000000"/>
-          <w:lang w:val="en-US"/>
-        </w:rPr>
-        <w:t>– Launch close call</w:t>
-      </w:r>
-      <w:r>
-        <w:rPr>
-          <w:rFonts w:ascii="Arial" w:eastAsia="Times New Roman" w:hAnsi="Arial" w:cs="Arial"/>
-          <w:color w:val="000000"/>
-          <w:lang w:val="en-US"/>
-        </w:rPr>
-        <w:t>: detection of strong signals. When found, it is stored in history and close call continues.</w:t>
-      </w:r>
-      <w:r>
-        <w:rPr>
-          <w:rFonts w:ascii="Arial" w:eastAsia="Times New Roman" w:hAnsi="Arial" w:cs="Arial"/>
-          <w:color w:val="000000"/>
-          <w:lang w:val="en-US"/>
-        </w:rPr>
-        <w:br/>
-      </w:r>
+        <w:t>7</w:t>
+      </w:r>
+      <w:r>
+        <w:rPr>
+          <w:rFonts w:ascii="Arial" w:eastAsia="Times New Roman" w:hAnsi="Arial" w:cs="Arial"/>
+          <w:color w:val="000000"/>
+          <w:lang w:val="en-US"/>
+        </w:rPr>
+        <w:t xml:space="preserve"> – Save current preset.</w:t>
+      </w:r>
+    </w:p>
+    <w:p>
+      <w:pPr>
+        <w:pStyle w:val="Standard"/>
+        <w:autoSpaceDE w:val="0"/>
+        <w:jc w:val="both"/>
+        <w:rPr>
+          <w:rFonts w:ascii="Arial" w:eastAsia="Times New Roman" w:hAnsi="Arial" w:cs="Arial"/>
+          <w:color w:val="000000"/>
+          <w:lang w:val="en-US"/>
+        </w:rPr>
+      </w:pPr>
       <w:r>
         <w:rPr>
           <w:rFonts w:ascii="Arial" w:eastAsia="Times New Roman" w:hAnsi="Arial" w:cs="Arial"/>
@@ -4176,23 +4820,7 @@
           <w:color w:val="000000"/>
           <w:lang w:val="en-US"/>
         </w:rPr>
-        <w:t>8</w:t>
-      </w:r>
-      <w:r>
-        <w:rPr>
-          <w:rFonts w:ascii="Arial" w:eastAsia="Times New Roman" w:hAnsi="Arial" w:cs="Arial"/>
-          <w:color w:val="000000"/>
-          <w:lang w:val="en-US"/>
-        </w:rPr>
-        <w:t xml:space="preserve"> - </w:t>
-      </w:r>
-      <w:r>
-        <w:rPr>
-          <w:rFonts w:ascii="Arial" w:eastAsia="Times New Roman" w:hAnsi="Arial" w:cs="Arial"/>
-          <w:color w:val="000000"/>
-          <w:lang w:val="fr-FR"/>
-        </w:rPr>
-        <w:t>Save history</w:t>
+        <w:t>MENU</w:t>
       </w:r>
       <w:r>
         <w:rPr>
@@ -4202,28 +4830,55 @@
         </w:rPr>
         <w:t xml:space="preserve"> </w:t>
       </w:r>
-      <w:r>
-        <w:rPr>
-          <w:rFonts w:ascii="Arial" w:eastAsia="Times New Roman" w:hAnsi="Arial" w:cs="Arial"/>
-          <w:color w:val="000000"/>
-          <w:lang w:val="en-US"/>
-        </w:rPr>
-        <w:t>to flash</w:t>
-      </w:r>
-      <w:r>
-        <w:rPr>
-          <w:rFonts w:ascii="Arial" w:eastAsia="Times New Roman" w:hAnsi="Arial" w:cs="Arial"/>
-          <w:color w:val="000000"/>
-          <w:lang w:val="en-US"/>
-        </w:rPr>
-        <w:t>.</w:t>
+      <w:proofErr w:type="gramStart"/>
+      <w:r>
+        <w:rPr>
+          <w:rFonts w:ascii="Arial" w:eastAsia="Times New Roman" w:hAnsi="Arial" w:cs="Arial"/>
+          <w:color w:val="000000"/>
+          <w:lang w:val="en-US"/>
+        </w:rPr>
+        <w:t xml:space="preserve">- </w:t>
+      </w:r>
+      <w:r>
+        <w:rPr>
+          <w:rFonts w:ascii="Arial" w:eastAsia="Times New Roman" w:hAnsi="Arial" w:cs="Arial"/>
+          <w:color w:val="000000"/>
+          <w:lang w:val="en-US"/>
+        </w:rPr>
+        <w:t> activate</w:t>
+      </w:r>
+      <w:proofErr w:type="gramEnd"/>
+      <w:r>
+        <w:rPr>
+          <w:rFonts w:ascii="Arial" w:eastAsia="Times New Roman" w:hAnsi="Arial" w:cs="Arial"/>
+          <w:color w:val="000000"/>
+          <w:lang w:val="en-US"/>
+        </w:rPr>
+        <w:t xml:space="preserve"> selected </w:t>
+      </w:r>
+      <w:proofErr w:type="gramStart"/>
+      <w:r>
+        <w:rPr>
+          <w:rFonts w:ascii="Arial" w:eastAsia="Times New Roman" w:hAnsi="Arial" w:cs="Arial"/>
+          <w:color w:val="000000"/>
+          <w:lang w:val="en-US"/>
+        </w:rPr>
+        <w:t>item</w:t>
+      </w:r>
+      <w:proofErr w:type="gramEnd"/>
+      <w:r>
+        <w:rPr>
+          <w:rFonts w:ascii="Arial" w:eastAsia="Times New Roman" w:hAnsi="Arial" w:cs="Arial"/>
+          <w:color w:val="000000"/>
+          <w:lang w:val="en-US"/>
+        </w:rPr>
+        <w:t xml:space="preserve"> and start scanning</w:t>
       </w:r>
     </w:p>
     <w:p>
       <w:pPr>
         <w:pStyle w:val="Standard"/>
         <w:autoSpaceDE w:val="0"/>
-        <w:spacing w:after="160" w:line="259" w:lineRule="atLeast"/>
         <w:jc w:val="both"/>
         <w:rPr>
           <w:rFonts w:ascii="Arial" w:eastAsia="Times New Roman" w:hAnsi="Arial" w:cs="Arial"/>
@@ -4231,6 +4886,7 @@
           <w:lang w:val="en-US"/>
         </w:rPr>
       </w:pPr>
+      <w:proofErr w:type="gramStart"/>
       <w:r>
         <w:rPr>
           <w:rFonts w:ascii="Arial" w:eastAsia="Times New Roman" w:hAnsi="Arial" w:cs="Arial"/>
@@ -4247,68 +4903,39 @@
           <w:color w:val="000000"/>
           <w:lang w:val="en-US"/>
         </w:rPr>
-        <w:t xml:space="preserve"> : go back to </w:t>
-      </w:r>
-      <w:r>
-        <w:rPr>
-          <w:rFonts w:ascii="Arial" w:eastAsia="Times New Roman" w:hAnsi="Arial" w:cs="Arial"/>
-          <w:color w:val="000000"/>
-          <w:lang w:val="en-US"/>
-        </w:rPr>
-        <w:t>UW</w:t>
-      </w:r>
-      <w:r>
-        <w:rPr>
-          <w:rFonts w:ascii="Arial" w:eastAsia="Times New Roman" w:hAnsi="Arial" w:cs="Arial"/>
-          <w:color w:val="000000"/>
-          <w:lang w:val="en-US"/>
-        </w:rPr>
-        <w:t xml:space="preserve"> or SPECTRUM</w:t>
+        <w:t> :</w:t>
+      </w:r>
+      <w:proofErr w:type="gramEnd"/>
+      <w:r>
+        <w:rPr>
+          <w:rFonts w:ascii="Arial" w:eastAsia="Times New Roman" w:hAnsi="Arial" w:cs="Arial"/>
+          <w:color w:val="000000"/>
+          <w:lang w:val="en-US"/>
+        </w:rPr>
+        <w:t xml:space="preserve"> go back to SCAN or SPECTRUM</w:t>
       </w:r>
     </w:p>
     <w:p>
       <w:pPr>
         <w:pStyle w:val="Titre2"/>
-        <w:rPr>
-          <w:rFonts w:ascii="Arial" w:eastAsia="Times New Roman" w:hAnsi="Arial" w:cs="Arial"/>
-          <w:lang w:val="en-US"/>
-        </w:rPr>
-      </w:pPr>
-      <w:r>
-        <w:rPr>
-          <w:rFonts w:ascii="Arial" w:eastAsia="Times New Roman" w:hAnsi="Arial" w:cs="Arial"/>
-          <w:lang w:val="en-US"/>
-        </w:rPr>
-        <w:t xml:space="preserve">Keys </w:t>
-      </w:r>
-      <w:r>
-        <w:rPr>
-          <w:rFonts w:ascii="Arial" w:hAnsi="Arial" w:cs="Arial"/>
-          <w:lang w:val="en-US"/>
-        </w:rPr>
-        <w:t>in</w:t>
-      </w:r>
-      <w:r>
-        <w:rPr>
-          <w:rFonts w:ascii="Arial" w:eastAsia="Times New Roman" w:hAnsi="Arial" w:cs="Arial"/>
-          <w:lang w:val="en-US"/>
-        </w:rPr>
-        <w:t xml:space="preserve"> band selection</w:t>
-      </w:r>
-    </w:p>
-    <w:p>
-      <w:pPr>
-        <w:rPr>
-          <w:rFonts w:ascii="Arial" w:hAnsi="Arial" w:cs="Arial"/>
-          <w:lang w:val="en-US"/>
-        </w:rPr>
-      </w:pPr>
+      </w:pPr>
+      <w:r>
+        <w:t xml:space="preserve">Keys in </w:t>
+      </w:r>
+      <w:proofErr w:type="spellStart"/>
+      <w:r>
+        <w:t>scanlist</w:t>
+      </w:r>
+      <w:proofErr w:type="spellEnd"/>
+      <w:r>
+        <w:t xml:space="preserve"> selection</w:t>
+      </w:r>
     </w:p>
     <w:p>
       <w:pPr>
         <w:pStyle w:val="Standard"/>
         <w:autoSpaceDE w:val="0"/>
-        <w:spacing w:after="160" w:line="259" w:lineRule="atLeast"/>
+        <w:spacing w:line="259" w:lineRule="atLeast"/>
         <w:jc w:val="both"/>
         <w:rPr>
           <w:rFonts w:ascii="Arial" w:eastAsia="Times New Roman" w:hAnsi="Arial" w:cs="Arial"/>
@@ -4339,7 +4966,7 @@
       <w:pPr>
         <w:pStyle w:val="Standard"/>
         <w:autoSpaceDE w:val="0"/>
-        <w:spacing w:after="160" w:line="259" w:lineRule="atLeast"/>
+        <w:spacing w:line="259" w:lineRule="atLeast"/>
         <w:jc w:val="both"/>
         <w:rPr>
           <w:rFonts w:ascii="Arial" w:hAnsi="Arial" w:cs="Arial"/>
@@ -4354,41 +4981,44 @@
           <w:color w:val="000000"/>
           <w:lang w:val="en-US"/>
         </w:rPr>
-        <w:t>1,3</w:t>
-      </w:r>
-      <w:r>
-        <w:rPr>
-          <w:rFonts w:ascii="Arial" w:eastAsia="Times New Roman" w:hAnsi="Arial" w:cs="Arial"/>
-          <w:color w:val="000000"/>
-          <w:lang w:val="en-US"/>
-        </w:rPr>
-        <w:t xml:space="preserve"> – Select </w:t>
-      </w:r>
-      <w:r>
-        <w:rPr>
-          <w:rFonts w:ascii="Arial" w:eastAsia="Times New Roman" w:hAnsi="Arial" w:cs="Arial"/>
-          <w:color w:val="000000"/>
-          <w:lang w:val="en-US"/>
-        </w:rPr>
-        <w:t xml:space="preserve">a </w:t>
-      </w:r>
-      <w:r>
-        <w:rPr>
-          <w:rFonts w:ascii="Arial" w:eastAsia="Times New Roman" w:hAnsi="Arial" w:cs="Arial"/>
-          <w:color w:val="000000"/>
-          <w:lang w:val="en-US"/>
-        </w:rPr>
-        <w:t>preset</w:t>
+        <w:t>4</w:t>
+      </w:r>
+      <w:r>
+        <w:rPr>
+          <w:rFonts w:ascii="Arial" w:eastAsia="Times New Roman" w:hAnsi="Arial" w:cs="Arial"/>
+          <w:color w:val="000000"/>
+          <w:lang w:val="en-US"/>
+        </w:rPr>
+        <w:t xml:space="preserve"> – Activate or deactivate one </w:t>
+      </w:r>
+      <w:proofErr w:type="spellStart"/>
+      <w:r>
+        <w:rPr>
+          <w:rFonts w:ascii="Arial" w:eastAsia="Times New Roman" w:hAnsi="Arial" w:cs="Arial"/>
+          <w:color w:val="000000"/>
+          <w:lang w:val="en-US"/>
+        </w:rPr>
+        <w:t>scanlist</w:t>
+      </w:r>
+      <w:proofErr w:type="spellEnd"/>
+      <w:r>
+        <w:rPr>
+          <w:rFonts w:ascii="Arial" w:eastAsia="Times New Roman" w:hAnsi="Arial" w:cs="Arial"/>
+          <w:color w:val="000000"/>
+          <w:lang w:val="en-US"/>
+        </w:rPr>
+        <w:t>.</w:t>
       </w:r>
     </w:p>
     <w:p>
       <w:pPr>
         <w:pStyle w:val="Standard"/>
         <w:autoSpaceDE w:val="0"/>
-        <w:spacing w:after="160" w:line="259" w:lineRule="atLeast"/>
+        <w:spacing w:line="259" w:lineRule="atLeast"/>
         <w:jc w:val="both"/>
         <w:rPr>
-          <w:rFonts w:ascii="Arial" w:hAnsi="Arial" w:cs="Arial"/>
+          <w:rFonts w:ascii="Arial" w:eastAsia="Times New Roman" w:hAnsi="Arial" w:cs="Arial"/>
+          <w:color w:val="000000"/>
           <w:lang w:val="en-US"/>
         </w:rPr>
       </w:pPr>
@@ -4400,22 +5030,40 @@
           <w:color w:val="000000"/>
           <w:lang w:val="en-US"/>
         </w:rPr>
-        <w:t>4</w:t>
-      </w:r>
-      <w:r>
-        <w:rPr>
-          <w:rFonts w:ascii="Arial" w:eastAsia="Times New Roman" w:hAnsi="Arial" w:cs="Arial"/>
-          <w:color w:val="000000"/>
-          <w:lang w:val="en-US"/>
-        </w:rPr>
-        <w:t xml:space="preserve"> – Activate or deactivate one band.</w:t>
+        <w:t>5</w:t>
+      </w:r>
+      <w:r>
+        <w:rPr>
+          <w:rFonts w:ascii="Arial" w:eastAsia="Times New Roman" w:hAnsi="Arial" w:cs="Arial"/>
+          <w:color w:val="000000"/>
+          <w:lang w:val="en-US"/>
+        </w:rPr>
+        <w:t xml:space="preserve"> – Activate one </w:t>
+      </w:r>
+      <w:proofErr w:type="spellStart"/>
+      <w:r>
+        <w:rPr>
+          <w:rFonts w:ascii="Arial" w:eastAsia="Times New Roman" w:hAnsi="Arial" w:cs="Arial"/>
+          <w:color w:val="000000"/>
+          <w:lang w:val="en-US"/>
+        </w:rPr>
+        <w:t>scanlist</w:t>
+      </w:r>
+      <w:proofErr w:type="spellEnd"/>
+      <w:r>
+        <w:rPr>
+          <w:rFonts w:ascii="Arial" w:eastAsia="Times New Roman" w:hAnsi="Arial" w:cs="Arial"/>
+          <w:color w:val="000000"/>
+          <w:lang w:val="en-US"/>
+        </w:rPr>
+        <w:t xml:space="preserve"> and deactivate any other</w:t>
       </w:r>
     </w:p>
     <w:p>
       <w:pPr>
         <w:pStyle w:val="Standard"/>
         <w:autoSpaceDE w:val="0"/>
-        <w:spacing w:after="160" w:line="259" w:lineRule="atLeast"/>
+        <w:spacing w:line="259" w:lineRule="atLeast"/>
         <w:jc w:val="both"/>
         <w:rPr>
           <w:rFonts w:ascii="Arial" w:eastAsia="Times New Roman" w:hAnsi="Arial" w:cs="Arial"/>
@@ -4431,28 +5079,74 @@
           <w:color w:val="000000"/>
           <w:lang w:val="en-US"/>
         </w:rPr>
-        <w:t>5</w:t>
-      </w:r>
-      <w:r>
-        <w:rPr>
-          <w:rFonts w:ascii="Arial" w:eastAsia="Times New Roman" w:hAnsi="Arial" w:cs="Arial"/>
-          <w:color w:val="000000"/>
-          <w:lang w:val="en-US"/>
-        </w:rPr>
-        <w:t xml:space="preserve"> – Activate one band and deactivate any other</w:t>
+        <w:t>MENU</w:t>
+      </w:r>
+      <w:r>
+        <w:rPr>
+          <w:rFonts w:ascii="Arial" w:eastAsia="Times New Roman" w:hAnsi="Arial" w:cs="Arial"/>
+          <w:color w:val="000000"/>
+          <w:lang w:val="en-US"/>
+        </w:rPr>
+        <w:t xml:space="preserve"> </w:t>
+      </w:r>
+      <w:proofErr w:type="gramStart"/>
+      <w:r>
+        <w:rPr>
+          <w:rFonts w:ascii="Arial" w:eastAsia="Times New Roman" w:hAnsi="Arial" w:cs="Arial"/>
+          <w:color w:val="000000"/>
+          <w:lang w:val="en-US"/>
+        </w:rPr>
+        <w:t xml:space="preserve">- </w:t>
+      </w:r>
+      <w:r>
+        <w:rPr>
+          <w:rFonts w:ascii="Arial" w:eastAsia="Times New Roman" w:hAnsi="Arial" w:cs="Arial"/>
+          <w:color w:val="000000"/>
+          <w:lang w:val="en-US"/>
+        </w:rPr>
+        <w:t> activate</w:t>
+      </w:r>
+      <w:proofErr w:type="gramEnd"/>
+      <w:r>
+        <w:rPr>
+          <w:rFonts w:ascii="Arial" w:eastAsia="Times New Roman" w:hAnsi="Arial" w:cs="Arial"/>
+          <w:color w:val="000000"/>
+          <w:lang w:val="en-US"/>
+        </w:rPr>
+        <w:t xml:space="preserve"> selected </w:t>
+      </w:r>
+      <w:proofErr w:type="gramStart"/>
+      <w:r>
+        <w:rPr>
+          <w:rFonts w:ascii="Arial" w:eastAsia="Times New Roman" w:hAnsi="Arial" w:cs="Arial"/>
+          <w:color w:val="000000"/>
+          <w:lang w:val="en-US"/>
+        </w:rPr>
+        <w:t>item</w:t>
+      </w:r>
+      <w:proofErr w:type="gramEnd"/>
+      <w:r>
+        <w:rPr>
+          <w:rFonts w:ascii="Arial" w:eastAsia="Times New Roman" w:hAnsi="Arial" w:cs="Arial"/>
+          <w:color w:val="000000"/>
+          <w:lang w:val="en-US"/>
+        </w:rPr>
+        <w:t xml:space="preserve"> and start scanning</w:t>
       </w:r>
     </w:p>
     <w:p>
       <w:pPr>
         <w:pStyle w:val="Standard"/>
         <w:autoSpaceDE w:val="0"/>
-        <w:spacing w:after="160" w:line="259" w:lineRule="atLeast"/>
+        <w:spacing w:line="259" w:lineRule="atLeast"/>
         <w:jc w:val="both"/>
         <w:rPr>
-          <w:rFonts w:ascii="Arial" w:hAnsi="Arial" w:cs="Arial"/>
-          <w:lang w:val="en-US"/>
-        </w:rPr>
-      </w:pPr>
+          <w:rFonts w:ascii="Arial" w:eastAsia="Times New Roman" w:hAnsi="Arial" w:cs="Arial"/>
+          <w:color w:val="000000"/>
+          <w:lang w:val="en-US"/>
+        </w:rPr>
+      </w:pPr>
+      <w:proofErr w:type="gramStart"/>
       <w:r>
         <w:rPr>
           <w:rFonts w:ascii="Arial" w:eastAsia="Times New Roman" w:hAnsi="Arial" w:cs="Arial"/>
@@ -4461,26 +5155,209 @@
           <w:color w:val="000000"/>
           <w:lang w:val="en-US"/>
         </w:rPr>
-        <w:t>7</w:t>
-      </w:r>
-      <w:r>
-        <w:rPr>
-          <w:rFonts w:ascii="Arial" w:eastAsia="Times New Roman" w:hAnsi="Arial" w:cs="Arial"/>
-          <w:color w:val="000000"/>
-          <w:lang w:val="en-US"/>
-        </w:rPr>
-        <w:t xml:space="preserve"> – Save current preset.</w:t>
+        <w:t>EXIT</w:t>
+      </w:r>
+      <w:r>
+        <w:rPr>
+          <w:rFonts w:ascii="Arial" w:eastAsia="Times New Roman" w:hAnsi="Arial" w:cs="Arial"/>
+          <w:color w:val="000000"/>
+          <w:lang w:val="en-US"/>
+        </w:rPr>
+        <w:t> :</w:t>
+      </w:r>
+      <w:proofErr w:type="gramEnd"/>
+      <w:r>
+        <w:rPr>
+          <w:rFonts w:ascii="Arial" w:eastAsia="Times New Roman" w:hAnsi="Arial" w:cs="Arial"/>
+          <w:color w:val="000000"/>
+          <w:lang w:val="en-US"/>
+        </w:rPr>
+        <w:t xml:space="preserve"> go back to SCAN or SPECTRUM</w:t>
+      </w:r>
+    </w:p>
+    <w:p>
+      <w:pPr>
+        <w:pStyle w:val="Titre2"/>
+      </w:pPr>
+      <w:r>
+        <w:t>LED Behavior</w:t>
       </w:r>
     </w:p>
     <w:p>
       <w:pPr>
         <w:pStyle w:val="Standard"/>
         <w:autoSpaceDE w:val="0"/>
-        <w:spacing w:after="160" w:line="259" w:lineRule="atLeast"/>
-        <w:jc w:val="both"/>
-        <w:rPr>
-          <w:rFonts w:ascii="Arial" w:eastAsia="Times New Roman" w:hAnsi="Arial" w:cs="Arial"/>
-          <w:color w:val="000000"/>
+        <w:spacing w:line="259" w:lineRule="atLeast"/>
+        <w:rPr>
+          <w:rFonts w:ascii="Arial" w:eastAsia="Times New Roman" w:hAnsi="Arial" w:cs="Arial"/>
+          <w:color w:val="000000"/>
+          <w:lang w:val="en-US"/>
+        </w:rPr>
+      </w:pPr>
+      <w:r>
+        <w:rPr>
+          <w:rFonts w:ascii="Arial" w:eastAsia="Times New Roman" w:hAnsi="Arial" w:cs="Arial"/>
+          <w:color w:val="FFFFFF" w:themeColor="background1"/>
+          <w:highlight w:val="red"/>
+          <w:lang w:val="en-US"/>
+        </w:rPr>
+        <w:t>RED</w:t>
+      </w:r>
+      <w:r>
+        <w:rPr>
+          <w:rFonts w:ascii="Arial" w:eastAsia="Times New Roman" w:hAnsi="Arial" w:cs="Arial"/>
+          <w:color w:val="FFFFFF" w:themeColor="background1"/>
+          <w:lang w:val="en-US"/>
+        </w:rPr>
+        <w:t xml:space="preserve"> </w:t>
+      </w:r>
+      <w:r>
+        <w:rPr>
+          <w:rFonts w:ascii="Arial" w:eastAsia="Times New Roman" w:hAnsi="Arial" w:cs="Arial"/>
+          <w:color w:val="000000"/>
+          <w:lang w:val="en-US"/>
+        </w:rPr>
+        <w:t>when TX</w:t>
+      </w:r>
+    </w:p>
+    <w:p>
+      <w:pPr>
+        <w:pStyle w:val="Standard"/>
+        <w:autoSpaceDE w:val="0"/>
+        <w:spacing w:line="259" w:lineRule="atLeast"/>
+        <w:rPr>
+          <w:rFonts w:ascii="Arial" w:eastAsia="Times New Roman" w:hAnsi="Arial" w:cs="Arial"/>
+          <w:color w:val="000000"/>
+          <w:lang w:val="en-US"/>
+        </w:rPr>
+      </w:pPr>
+      <w:r>
+        <w:rPr>
+          <w:rFonts w:ascii="Arial" w:eastAsia="Times New Roman" w:hAnsi="Arial" w:cs="Arial"/>
+          <w:color w:val="000000"/>
+          <w:highlight w:val="green"/>
+          <w:lang w:val="en-US"/>
+        </w:rPr>
+        <w:t>GREEN</w:t>
+      </w:r>
+      <w:r>
+        <w:rPr>
+          <w:rFonts w:ascii="Arial" w:eastAsia="Times New Roman" w:hAnsi="Arial" w:cs="Arial"/>
+          <w:color w:val="000000"/>
+          <w:lang w:val="en-US"/>
+        </w:rPr>
+        <w:t xml:space="preserve"> when RX</w:t>
+      </w:r>
+    </w:p>
+    <w:p>
+      <w:pPr>
+        <w:pStyle w:val="Standard"/>
+        <w:autoSpaceDE w:val="0"/>
+        <w:spacing w:line="259" w:lineRule="atLeast"/>
+        <w:rPr>
+          <w:rFonts w:ascii="Arial" w:eastAsia="Times New Roman" w:hAnsi="Arial" w:cs="Arial"/>
+          <w:color w:val="000000"/>
+          <w:lang w:val="en-US"/>
+        </w:rPr>
+      </w:pPr>
+      <w:r>
+        <w:rPr>
+          <w:rFonts w:ascii="Arial" w:eastAsia="Times New Roman" w:hAnsi="Arial" w:cs="Arial"/>
+          <w:color w:val="000000"/>
+          <w:highlight w:val="yellow"/>
+          <w:lang w:val="en-US"/>
+        </w:rPr>
+        <w:t>YELLOW</w:t>
+      </w:r>
+      <w:r>
+        <w:rPr>
+          <w:rFonts w:ascii="Arial" w:eastAsia="Times New Roman" w:hAnsi="Arial" w:cs="Arial"/>
+          <w:color w:val="000000"/>
+          <w:lang w:val="en-US"/>
+        </w:rPr>
+        <w:t xml:space="preserve"> blink at 5s frequency when scanning (UW or Spectrum)</w:t>
+      </w:r>
+    </w:p>
+    <w:p>
+      <w:pPr>
+        <w:pStyle w:val="Standard"/>
+        <w:autoSpaceDE w:val="0"/>
+        <w:spacing w:line="259" w:lineRule="atLeast"/>
+        <w:rPr>
+          <w:rFonts w:ascii="Arial" w:eastAsia="Times New Roman" w:hAnsi="Arial" w:cs="Arial"/>
+          <w:color w:val="000000"/>
+          <w:lang w:val="en-US"/>
+        </w:rPr>
+      </w:pPr>
+      <w:r>
+        <w:rPr>
+          <w:rFonts w:ascii="Arial" w:eastAsia="Times New Roman" w:hAnsi="Arial" w:cs="Arial"/>
+          <w:color w:val="000000"/>
+          <w:highlight w:val="yellow"/>
+          <w:lang w:val="en-US"/>
+        </w:rPr>
+        <w:t>YELLOW</w:t>
+      </w:r>
+      <w:r>
+        <w:rPr>
+          <w:rFonts w:ascii="Arial" w:eastAsia="Times New Roman" w:hAnsi="Arial" w:cs="Arial"/>
+          <w:color w:val="000000"/>
+          <w:lang w:val="en-US"/>
+        </w:rPr>
+        <w:t xml:space="preserve"> blink at 1s frequency when close call.</w:t>
+      </w:r>
+    </w:p>
+    <w:p>
+      <w:pPr>
+        <w:pStyle w:val="Standard"/>
+        <w:autoSpaceDE w:val="0"/>
+        <w:spacing w:line="259" w:lineRule="atLeast"/>
+        <w:rPr>
+          <w:rFonts w:ascii="Arial" w:eastAsia="Times New Roman" w:hAnsi="Arial" w:cs="Arial"/>
+          <w:color w:val="000000"/>
+          <w:lang w:val="en-US"/>
+        </w:rPr>
+      </w:pPr>
+      <w:r>
+        <w:rPr>
+          <w:rFonts w:ascii="Arial" w:eastAsia="Times New Roman" w:hAnsi="Arial" w:cs="Arial"/>
+          <w:color w:val="000000"/>
+          <w:lang w:val="en-US"/>
+        </w:rPr>
+        <w:t xml:space="preserve">Remark: when USB is connected a </w:t>
+      </w:r>
+      <w:r>
+        <w:rPr>
+          <w:rFonts w:ascii="Arial" w:eastAsia="Times New Roman" w:hAnsi="Arial" w:cs="Arial"/>
+          <w:color w:val="000000"/>
+          <w:highlight w:val="cyan"/>
+          <w:lang w:val="en-US"/>
+        </w:rPr>
+        <w:t>BLUE</w:t>
+      </w:r>
+      <w:r>
+        <w:rPr>
+          <w:rFonts w:ascii="Arial" w:eastAsia="Times New Roman" w:hAnsi="Arial" w:cs="Arial"/>
+          <w:color w:val="000000"/>
+          <w:lang w:val="en-US"/>
+        </w:rPr>
+        <w:t xml:space="preserve"> led is added.</w:t>
+      </w:r>
+    </w:p>
+    <w:p>
+      <w:pPr>
+        <w:pStyle w:val="Titre2"/>
+      </w:pPr>
+      <w:r>
+        <w:t>PARAMETERS OF THE SPECTRUM ANALYZER</w:t>
+      </w:r>
+    </w:p>
+    <w:p>
+      <w:pPr>
+        <w:pStyle w:val="Standard"/>
+        <w:autoSpaceDE w:val="0"/>
+        <w:rPr>
+          <w:rFonts w:ascii="Arial" w:hAnsi="Arial" w:cs="Arial"/>
           <w:lang w:val="en-US"/>
         </w:rPr>
       </w:pPr>
@@ -4489,974 +5366,6 @@
           <w:rFonts w:ascii="Arial" w:eastAsia="Times New Roman" w:hAnsi="Arial" w:cs="Arial"/>
           <w:b/>
           <w:bCs/>
-          <w:color w:val="000000"/>
-          <w:lang w:val="en-US"/>
-        </w:rPr>
-        <w:t>MENU</w:t>
-      </w:r>
-      <w:r>
-        <w:rPr>
-          <w:rFonts w:ascii="Arial" w:eastAsia="Times New Roman" w:hAnsi="Arial" w:cs="Arial"/>
-          <w:color w:val="000000"/>
-          <w:lang w:val="en-US"/>
-        </w:rPr>
-        <w:t xml:space="preserve"> - </w:t>
-      </w:r>
-      <w:r>
-        <w:rPr>
-          <w:rFonts w:ascii="Arial" w:eastAsia="Times New Roman" w:hAnsi="Arial" w:cs="Arial"/>
-          <w:color w:val="000000"/>
-          <w:lang w:val="en-US"/>
-        </w:rPr>
-        <w:t> activate selected item and start scanning</w:t>
-      </w:r>
-    </w:p>
-    <w:p>
-      <w:pPr>
-        <w:pStyle w:val="Standard"/>
-        <w:autoSpaceDE w:val="0"/>
-        <w:spacing w:after="160" w:line="259" w:lineRule="atLeast"/>
-        <w:jc w:val="both"/>
-        <w:rPr>
-          <w:rFonts w:ascii="Arial" w:eastAsia="Times New Roman" w:hAnsi="Arial" w:cs="Arial"/>
-          <w:color w:val="000000"/>
-          <w:lang w:val="en-US"/>
-        </w:rPr>
-      </w:pPr>
-      <w:r>
-        <w:rPr>
-          <w:rFonts w:ascii="Arial" w:eastAsia="Times New Roman" w:hAnsi="Arial" w:cs="Arial"/>
-          <w:b/>
-          <w:bCs/>
-          <w:color w:val="000000"/>
-          <w:lang w:val="en-US"/>
-        </w:rPr>
-        <w:t>EXIT</w:t>
-      </w:r>
-      <w:r>
-        <w:rPr>
-          <w:rFonts w:ascii="Arial" w:eastAsia="Times New Roman" w:hAnsi="Arial" w:cs="Arial"/>
-          <w:color w:val="000000"/>
-          <w:lang w:val="en-US"/>
-        </w:rPr>
-        <w:t> : go back to SCAN or SPECTRUM</w:t>
-      </w:r>
-    </w:p>
-    <w:p>
-      <w:pPr>
-        <w:pStyle w:val="Titre2"/>
-        <w:rPr>
-          <w:rFonts w:ascii="Arial" w:eastAsia="Times New Roman" w:hAnsi="Arial" w:cs="Arial"/>
-          <w:lang w:val="en-US"/>
-        </w:rPr>
-      </w:pPr>
-      <w:r>
-        <w:rPr>
-          <w:rFonts w:ascii="Arial" w:eastAsia="Times New Roman" w:hAnsi="Arial" w:cs="Arial"/>
-          <w:lang w:val="en-US"/>
-        </w:rPr>
-        <w:t xml:space="preserve">Keys </w:t>
-      </w:r>
-      <w:r>
-        <w:rPr>
-          <w:rFonts w:ascii="Arial" w:hAnsi="Arial" w:cs="Arial"/>
-          <w:lang w:val="en-US"/>
-        </w:rPr>
-        <w:t>in</w:t>
-      </w:r>
-      <w:r>
-        <w:rPr>
-          <w:rFonts w:ascii="Arial" w:eastAsia="Times New Roman" w:hAnsi="Arial" w:cs="Arial"/>
-          <w:lang w:val="en-US"/>
-        </w:rPr>
-        <w:t xml:space="preserve"> scanlist selection</w:t>
-      </w:r>
-    </w:p>
-    <w:p>
-      <w:pPr>
-        <w:pStyle w:val="Standard"/>
-        <w:autoSpaceDE w:val="0"/>
-        <w:spacing w:after="160" w:line="259" w:lineRule="atLeast"/>
-        <w:jc w:val="both"/>
-        <w:rPr>
-          <w:rFonts w:ascii="Arial" w:eastAsia="Times New Roman" w:hAnsi="Arial" w:cs="Arial"/>
-          <w:color w:val="000000"/>
-          <w:lang w:val="en-US"/>
-        </w:rPr>
-      </w:pPr>
-      <w:r>
-        <w:rPr>
-          <w:rFonts w:ascii="Arial" w:eastAsia="Times New Roman" w:hAnsi="Arial" w:cs="Arial"/>
-          <w:b/>
-          <w:bCs/>
-          <w:color w:val="000000"/>
-          <w:lang w:val="en-US"/>
-        </w:rPr>
-        <w:t xml:space="preserve">&lt;,&gt; </w:t>
-      </w:r>
-      <w:r>
-        <w:rPr>
-          <w:rFonts w:ascii="Arial" w:eastAsia="Times New Roman" w:hAnsi="Arial" w:cs="Arial"/>
-          <w:color w:val="000000"/>
-          <w:lang w:val="en-US"/>
-        </w:rPr>
-        <w:t>- Move to previous / next item</w:t>
-      </w:r>
-    </w:p>
-    <w:p>
-      <w:pPr>
-        <w:pStyle w:val="Standard"/>
-        <w:autoSpaceDE w:val="0"/>
-        <w:spacing w:after="160" w:line="259" w:lineRule="atLeast"/>
-        <w:jc w:val="both"/>
-        <w:rPr>
-          <w:rFonts w:ascii="Arial" w:hAnsi="Arial" w:cs="Arial"/>
-          <w:lang w:val="en-US"/>
-        </w:rPr>
-      </w:pPr>
-      <w:r>
-        <w:rPr>
-          <w:rFonts w:ascii="Arial" w:eastAsia="Times New Roman" w:hAnsi="Arial" w:cs="Arial"/>
-          <w:b/>
-          <w:bCs/>
-          <w:color w:val="000000"/>
-          <w:lang w:val="en-US"/>
-        </w:rPr>
-        <w:t>4</w:t>
-      </w:r>
-      <w:r>
-        <w:rPr>
-          <w:rFonts w:ascii="Arial" w:eastAsia="Times New Roman" w:hAnsi="Arial" w:cs="Arial"/>
-          <w:color w:val="000000"/>
-          <w:lang w:val="en-US"/>
-        </w:rPr>
-        <w:t xml:space="preserve"> – Activate or deactivate one </w:t>
-      </w:r>
-      <w:r>
-        <w:rPr>
-          <w:rFonts w:ascii="Arial" w:eastAsia="Times New Roman" w:hAnsi="Arial" w:cs="Arial"/>
-          <w:color w:val="000000"/>
-          <w:lang w:val="en-US"/>
-        </w:rPr>
-        <w:t>scanlist</w:t>
-      </w:r>
-      <w:r>
-        <w:rPr>
-          <w:rFonts w:ascii="Arial" w:eastAsia="Times New Roman" w:hAnsi="Arial" w:cs="Arial"/>
-          <w:color w:val="000000"/>
-          <w:lang w:val="en-US"/>
-        </w:rPr>
-        <w:t>.</w:t>
-      </w:r>
-    </w:p>
-    <w:p>
-      <w:pPr>
-        <w:pStyle w:val="Standard"/>
-        <w:autoSpaceDE w:val="0"/>
-        <w:spacing w:after="160" w:line="259" w:lineRule="atLeast"/>
-        <w:jc w:val="both"/>
-        <w:rPr>
-          <w:rFonts w:ascii="Arial" w:eastAsia="Times New Roman" w:hAnsi="Arial" w:cs="Arial"/>
-          <w:color w:val="000000"/>
-          <w:lang w:val="en-US"/>
-        </w:rPr>
-      </w:pPr>
-      <w:r>
-        <w:rPr>
-          <w:rFonts w:ascii="Arial" w:eastAsia="Times New Roman" w:hAnsi="Arial" w:cs="Arial"/>
-          <w:b/>
-          <w:bCs/>
-          <w:color w:val="000000"/>
-          <w:lang w:val="en-US"/>
-        </w:rPr>
-        <w:t>5</w:t>
-      </w:r>
-      <w:r>
-        <w:rPr>
-          <w:rFonts w:ascii="Arial" w:eastAsia="Times New Roman" w:hAnsi="Arial" w:cs="Arial"/>
-          <w:color w:val="000000"/>
-          <w:lang w:val="en-US"/>
-        </w:rPr>
-        <w:t xml:space="preserve"> – Activate one </w:t>
-      </w:r>
-      <w:r>
-        <w:rPr>
-          <w:rFonts w:ascii="Arial" w:eastAsia="Times New Roman" w:hAnsi="Arial" w:cs="Arial"/>
-          <w:color w:val="000000"/>
-          <w:lang w:val="en-US"/>
-        </w:rPr>
-        <w:t>scanlist</w:t>
-      </w:r>
-      <w:r>
-        <w:rPr>
-          <w:rFonts w:ascii="Arial" w:eastAsia="Times New Roman" w:hAnsi="Arial" w:cs="Arial"/>
-          <w:color w:val="000000"/>
-          <w:lang w:val="en-US"/>
-        </w:rPr>
-        <w:t xml:space="preserve"> and deactivate any other</w:t>
-      </w:r>
-    </w:p>
-    <w:p>
-      <w:pPr>
-        <w:pStyle w:val="Standard"/>
-        <w:autoSpaceDE w:val="0"/>
-        <w:spacing w:after="160" w:line="259" w:lineRule="atLeast"/>
-        <w:jc w:val="both"/>
-        <w:rPr>
-          <w:rFonts w:ascii="Arial" w:eastAsia="Times New Roman" w:hAnsi="Arial" w:cs="Arial"/>
-          <w:color w:val="000000"/>
-          <w:lang w:val="en-US"/>
-        </w:rPr>
-      </w:pPr>
-      <w:r>
-        <w:rPr>
-          <w:rFonts w:ascii="Arial" w:eastAsia="Times New Roman" w:hAnsi="Arial" w:cs="Arial"/>
-          <w:b/>
-          <w:bCs/>
-          <w:color w:val="000000"/>
-          <w:lang w:val="en-US"/>
-        </w:rPr>
-        <w:t>MENU</w:t>
-      </w:r>
-      <w:r>
-        <w:rPr>
-          <w:rFonts w:ascii="Arial" w:eastAsia="Times New Roman" w:hAnsi="Arial" w:cs="Arial"/>
-          <w:color w:val="000000"/>
-          <w:lang w:val="en-US"/>
-        </w:rPr>
-        <w:t xml:space="preserve"> - </w:t>
-      </w:r>
-      <w:r>
-        <w:rPr>
-          <w:rFonts w:ascii="Arial" w:eastAsia="Times New Roman" w:hAnsi="Arial" w:cs="Arial"/>
-          <w:color w:val="000000"/>
-          <w:lang w:val="en-US"/>
-        </w:rPr>
-        <w:t> activate selected item and start scanning</w:t>
-      </w:r>
-    </w:p>
-    <w:p>
-      <w:pPr>
-        <w:pStyle w:val="Standard"/>
-        <w:autoSpaceDE w:val="0"/>
-        <w:spacing w:after="160" w:line="259" w:lineRule="atLeast"/>
-        <w:jc w:val="both"/>
-        <w:rPr>
-          <w:rFonts w:ascii="Arial" w:eastAsia="Times New Roman" w:hAnsi="Arial" w:cs="Arial"/>
-          <w:color w:val="000000"/>
-          <w:lang w:val="en-US"/>
-        </w:rPr>
-      </w:pPr>
-      <w:r>
-        <w:rPr>
-          <w:rFonts w:ascii="Arial" w:eastAsia="Times New Roman" w:hAnsi="Arial" w:cs="Arial"/>
-          <w:b/>
-          <w:bCs/>
-          <w:color w:val="000000"/>
-          <w:lang w:val="en-US"/>
-        </w:rPr>
-        <w:t>EXIT</w:t>
-      </w:r>
-      <w:r>
-        <w:rPr>
-          <w:rFonts w:ascii="Arial" w:eastAsia="Times New Roman" w:hAnsi="Arial" w:cs="Arial"/>
-          <w:color w:val="000000"/>
-          <w:lang w:val="en-US"/>
-        </w:rPr>
-        <w:t> : go back to SCAN or SPECTRUM</w:t>
-      </w:r>
-    </w:p>
-    <w:p>
-      <w:pPr>
-        <w:pStyle w:val="Standard"/>
-        <w:autoSpaceDE w:val="0"/>
-        <w:spacing w:after="160" w:line="259" w:lineRule="atLeast"/>
-        <w:jc w:val="both"/>
-        <w:rPr>
-          <w:rFonts w:ascii="Arial" w:eastAsia="Times New Roman" w:hAnsi="Arial" w:cs="Arial"/>
-          <w:b/>
-          <w:color w:val="0F4761" w:themeColor="accent1" w:themeShade="BF"/>
-          <w:sz w:val="32"/>
-          <w:szCs w:val="23"/>
-          <w:lang w:val="en-US"/>
-        </w:rPr>
-      </w:pPr>
-      <w:r>
-        <w:rPr>
-          <w:rFonts w:ascii="Arial" w:eastAsia="Times New Roman" w:hAnsi="Arial" w:cs="Arial"/>
-          <w:b/>
-          <w:color w:val="0F4761" w:themeColor="accent1" w:themeShade="BF"/>
-          <w:sz w:val="32"/>
-          <w:szCs w:val="23"/>
-          <w:lang w:val="en-US"/>
-        </w:rPr>
-        <w:t>LED Behavior</w:t>
-      </w:r>
-    </w:p>
-    <w:p>
-      <w:pPr>
-        <w:pStyle w:val="Standard"/>
-        <w:autoSpaceDE w:val="0"/>
-        <w:spacing w:after="160" w:line="259" w:lineRule="atLeast"/>
-        <w:rPr>
-          <w:rFonts w:ascii="Arial" w:eastAsia="Times New Roman" w:hAnsi="Arial" w:cs="Arial"/>
-          <w:color w:val="000000"/>
-          <w:lang w:val="en-US"/>
-        </w:rPr>
-      </w:pPr>
-      <w:r>
-        <w:rPr>
-          <w:rFonts w:ascii="Arial" w:eastAsia="Times New Roman" w:hAnsi="Arial" w:cs="Arial"/>
-          <w:color w:val="FFFFFF" w:themeColor="background1"/>
-          <w:highlight w:val="red"/>
-          <w:lang w:val="en-US"/>
-        </w:rPr>
-        <w:t>RED</w:t>
-      </w:r>
-      <w:r>
-        <w:rPr>
-          <w:rFonts w:ascii="Arial" w:eastAsia="Times New Roman" w:hAnsi="Arial" w:cs="Arial"/>
-          <w:color w:val="FFFFFF" w:themeColor="background1"/>
-          <w:lang w:val="en-US"/>
-        </w:rPr>
-        <w:t xml:space="preserve"> </w:t>
-      </w:r>
-      <w:r>
-        <w:rPr>
-          <w:rFonts w:ascii="Arial" w:eastAsia="Times New Roman" w:hAnsi="Arial" w:cs="Arial"/>
-          <w:color w:val="000000"/>
-          <w:lang w:val="en-US"/>
-        </w:rPr>
-        <w:t>when TX</w:t>
-      </w:r>
-    </w:p>
-    <w:p>
-      <w:pPr>
-        <w:pStyle w:val="Standard"/>
-        <w:autoSpaceDE w:val="0"/>
-        <w:spacing w:after="160" w:line="259" w:lineRule="atLeast"/>
-        <w:rPr>
-          <w:rFonts w:ascii="Arial" w:eastAsia="Times New Roman" w:hAnsi="Arial" w:cs="Arial"/>
-          <w:color w:val="000000"/>
-          <w:lang w:val="en-US"/>
-        </w:rPr>
-      </w:pPr>
-      <w:r>
-        <w:rPr>
-          <w:rFonts w:ascii="Arial" w:eastAsia="Times New Roman" w:hAnsi="Arial" w:cs="Arial"/>
-          <w:color w:val="000000"/>
-          <w:highlight w:val="green"/>
-          <w:lang w:val="en-US"/>
-        </w:rPr>
-        <w:t>GREEN</w:t>
-      </w:r>
-      <w:r>
-        <w:rPr>
-          <w:rFonts w:ascii="Arial" w:eastAsia="Times New Roman" w:hAnsi="Arial" w:cs="Arial"/>
-          <w:color w:val="000000"/>
-          <w:lang w:val="en-US"/>
-        </w:rPr>
-        <w:t xml:space="preserve"> when RX</w:t>
-      </w:r>
-    </w:p>
-    <w:p>
-      <w:pPr>
-        <w:pStyle w:val="Standard"/>
-        <w:autoSpaceDE w:val="0"/>
-        <w:spacing w:after="160" w:line="259" w:lineRule="atLeast"/>
-        <w:rPr>
-          <w:rFonts w:ascii="Arial" w:eastAsia="Times New Roman" w:hAnsi="Arial" w:cs="Arial"/>
-          <w:color w:val="000000"/>
-          <w:lang w:val="en-US"/>
-        </w:rPr>
-      </w:pPr>
-      <w:r>
-        <w:rPr>
-          <w:rFonts w:ascii="Arial" w:eastAsia="Times New Roman" w:hAnsi="Arial" w:cs="Arial"/>
-          <w:color w:val="000000"/>
-          <w:highlight w:val="yellow"/>
-          <w:lang w:val="en-US"/>
-        </w:rPr>
-        <w:t>YELLOW</w:t>
-      </w:r>
-      <w:r>
-        <w:rPr>
-          <w:rFonts w:ascii="Arial" w:eastAsia="Times New Roman" w:hAnsi="Arial" w:cs="Arial"/>
-          <w:color w:val="000000"/>
-          <w:lang w:val="en-US"/>
-        </w:rPr>
-        <w:t xml:space="preserve"> blink at 5s frequency when scanning (UW or Spectrum)</w:t>
-      </w:r>
-    </w:p>
-    <w:p>
-      <w:pPr>
-        <w:pStyle w:val="Standard"/>
-        <w:autoSpaceDE w:val="0"/>
-        <w:spacing w:after="160" w:line="259" w:lineRule="atLeast"/>
-        <w:rPr>
-          <w:rFonts w:ascii="Arial" w:eastAsia="Times New Roman" w:hAnsi="Arial" w:cs="Arial"/>
-          <w:color w:val="000000"/>
-          <w:lang w:val="en-US"/>
-        </w:rPr>
-      </w:pPr>
-      <w:r>
-        <w:rPr>
-          <w:rFonts w:ascii="Arial" w:eastAsia="Times New Roman" w:hAnsi="Arial" w:cs="Arial"/>
-          <w:color w:val="000000"/>
-          <w:highlight w:val="yellow"/>
-          <w:lang w:val="en-US"/>
-        </w:rPr>
-        <w:t>YELLOW</w:t>
-      </w:r>
-      <w:r>
-        <w:rPr>
-          <w:rFonts w:ascii="Arial" w:eastAsia="Times New Roman" w:hAnsi="Arial" w:cs="Arial"/>
-          <w:color w:val="000000"/>
-          <w:lang w:val="en-US"/>
-        </w:rPr>
-        <w:t xml:space="preserve"> blink at 1s frequency when close call.</w:t>
-      </w:r>
-    </w:p>
-    <w:p>
-      <w:pPr>
-        <w:pStyle w:val="Standard"/>
-        <w:autoSpaceDE w:val="0"/>
-        <w:spacing w:after="160" w:line="259" w:lineRule="atLeast"/>
-        <w:rPr>
-          <w:rFonts w:ascii="Arial" w:eastAsia="Times New Roman" w:hAnsi="Arial" w:cs="Arial"/>
-          <w:color w:val="000000"/>
-          <w:lang w:val="en-US"/>
-        </w:rPr>
-      </w:pPr>
-      <w:r>
-        <w:rPr>
-          <w:rFonts w:ascii="Arial" w:eastAsia="Times New Roman" w:hAnsi="Arial" w:cs="Arial"/>
-          <w:color w:val="000000"/>
-          <w:lang w:val="en-US"/>
-        </w:rPr>
-        <w:t xml:space="preserve">Remark: when USB is connected a </w:t>
-      </w:r>
-      <w:r>
-        <w:rPr>
-          <w:rFonts w:ascii="Arial" w:eastAsia="Times New Roman" w:hAnsi="Arial" w:cs="Arial"/>
-          <w:color w:val="000000"/>
-          <w:highlight w:val="cyan"/>
-          <w:lang w:val="en-US"/>
-        </w:rPr>
-        <w:t>BLUE</w:t>
-      </w:r>
-      <w:r>
-        <w:rPr>
-          <w:rFonts w:ascii="Arial" w:eastAsia="Times New Roman" w:hAnsi="Arial" w:cs="Arial"/>
-          <w:color w:val="000000"/>
-          <w:lang w:val="en-US"/>
-        </w:rPr>
-        <w:t xml:space="preserve"> led is added.</w:t>
-      </w:r>
-    </w:p>
-    <w:p>
-      <w:pPr>
-        <w:suppressAutoHyphens w:val="0"/>
-        <w:rPr>
-          <w:rFonts w:ascii="Arial" w:eastAsia="Times New Roman" w:hAnsi="Arial" w:cs="Arial"/>
-          <w:b/>
-          <w:color w:val="0F4761" w:themeColor="accent1" w:themeShade="BF"/>
-          <w:sz w:val="32"/>
-          <w:szCs w:val="23"/>
-          <w:lang w:val="en-US"/>
-        </w:rPr>
-      </w:pPr>
-      <w:r>
-        <w:rPr>
-          <w:rFonts w:ascii="Arial" w:eastAsia="Times New Roman" w:hAnsi="Arial" w:cs="Arial"/>
-          <w:lang w:val="en-US"/>
-        </w:rPr>
-        <w:br w:type="page"/>
-      </w:r>
-    </w:p>
-    <w:p>
-      <w:pPr>
-        <w:pStyle w:val="Titre2"/>
-        <w:rPr>
-          <w:rFonts w:ascii="Arial" w:eastAsia="Times New Roman" w:hAnsi="Arial" w:cs="Arial"/>
-          <w:lang w:val="en-US"/>
-        </w:rPr>
-      </w:pPr>
-      <w:r>
-        <w:rPr>
-          <w:rFonts w:ascii="Arial" w:eastAsia="Times New Roman" w:hAnsi="Arial" w:cs="Arial"/>
-          <w:lang w:val="en-US"/>
-        </w:rPr>
-        <w:lastRenderedPageBreak/>
-        <w:t>PARAMETERS OF THE SPECTRUM ANALYZER</w:t>
-      </w:r>
-    </w:p>
-    <w:p>
-      <w:pPr>
-        <w:pStyle w:val="Standard"/>
-        <w:autoSpaceDE w:val="0"/>
-        <w:spacing w:after="160" w:line="259" w:lineRule="atLeast"/>
-        <w:rPr>
-          <w:rFonts w:ascii="Arial" w:hAnsi="Arial" w:cs="Arial"/>
-          <w:lang w:val="en-US"/>
-        </w:rPr>
-      </w:pPr>
-      <w:r>
-        <w:rPr>
-          <w:rFonts w:ascii="Arial" w:eastAsia="Times New Roman" w:hAnsi="Arial" w:cs="Arial"/>
-          <w:b/>
-          <w:bCs/>
-          <w:lang w:val="en-US"/>
-        </w:rPr>
-        <w:t>SPECTRUMDELAY</w:t>
-      </w:r>
-      <w:r>
-        <w:rPr>
-          <w:rFonts w:ascii="Arial" w:eastAsia="Times New Roman" w:hAnsi="Arial" w:cs="Arial"/>
-          <w:lang w:val="en-US"/>
-        </w:rPr>
-        <w:t xml:space="preserve"> – Pause time after signal detection (in ms) – if 0, immediately resumes scanning.</w:t>
-      </w:r>
-    </w:p>
-    <w:p>
-      <w:pPr>
-        <w:pStyle w:val="Standard"/>
-        <w:autoSpaceDE w:val="0"/>
-        <w:spacing w:after="160" w:line="259" w:lineRule="atLeast"/>
-        <w:rPr>
-          <w:rFonts w:ascii="Arial" w:hAnsi="Arial" w:cs="Arial"/>
-          <w:lang w:val="en-US"/>
-        </w:rPr>
-      </w:pPr>
-      <w:r>
-        <w:rPr>
-          <w:rFonts w:ascii="Arial" w:eastAsia="Times New Roman" w:hAnsi="Arial" w:cs="Arial"/>
-          <w:b/>
-          <w:bCs/>
-          <w:lang w:val="en-US"/>
-        </w:rPr>
-        <w:t>MAXLISTENTIME</w:t>
-      </w:r>
-      <w:r>
-        <w:rPr>
-          <w:rFonts w:ascii="Arial" w:eastAsia="Times New Roman" w:hAnsi="Arial" w:cs="Arial"/>
-          <w:lang w:val="en-US"/>
-        </w:rPr>
-        <w:t xml:space="preserve"> – Maximum time to listen to the signal (in seconds) – after that, the scan continues.</w:t>
-      </w:r>
-    </w:p>
-    <w:p>
-      <w:pPr>
-        <w:pStyle w:val="Standard"/>
-        <w:autoSpaceDE w:val="0"/>
-        <w:spacing w:after="160" w:line="259" w:lineRule="atLeast"/>
-        <w:rPr>
-          <w:rFonts w:ascii="Arial" w:hAnsi="Arial" w:cs="Arial"/>
-          <w:lang w:val="en-US"/>
-        </w:rPr>
-      </w:pPr>
-      <w:r>
-        <w:rPr>
-          <w:rFonts w:ascii="Arial" w:eastAsia="Times New Roman" w:hAnsi="Arial" w:cs="Arial"/>
-          <w:b/>
-          <w:bCs/>
-          <w:lang w:val="en-US"/>
-        </w:rPr>
-        <w:t>FSTART</w:t>
-      </w:r>
-      <w:r>
-        <w:rPr>
-          <w:rFonts w:ascii="Arial" w:eastAsia="Times New Roman" w:hAnsi="Arial" w:cs="Arial"/>
-          <w:lang w:val="en-US"/>
-        </w:rPr>
-        <w:t xml:space="preserve"> – Initial frequency of the scan range (in MHz).</w:t>
-      </w:r>
-    </w:p>
-    <w:p>
-      <w:pPr>
-        <w:pStyle w:val="Standard"/>
-        <w:autoSpaceDE w:val="0"/>
-        <w:spacing w:after="160" w:line="259" w:lineRule="atLeast"/>
-        <w:rPr>
-          <w:rFonts w:ascii="Arial" w:hAnsi="Arial" w:cs="Arial"/>
-          <w:lang w:val="en-US"/>
-        </w:rPr>
-      </w:pPr>
-      <w:r>
-        <w:rPr>
-          <w:rFonts w:ascii="Arial" w:eastAsia="Times New Roman" w:hAnsi="Arial" w:cs="Arial"/>
-          <w:b/>
-          <w:bCs/>
-          <w:lang w:val="en-US"/>
-        </w:rPr>
-        <w:t>FSTOP</w:t>
-      </w:r>
-      <w:r>
-        <w:rPr>
-          <w:rFonts w:ascii="Arial" w:eastAsia="Times New Roman" w:hAnsi="Arial" w:cs="Arial"/>
-          <w:lang w:val="en-US"/>
-        </w:rPr>
-        <w:t xml:space="preserve"> – End frequency of the scan range (in MHz).</w:t>
-      </w:r>
-    </w:p>
-    <w:p>
-      <w:pPr>
-        <w:pStyle w:val="Standard"/>
-        <w:autoSpaceDE w:val="0"/>
-        <w:spacing w:after="160" w:line="259" w:lineRule="atLeast"/>
-        <w:rPr>
-          <w:rFonts w:ascii="Arial" w:hAnsi="Arial" w:cs="Arial"/>
-          <w:lang w:val="en-US"/>
-        </w:rPr>
-      </w:pPr>
-      <w:r>
-        <w:rPr>
-          <w:rFonts w:ascii="Arial" w:eastAsia="Times New Roman" w:hAnsi="Arial" w:cs="Arial"/>
-          <w:b/>
-          <w:bCs/>
-          <w:lang w:val="en-US"/>
-        </w:rPr>
-        <w:t>STEP</w:t>
-      </w:r>
-      <w:r>
-        <w:rPr>
-          <w:rFonts w:ascii="Arial" w:eastAsia="Times New Roman" w:hAnsi="Arial" w:cs="Arial"/>
-          <w:lang w:val="en-US"/>
-        </w:rPr>
-        <w:t xml:space="preserve"> – Frequency scan step (in kHz): 0.01; 0.05; 0.1; 0.5; 1.0; 2.0; 5.0; 6.25; 10.0; 12.5; 20.0; 25.0; 50.0; 100.0.</w:t>
-      </w:r>
-    </w:p>
-    <w:p>
-      <w:pPr>
-        <w:pStyle w:val="Standard"/>
-        <w:autoSpaceDE w:val="0"/>
-        <w:spacing w:after="160" w:line="259" w:lineRule="atLeast"/>
-        <w:rPr>
-          <w:rFonts w:ascii="Arial" w:hAnsi="Arial" w:cs="Arial"/>
-          <w:lang w:val="en-US"/>
-        </w:rPr>
-      </w:pPr>
-      <w:r>
-        <w:rPr>
-          <w:rFonts w:ascii="Arial" w:eastAsia="Times New Roman" w:hAnsi="Arial" w:cs="Arial"/>
-          <w:b/>
-          <w:bCs/>
-          <w:lang w:val="en-US"/>
-        </w:rPr>
-        <w:t>LISTENBW</w:t>
-      </w:r>
-      <w:r>
-        <w:rPr>
-          <w:rFonts w:ascii="Arial" w:eastAsia="Times New Roman" w:hAnsi="Arial" w:cs="Arial"/>
-          <w:lang w:val="en-US"/>
-        </w:rPr>
-        <w:t xml:space="preserve"> – Bandwidth: </w:t>
-      </w:r>
-      <w:r>
-        <w:rPr>
-          <w:rFonts w:ascii="Arial" w:eastAsia="Times New Roman" w:hAnsi="Arial" w:cs="Arial"/>
-          <w:b/>
-          <w:bCs/>
-          <w:lang w:val="en-US"/>
-        </w:rPr>
-        <w:t>Wide</w:t>
-      </w:r>
-      <w:r>
-        <w:rPr>
-          <w:rFonts w:ascii="Arial" w:eastAsia="Times New Roman" w:hAnsi="Arial" w:cs="Arial"/>
-          <w:lang w:val="en-US"/>
-        </w:rPr>
-        <w:t xml:space="preserve"> (25 kHz) / </w:t>
-      </w:r>
-      <w:r>
-        <w:rPr>
-          <w:rFonts w:ascii="Arial" w:eastAsia="Times New Roman" w:hAnsi="Arial" w:cs="Arial"/>
-          <w:b/>
-          <w:bCs/>
-          <w:lang w:val="en-US"/>
-        </w:rPr>
-        <w:t>Narrow</w:t>
-      </w:r>
-      <w:r>
-        <w:rPr>
-          <w:rFonts w:ascii="Arial" w:eastAsia="Times New Roman" w:hAnsi="Arial" w:cs="Arial"/>
-          <w:lang w:val="en-US"/>
-        </w:rPr>
-        <w:t xml:space="preserve"> (12.5 kHz)/ </w:t>
-      </w:r>
-      <w:r>
-        <w:rPr>
-          <w:rFonts w:ascii="Arial" w:eastAsia="Times New Roman" w:hAnsi="Arial" w:cs="Arial"/>
-          <w:b/>
-          <w:bCs/>
-          <w:lang w:val="en-US"/>
-        </w:rPr>
-        <w:t>AIR</w:t>
-      </w:r>
-      <w:r>
-        <w:rPr>
-          <w:rFonts w:ascii="Arial" w:eastAsia="Times New Roman" w:hAnsi="Arial" w:cs="Arial"/>
-          <w:lang w:val="en-US"/>
-        </w:rPr>
-        <w:t xml:space="preserve"> (8.33kHz).</w:t>
-      </w:r>
-    </w:p>
-    <w:p>
-      <w:pPr>
-        <w:pStyle w:val="Standard"/>
-        <w:autoSpaceDE w:val="0"/>
-        <w:spacing w:after="160" w:line="259" w:lineRule="atLeast"/>
-        <w:rPr>
-          <w:rFonts w:ascii="Arial" w:hAnsi="Arial" w:cs="Arial"/>
-          <w:lang w:val="en-US"/>
-        </w:rPr>
-      </w:pPr>
-      <w:r>
-        <w:rPr>
-          <w:rFonts w:ascii="Arial" w:eastAsia="Times New Roman" w:hAnsi="Arial" w:cs="Arial"/>
-          <w:b/>
-          <w:bCs/>
-          <w:lang w:val="en-US"/>
-        </w:rPr>
-        <w:t>MODULATION</w:t>
-      </w:r>
-      <w:r>
-        <w:rPr>
-          <w:rFonts w:ascii="Arial" w:eastAsia="Times New Roman" w:hAnsi="Arial" w:cs="Arial"/>
-          <w:lang w:val="en-US"/>
-        </w:rPr>
-        <w:t xml:space="preserve"> – Modulation type: </w:t>
-      </w:r>
-      <w:r>
-        <w:rPr>
-          <w:rFonts w:ascii="Arial" w:eastAsia="Times New Roman" w:hAnsi="Arial" w:cs="Arial"/>
-          <w:b/>
-          <w:bCs/>
-          <w:lang w:val="en-US"/>
-        </w:rPr>
-        <w:t>FM/AM/USB</w:t>
-      </w:r>
-      <w:r>
-        <w:rPr>
-          <w:rFonts w:ascii="Arial" w:eastAsia="Times New Roman" w:hAnsi="Arial" w:cs="Arial"/>
-          <w:lang w:val="en-US"/>
-        </w:rPr>
-        <w:t>.</w:t>
-      </w:r>
-    </w:p>
-    <w:p>
-      <w:pPr>
-        <w:pStyle w:val="Standard"/>
-        <w:autoSpaceDE w:val="0"/>
-        <w:spacing w:after="160" w:line="259" w:lineRule="atLeast"/>
-        <w:rPr>
-          <w:rFonts w:ascii="Arial" w:eastAsia="Times New Roman" w:hAnsi="Arial" w:cs="Arial"/>
-          <w:lang w:val="en-US"/>
-        </w:rPr>
-      </w:pPr>
-      <w:r>
-        <w:rPr>
-          <w:rFonts w:ascii="Arial" w:eastAsia="Times New Roman" w:hAnsi="Arial" w:cs="Arial"/>
-          <w:b/>
-          <w:bCs/>
-          <w:lang w:val="en-US"/>
-        </w:rPr>
-        <w:t>POWERSAVE</w:t>
-      </w:r>
-      <w:r>
-        <w:rPr>
-          <w:rFonts w:ascii="Arial" w:eastAsia="Times New Roman" w:hAnsi="Arial" w:cs="Arial"/>
-          <w:lang w:val="en-US"/>
-        </w:rPr>
-        <w:t xml:space="preserve"> – Power saving mode: Off /200ms /500ms /1s /2s /5s.</w:t>
-      </w:r>
-    </w:p>
-    <w:p>
-      <w:pPr>
-        <w:pStyle w:val="Standard"/>
-        <w:autoSpaceDE w:val="0"/>
-        <w:spacing w:after="160" w:line="259" w:lineRule="atLeast"/>
-        <w:rPr>
-          <w:rFonts w:ascii="Arial" w:hAnsi="Arial" w:cs="Arial"/>
-          <w:lang w:val="en-US"/>
-        </w:rPr>
-      </w:pPr>
-      <w:r>
-        <w:rPr>
-          <w:rFonts w:ascii="Arial" w:eastAsia="Times New Roman" w:hAnsi="Arial" w:cs="Arial"/>
-          <w:b/>
-          <w:bCs/>
-          <w:lang w:val="en-US"/>
-        </w:rPr>
-        <w:t>KEY UNLOCKED</w:t>
-      </w:r>
-      <w:r>
-        <w:rPr>
-          <w:rFonts w:ascii="Arial" w:eastAsia="Times New Roman" w:hAnsi="Arial" w:cs="Arial"/>
-          <w:lang w:val="en-US"/>
-        </w:rPr>
-        <w:t xml:space="preserve"> – THE TIME BEFORE THE KEYPAD IS LOCKED.</w:t>
-      </w:r>
-    </w:p>
-    <w:p>
-      <w:pPr>
-        <w:pStyle w:val="Standard"/>
-        <w:autoSpaceDE w:val="0"/>
-        <w:spacing w:after="160" w:line="259" w:lineRule="atLeast"/>
-        <w:rPr>
-          <w:rFonts w:ascii="Arial" w:eastAsia="Times New Roman" w:hAnsi="Arial" w:cs="Arial"/>
-          <w:lang w:val="en-US"/>
-        </w:rPr>
-      </w:pPr>
-      <w:r>
-        <w:rPr>
-          <w:rFonts w:ascii="Arial" w:eastAsia="Times New Roman" w:hAnsi="Arial" w:cs="Arial"/>
-          <w:b/>
-          <w:bCs/>
-          <w:lang w:val="en-US"/>
-        </w:rPr>
-        <w:t>NOIS</w:t>
-      </w:r>
-      <w:r>
-        <w:rPr>
-          <w:rFonts w:ascii="Arial" w:eastAsia="Times New Roman" w:hAnsi="Arial" w:cs="Arial"/>
-          <w:b/>
-          <w:bCs/>
-          <w:lang w:val="en-US"/>
-        </w:rPr>
-        <w:t xml:space="preserve"> </w:t>
-      </w:r>
-      <w:r>
-        <w:rPr>
-          <w:rFonts w:ascii="Arial" w:eastAsia="Times New Roman" w:hAnsi="Arial" w:cs="Arial"/>
-          <w:b/>
-          <w:bCs/>
-          <w:lang w:val="en-US"/>
-        </w:rPr>
-        <w:t>LVL</w:t>
-      </w:r>
-      <w:r>
-        <w:rPr>
-          <w:rFonts w:ascii="Arial" w:eastAsia="Times New Roman" w:hAnsi="Arial" w:cs="Arial"/>
-          <w:b/>
-          <w:bCs/>
-          <w:lang w:val="en-US"/>
-        </w:rPr>
-        <w:t xml:space="preserve"> </w:t>
-      </w:r>
-      <w:r>
-        <w:rPr>
-          <w:rFonts w:ascii="Arial" w:eastAsia="Times New Roman" w:hAnsi="Arial" w:cs="Arial"/>
-          <w:b/>
-          <w:bCs/>
-          <w:lang w:val="en-US"/>
-        </w:rPr>
-        <w:t>OFF</w:t>
-      </w:r>
-      <w:r>
-        <w:rPr>
-          <w:rFonts w:ascii="Arial" w:eastAsia="Times New Roman" w:hAnsi="Arial" w:cs="Arial"/>
-          <w:lang w:val="en-US"/>
-        </w:rPr>
-        <w:t xml:space="preserve"> – Noise level for disabling reception (above this – the signal is counted).</w:t>
-      </w:r>
-    </w:p>
-    <w:p>
-      <w:pPr>
-        <w:pStyle w:val="Standard"/>
-        <w:autoSpaceDE w:val="0"/>
-        <w:spacing w:after="160" w:line="259" w:lineRule="atLeast"/>
-        <w:rPr>
-          <w:rFonts w:ascii="Arial" w:hAnsi="Arial" w:cs="Arial"/>
-          <w:lang w:val="en-US"/>
-        </w:rPr>
-      </w:pPr>
-      <w:r>
-        <w:rPr>
-          <w:rFonts w:ascii="Arial" w:eastAsia="Times New Roman" w:hAnsi="Arial" w:cs="Arial"/>
-          <w:b/>
-          <w:bCs/>
-          <w:lang w:val="en-US"/>
-        </w:rPr>
-        <w:t>POPUPS</w:t>
-      </w:r>
-      <w:r>
-        <w:rPr>
-          <w:rFonts w:ascii="Arial" w:eastAsia="Times New Roman" w:hAnsi="Arial" w:cs="Arial"/>
-          <w:lang w:val="en-US"/>
-        </w:rPr>
-        <w:t xml:space="preserve"> – Popup display time (in ms) – 0 = disabled.</w:t>
-      </w:r>
-    </w:p>
-    <w:p>
-      <w:pPr>
-        <w:pStyle w:val="Standard"/>
-        <w:autoSpaceDE w:val="0"/>
-        <w:spacing w:after="160" w:line="259" w:lineRule="atLeast"/>
-        <w:rPr>
-          <w:rFonts w:ascii="Arial" w:hAnsi="Arial" w:cs="Arial"/>
-          <w:lang w:val="en-US"/>
-        </w:rPr>
-      </w:pPr>
-      <w:r>
-        <w:rPr>
-          <w:rFonts w:ascii="Arial" w:eastAsia="Times New Roman" w:hAnsi="Arial" w:cs="Arial"/>
-          <w:b/>
-          <w:bCs/>
-          <w:lang w:val="en-US"/>
-        </w:rPr>
-        <w:t>RECORD TRIG</w:t>
-      </w:r>
-      <w:r>
-        <w:rPr>
-          <w:rFonts w:ascii="Arial" w:eastAsia="Times New Roman" w:hAnsi="Arial" w:cs="Arial"/>
-          <w:lang w:val="en-US"/>
-        </w:rPr>
-        <w:t xml:space="preserve"> – An additional threshold for recording in history. The higher the threshold, the stronger the signal will be recorded.</w:t>
-      </w:r>
-    </w:p>
-    <w:p>
-      <w:pPr>
-        <w:pStyle w:val="Standard"/>
-        <w:autoSpaceDE w:val="0"/>
-        <w:spacing w:after="160" w:line="259" w:lineRule="atLeast"/>
-        <w:rPr>
-          <w:rFonts w:ascii="Arial" w:hAnsi="Arial" w:cs="Arial"/>
-          <w:lang w:val="en-US"/>
-        </w:rPr>
-      </w:pPr>
-      <w:r>
-        <w:rPr>
-          <w:rFonts w:ascii="Arial" w:eastAsia="Times New Roman" w:hAnsi="Arial" w:cs="Arial"/>
-          <w:b/>
-          <w:bCs/>
-          <w:lang w:val="en-US"/>
-        </w:rPr>
-        <w:t>SOUND BOOST</w:t>
-      </w:r>
-      <w:r>
-        <w:rPr>
-          <w:rFonts w:ascii="Arial" w:eastAsia="Times New Roman" w:hAnsi="Arial" w:cs="Arial"/>
-          <w:lang w:val="en-US"/>
-        </w:rPr>
-        <w:t xml:space="preserve"> – Amplify sound. Increase bass frequencies.</w:t>
-      </w:r>
-    </w:p>
-    <w:p>
-      <w:pPr>
-        <w:pStyle w:val="Standard"/>
-        <w:autoSpaceDE w:val="0"/>
-        <w:spacing w:after="160" w:line="259" w:lineRule="atLeast"/>
-        <w:rPr>
-          <w:rFonts w:ascii="Arial" w:hAnsi="Arial" w:cs="Arial"/>
-          <w:lang w:val="en-US"/>
-        </w:rPr>
-      </w:pPr>
-      <w:r>
-        <w:rPr>
-          <w:rFonts w:ascii="Arial" w:eastAsia="Times New Roman" w:hAnsi="Arial" w:cs="Arial"/>
-          <w:b/>
-          <w:bCs/>
           <w:lang w:val="en-US"/>
         </w:rPr>
         <w:t>PTT</w:t>
@@ -5466,22 +5375,17 @@
           <w:rFonts w:ascii="Arial" w:eastAsia="Times New Roman" w:hAnsi="Arial" w:cs="Arial"/>
           <w:lang w:val="en-US"/>
         </w:rPr>
-        <w:t xml:space="preserve"> – What to do when pressing PTT: LAST VFO /NINJA /LAST RECEIVED</w:t>
-      </w:r>
-      <w:r>
-        <w:rPr>
-          <w:rFonts w:ascii="Arial" w:eastAsia="Times New Roman" w:hAnsi="Arial" w:cs="Arial"/>
-          <w:lang w:val="en-US"/>
-        </w:rPr>
-        <w:t xml:space="preserve">/AUTO ROGER </w:t>
-      </w:r>
-      <w:r>
-        <w:rPr>
-          <w:rFonts w:ascii="Arial" w:eastAsia="Times New Roman" w:hAnsi="Arial" w:cs="Arial"/>
-          <w:lang w:val="en-US"/>
-        </w:rPr>
-        <w:t>.</w:t>
-      </w:r>
+        <w:t xml:space="preserve"> – What to do when pressing PTT: LAST VFO /NINJA /LAST RECEIVED/AUTO </w:t>
+      </w:r>
+      <w:proofErr w:type="gramStart"/>
+      <w:r>
+        <w:rPr>
+          <w:rFonts w:ascii="Arial" w:eastAsia="Times New Roman" w:hAnsi="Arial" w:cs="Arial"/>
+          <w:lang w:val="en-US"/>
+        </w:rPr>
+        <w:t>ROGER .</w:t>
+      </w:r>
+      <w:proofErr w:type="gramEnd"/>
     </w:p>
     <w:p>
       <w:pPr>
@@ -5491,18 +5395,33 @@
           <w:numId w:val="4"/>
         </w:numPr>
         <w:autoSpaceDE w:val="0"/>
-        <w:spacing w:after="160" w:line="259" w:lineRule="atLeast"/>
-        <w:rPr>
-          <w:rFonts w:ascii="Arial" w:eastAsia="Times New Roman" w:hAnsi="Arial" w:cs="Arial"/>
-          <w:lang w:val="en-US"/>
-        </w:rPr>
-      </w:pPr>
-      <w:r>
-        <w:rPr>
-          <w:rFonts w:ascii="Arial" w:eastAsia="Times New Roman" w:hAnsi="Arial" w:cs="Arial"/>
-          <w:lang w:val="en-US"/>
-        </w:rPr>
-        <w:t>NINJA chooses a random frequency in the current scanlist.</w:t>
+        <w:rPr>
+          <w:rFonts w:ascii="Arial" w:eastAsia="Times New Roman" w:hAnsi="Arial" w:cs="Arial"/>
+          <w:lang w:val="en-US"/>
+        </w:rPr>
+      </w:pPr>
+      <w:r>
+        <w:rPr>
+          <w:rFonts w:ascii="Arial" w:eastAsia="Times New Roman" w:hAnsi="Arial" w:cs="Arial"/>
+          <w:lang w:val="en-US"/>
+        </w:rPr>
+        <w:t xml:space="preserve">NINJA chooses a random frequency in the current </w:t>
+      </w:r>
+      <w:proofErr w:type="spellStart"/>
+      <w:r>
+        <w:rPr>
+          <w:rFonts w:ascii="Arial" w:eastAsia="Times New Roman" w:hAnsi="Arial" w:cs="Arial"/>
+          <w:lang w:val="en-US"/>
+        </w:rPr>
+        <w:t>scanlist</w:t>
+      </w:r>
+      <w:proofErr w:type="spellEnd"/>
+      <w:r>
+        <w:rPr>
+          <w:rFonts w:ascii="Arial" w:eastAsia="Times New Roman" w:hAnsi="Arial" w:cs="Arial"/>
+          <w:lang w:val="en-US"/>
+        </w:rPr>
+        <w:t>.</w:t>
       </w:r>
     </w:p>
     <w:p>
@@ -5513,32 +5432,94 @@
           <w:numId w:val="4"/>
         </w:numPr>
         <w:autoSpaceDE w:val="0"/>
-        <w:spacing w:after="160" w:line="259" w:lineRule="atLeast"/>
-        <w:rPr>
-          <w:rFonts w:ascii="Arial" w:hAnsi="Arial" w:cs="Arial"/>
-          <w:lang w:val="en-US"/>
-        </w:rPr>
-      </w:pPr>
-      <w:r>
-        <w:rPr>
-          <w:rFonts w:ascii="Arial" w:eastAsia="Times New Roman" w:hAnsi="Arial" w:cs="Arial"/>
-          <w:lang w:val="en-US"/>
-        </w:rPr>
-        <w:t>AUTO ROGER</w:t>
-      </w:r>
-      <w:r>
-        <w:rPr>
-          <w:rFonts w:ascii="Arial" w:hAnsi="Arial" w:cs="Arial"/>
-          <w:lang w:val="en-US"/>
-        </w:rPr>
-        <w:t xml:space="preserve"> :Choose your Roger in vfo menu, select a frequency or a channel in vfo, in spectrum select ptt auto Roger in the menu, it will send a Roger beep every duration you select.</w:t>
+        <w:rPr>
+          <w:rFonts w:ascii="Arial" w:hAnsi="Arial" w:cs="Arial"/>
+          <w:lang w:val="en-US"/>
+        </w:rPr>
+      </w:pPr>
+      <w:r>
+        <w:rPr>
+          <w:rFonts w:ascii="Arial" w:eastAsia="Times New Roman" w:hAnsi="Arial" w:cs="Arial"/>
+          <w:lang w:val="en-US"/>
+        </w:rPr>
+        <w:t xml:space="preserve">AUTO </w:t>
+      </w:r>
+      <w:proofErr w:type="gramStart"/>
+      <w:r>
+        <w:rPr>
+          <w:rFonts w:ascii="Arial" w:eastAsia="Times New Roman" w:hAnsi="Arial" w:cs="Arial"/>
+          <w:lang w:val="en-US"/>
+        </w:rPr>
+        <w:t>ROGER</w:t>
+      </w:r>
+      <w:r>
+        <w:rPr>
+          <w:rFonts w:ascii="Arial" w:hAnsi="Arial" w:cs="Arial"/>
+          <w:lang w:val="en-US"/>
+        </w:rPr>
+        <w:t xml:space="preserve"> :Choose</w:t>
+      </w:r>
+      <w:proofErr w:type="gramEnd"/>
+      <w:r>
+        <w:rPr>
+          <w:rFonts w:ascii="Arial" w:hAnsi="Arial" w:cs="Arial"/>
+          <w:lang w:val="en-US"/>
+        </w:rPr>
+        <w:t xml:space="preserve"> your Roger in </w:t>
+      </w:r>
+      <w:proofErr w:type="spellStart"/>
+      <w:r>
+        <w:rPr>
+          <w:rFonts w:ascii="Arial" w:hAnsi="Arial" w:cs="Arial"/>
+          <w:lang w:val="en-US"/>
+        </w:rPr>
+        <w:t>vfo</w:t>
+      </w:r>
+      <w:proofErr w:type="spellEnd"/>
+      <w:r>
+        <w:rPr>
+          <w:rFonts w:ascii="Arial" w:hAnsi="Arial" w:cs="Arial"/>
+          <w:lang w:val="en-US"/>
+        </w:rPr>
+        <w:t xml:space="preserve"> menu, select a frequency or a channel in </w:t>
+      </w:r>
+      <w:proofErr w:type="spellStart"/>
+      <w:r>
+        <w:rPr>
+          <w:rFonts w:ascii="Arial" w:hAnsi="Arial" w:cs="Arial"/>
+          <w:lang w:val="en-US"/>
+        </w:rPr>
+        <w:t>vfo</w:t>
+      </w:r>
+      <w:proofErr w:type="spellEnd"/>
+      <w:r>
+        <w:rPr>
+          <w:rFonts w:ascii="Arial" w:hAnsi="Arial" w:cs="Arial"/>
+          <w:lang w:val="en-US"/>
+        </w:rPr>
+        <w:t xml:space="preserve">, in spectrum select </w:t>
+      </w:r>
+      <w:proofErr w:type="spellStart"/>
+      <w:r>
+        <w:rPr>
+          <w:rFonts w:ascii="Arial" w:hAnsi="Arial" w:cs="Arial"/>
+          <w:lang w:val="en-US"/>
+        </w:rPr>
+        <w:t>ptt</w:t>
+      </w:r>
+      <w:proofErr w:type="spellEnd"/>
+      <w:r>
+        <w:rPr>
+          <w:rFonts w:ascii="Arial" w:hAnsi="Arial" w:cs="Arial"/>
+          <w:lang w:val="en-US"/>
+        </w:rPr>
+        <w:t xml:space="preserve"> auto Roger in the menu, it will send a Roger beep every duration you select.</w:t>
       </w:r>
     </w:p>
     <w:p>
       <w:pPr>
         <w:pStyle w:val="Standard"/>
         <w:autoSpaceDE w:val="0"/>
-        <w:spacing w:after="160" w:line="259" w:lineRule="atLeast"/>
         <w:rPr>
           <w:rFonts w:ascii="Arial" w:hAnsi="Arial" w:cs="Arial"/>
           <w:lang w:val="en-US"/>
@@ -5551,15 +5532,41 @@
           <w:bCs/>
           <w:lang w:val="en-US"/>
         </w:rPr>
-        <w:t xml:space="preserve">MONITOR SL – Includes the </w:t>
-      </w:r>
-      <w:r>
-        <w:rPr>
-          <w:rFonts w:ascii="Arial" w:eastAsia="Times New Roman" w:hAnsi="Arial" w:cs="Arial"/>
-          <w:lang w:val="en-US"/>
-        </w:rPr>
-        <w:t>"MON"</w:t>
-      </w:r>
+        <w:t>SPECTRUMDELAY</w:t>
+      </w:r>
+      <w:r>
+        <w:rPr>
+          <w:rFonts w:ascii="Arial" w:eastAsia="Times New Roman" w:hAnsi="Arial" w:cs="Arial"/>
+          <w:lang w:val="en-US"/>
+        </w:rPr>
+        <w:t xml:space="preserve"> – Pause time after signal detection (in </w:t>
+      </w:r>
+      <w:proofErr w:type="spellStart"/>
+      <w:r>
+        <w:rPr>
+          <w:rFonts w:ascii="Arial" w:eastAsia="Times New Roman" w:hAnsi="Arial" w:cs="Arial"/>
+          <w:lang w:val="en-US"/>
+        </w:rPr>
+        <w:t>ms</w:t>
+      </w:r>
+      <w:proofErr w:type="spellEnd"/>
+      <w:r>
+        <w:rPr>
+          <w:rFonts w:ascii="Arial" w:eastAsia="Times New Roman" w:hAnsi="Arial" w:cs="Arial"/>
+          <w:lang w:val="en-US"/>
+        </w:rPr>
+        <w:t>) – if 0, immediately resumes scanning.</w:t>
+      </w:r>
+    </w:p>
+    <w:p>
+      <w:pPr>
+        <w:pStyle w:val="Standard"/>
+        <w:autoSpaceDE w:val="0"/>
+        <w:rPr>
+          <w:rFonts w:ascii="Arial" w:hAnsi="Arial" w:cs="Arial"/>
+          <w:lang w:val="en-US"/>
+        </w:rPr>
+      </w:pPr>
       <w:r>
         <w:rPr>
           <w:rFonts w:ascii="Arial" w:eastAsia="Times New Roman" w:hAnsi="Arial" w:cs="Arial"/>
@@ -5567,23 +5574,22 @@
           <w:bCs/>
           <w:lang w:val="en-US"/>
         </w:rPr>
-        <w:t xml:space="preserve"> priority list in all scan lists</w:t>
-      </w:r>
-      <w:r>
-        <w:rPr>
-          <w:rFonts w:ascii="Arial" w:eastAsia="Times New Roman" w:hAnsi="Arial" w:cs="Arial"/>
-          <w:lang w:val="en-US"/>
-        </w:rPr>
-        <w:t>.</w:t>
+        <w:t>MAXLISTENTIME</w:t>
+      </w:r>
+      <w:r>
+        <w:rPr>
+          <w:rFonts w:ascii="Arial" w:eastAsia="Times New Roman" w:hAnsi="Arial" w:cs="Arial"/>
+          <w:lang w:val="en-US"/>
+        </w:rPr>
+        <w:t xml:space="preserve"> – Maximum time to listen to the signal (in seconds) – after that, the scan continues.</w:t>
       </w:r>
     </w:p>
     <w:p>
       <w:pPr>
         <w:pStyle w:val="Standard"/>
         <w:autoSpaceDE w:val="0"/>
-        <w:spacing w:after="160" w:line="259" w:lineRule="atLeast"/>
-        <w:rPr>
-          <w:rFonts w:ascii="Arial" w:eastAsia="Times New Roman" w:hAnsi="Arial" w:cs="Arial"/>
+        <w:rPr>
+          <w:rFonts w:ascii="Arial" w:hAnsi="Arial" w:cs="Arial"/>
           <w:lang w:val="en-US"/>
         </w:rPr>
       </w:pPr>
@@ -5594,8 +5600,25 @@
           <w:bCs/>
           <w:lang w:val="en-US"/>
         </w:rPr>
-        <w:t>RESET D</w:t>
-      </w:r>
+        <w:t>FSTART</w:t>
+      </w:r>
+      <w:r>
+        <w:rPr>
+          <w:rFonts w:ascii="Arial" w:eastAsia="Times New Roman" w:hAnsi="Arial" w:cs="Arial"/>
+          <w:lang w:val="en-US"/>
+        </w:rPr>
+        <w:t xml:space="preserve"> – Initial frequency of the scan range (in MHz).</w:t>
+      </w:r>
+    </w:p>
+    <w:p>
+      <w:pPr>
+        <w:pStyle w:val="Standard"/>
+        <w:autoSpaceDE w:val="0"/>
+        <w:rPr>
+          <w:rFonts w:ascii="Arial" w:hAnsi="Arial" w:cs="Arial"/>
+          <w:lang w:val="en-US"/>
+        </w:rPr>
+      </w:pPr>
       <w:r>
         <w:rPr>
           <w:rFonts w:ascii="Arial" w:eastAsia="Times New Roman" w:hAnsi="Arial" w:cs="Arial"/>
@@ -5603,6 +5626,457 @@
           <w:bCs/>
           <w:lang w:val="en-US"/>
         </w:rPr>
+        <w:t>FSTOP</w:t>
+      </w:r>
+      <w:r>
+        <w:rPr>
+          <w:rFonts w:ascii="Arial" w:eastAsia="Times New Roman" w:hAnsi="Arial" w:cs="Arial"/>
+          <w:lang w:val="en-US"/>
+        </w:rPr>
+        <w:t xml:space="preserve"> – End frequency of the scan range (in MHz).</w:t>
+      </w:r>
+    </w:p>
+    <w:p>
+      <w:pPr>
+        <w:pStyle w:val="Standard"/>
+        <w:autoSpaceDE w:val="0"/>
+        <w:rPr>
+          <w:rFonts w:ascii="Arial" w:hAnsi="Arial" w:cs="Arial"/>
+          <w:lang w:val="en-US"/>
+        </w:rPr>
+      </w:pPr>
+      <w:r>
+        <w:rPr>
+          <w:rFonts w:ascii="Arial" w:eastAsia="Times New Roman" w:hAnsi="Arial" w:cs="Arial"/>
+          <w:b/>
+          <w:bCs/>
+          <w:lang w:val="en-US"/>
+        </w:rPr>
+        <w:t>STEP</w:t>
+      </w:r>
+      <w:r>
+        <w:rPr>
+          <w:rFonts w:ascii="Arial" w:eastAsia="Times New Roman" w:hAnsi="Arial" w:cs="Arial"/>
+          <w:lang w:val="en-US"/>
+        </w:rPr>
+        <w:t xml:space="preserve"> – Frequency scan step (in kHz): 0.01; 0.05; 0.1; 0.5; 1.0; 2.0; 5.0; 6.25; 10.0; 12.5; 20.0; 25.0; 50.0; 100.0.</w:t>
+      </w:r>
+    </w:p>
+    <w:p>
+      <w:pPr>
+        <w:pStyle w:val="Standard"/>
+        <w:autoSpaceDE w:val="0"/>
+        <w:rPr>
+          <w:rFonts w:ascii="Arial" w:hAnsi="Arial" w:cs="Arial"/>
+          <w:lang w:val="en-US"/>
+        </w:rPr>
+      </w:pPr>
+      <w:r>
+        <w:rPr>
+          <w:rFonts w:ascii="Arial" w:eastAsia="Times New Roman" w:hAnsi="Arial" w:cs="Arial"/>
+          <w:b/>
+          <w:bCs/>
+          <w:lang w:val="en-US"/>
+        </w:rPr>
+        <w:t>LISTENBW</w:t>
+      </w:r>
+      <w:r>
+        <w:rPr>
+          <w:rFonts w:ascii="Arial" w:eastAsia="Times New Roman" w:hAnsi="Arial" w:cs="Arial"/>
+          <w:lang w:val="en-US"/>
+        </w:rPr>
+        <w:t xml:space="preserve"> – Bandwidth: </w:t>
+      </w:r>
+      <w:r>
+        <w:rPr>
+          <w:rFonts w:ascii="Arial" w:eastAsia="Times New Roman" w:hAnsi="Arial" w:cs="Arial"/>
+          <w:b/>
+          <w:bCs/>
+          <w:lang w:val="en-US"/>
+        </w:rPr>
+        <w:t>Wide</w:t>
+      </w:r>
+      <w:r>
+        <w:rPr>
+          <w:rFonts w:ascii="Arial" w:eastAsia="Times New Roman" w:hAnsi="Arial" w:cs="Arial"/>
+          <w:lang w:val="en-US"/>
+        </w:rPr>
+        <w:t xml:space="preserve"> (25 kHz) / </w:t>
+      </w:r>
+      <w:r>
+        <w:rPr>
+          <w:rFonts w:ascii="Arial" w:eastAsia="Times New Roman" w:hAnsi="Arial" w:cs="Arial"/>
+          <w:b/>
+          <w:bCs/>
+          <w:lang w:val="en-US"/>
+        </w:rPr>
+        <w:t>Narrow</w:t>
+      </w:r>
+      <w:r>
+        <w:rPr>
+          <w:rFonts w:ascii="Arial" w:eastAsia="Times New Roman" w:hAnsi="Arial" w:cs="Arial"/>
+          <w:lang w:val="en-US"/>
+        </w:rPr>
+        <w:t xml:space="preserve"> (12.5 kHz)/ </w:t>
+      </w:r>
+      <w:r>
+        <w:rPr>
+          <w:rFonts w:ascii="Arial" w:eastAsia="Times New Roman" w:hAnsi="Arial" w:cs="Arial"/>
+          <w:b/>
+          <w:bCs/>
+          <w:lang w:val="en-US"/>
+        </w:rPr>
+        <w:t>AIR</w:t>
+      </w:r>
+      <w:r>
+        <w:rPr>
+          <w:rFonts w:ascii="Arial" w:eastAsia="Times New Roman" w:hAnsi="Arial" w:cs="Arial"/>
+          <w:lang w:val="en-US"/>
+        </w:rPr>
+        <w:t xml:space="preserve"> (8.33kHz).</w:t>
+      </w:r>
+    </w:p>
+    <w:p>
+      <w:pPr>
+        <w:pStyle w:val="Standard"/>
+        <w:autoSpaceDE w:val="0"/>
+        <w:rPr>
+          <w:rFonts w:ascii="Arial" w:hAnsi="Arial" w:cs="Arial"/>
+          <w:lang w:val="en-US"/>
+        </w:rPr>
+      </w:pPr>
+      <w:r>
+        <w:rPr>
+          <w:rFonts w:ascii="Arial" w:eastAsia="Times New Roman" w:hAnsi="Arial" w:cs="Arial"/>
+          <w:b/>
+          <w:bCs/>
+          <w:lang w:val="en-US"/>
+        </w:rPr>
+        <w:t>MODULATION</w:t>
+      </w:r>
+      <w:r>
+        <w:rPr>
+          <w:rFonts w:ascii="Arial" w:eastAsia="Times New Roman" w:hAnsi="Arial" w:cs="Arial"/>
+          <w:lang w:val="en-US"/>
+        </w:rPr>
+        <w:t xml:space="preserve"> – Modulation type: </w:t>
+      </w:r>
+      <w:r>
+        <w:rPr>
+          <w:rFonts w:ascii="Arial" w:eastAsia="Times New Roman" w:hAnsi="Arial" w:cs="Arial"/>
+          <w:b/>
+          <w:bCs/>
+          <w:lang w:val="en-US"/>
+        </w:rPr>
+        <w:t>FM/AM/USB</w:t>
+      </w:r>
+      <w:r>
+        <w:rPr>
+          <w:rFonts w:ascii="Arial" w:eastAsia="Times New Roman" w:hAnsi="Arial" w:cs="Arial"/>
+          <w:lang w:val="en-US"/>
+        </w:rPr>
+        <w:t>.</w:t>
+      </w:r>
+    </w:p>
+    <w:p>
+      <w:pPr>
+        <w:pStyle w:val="Standard"/>
+        <w:autoSpaceDE w:val="0"/>
+        <w:rPr>
+          <w:rFonts w:ascii="Arial" w:eastAsia="Times New Roman" w:hAnsi="Arial" w:cs="Arial"/>
+          <w:lang w:val="en-US"/>
+        </w:rPr>
+      </w:pPr>
+      <w:r>
+        <w:rPr>
+          <w:rFonts w:ascii="Arial" w:eastAsia="Times New Roman" w:hAnsi="Arial" w:cs="Arial"/>
+          <w:b/>
+          <w:bCs/>
+          <w:lang w:val="en-US"/>
+        </w:rPr>
+        <w:t>POWERSAVE</w:t>
+      </w:r>
+      <w:r>
+        <w:rPr>
+          <w:rFonts w:ascii="Arial" w:eastAsia="Times New Roman" w:hAnsi="Arial" w:cs="Arial"/>
+          <w:lang w:val="en-US"/>
+        </w:rPr>
+        <w:t xml:space="preserve"> – Power saving mode: Off /200ms /500ms /1s /2s /5s.</w:t>
+      </w:r>
+    </w:p>
+    <w:p>
+      <w:pPr>
+        <w:pStyle w:val="Standard"/>
+        <w:autoSpaceDE w:val="0"/>
+        <w:rPr>
+          <w:rFonts w:ascii="Arial" w:hAnsi="Arial" w:cs="Arial"/>
+          <w:lang w:val="en-US"/>
+        </w:rPr>
+      </w:pPr>
+      <w:r>
+        <w:rPr>
+          <w:rFonts w:ascii="Arial" w:eastAsia="Times New Roman" w:hAnsi="Arial" w:cs="Arial"/>
+          <w:b/>
+          <w:bCs/>
+          <w:lang w:val="en-US"/>
+        </w:rPr>
+        <w:t>KEY UNLOCKED</w:t>
+      </w:r>
+      <w:r>
+        <w:rPr>
+          <w:rFonts w:ascii="Arial" w:eastAsia="Times New Roman" w:hAnsi="Arial" w:cs="Arial"/>
+          <w:lang w:val="en-US"/>
+        </w:rPr>
+        <w:t xml:space="preserve"> – THE TIME BEFORE THE KEYPAD IS LOCKED.</w:t>
+      </w:r>
+    </w:p>
+    <w:p>
+      <w:pPr>
+        <w:pStyle w:val="Standard"/>
+        <w:autoSpaceDE w:val="0"/>
+        <w:rPr>
+          <w:rFonts w:ascii="Arial" w:eastAsia="Times New Roman" w:hAnsi="Arial" w:cs="Arial"/>
+          <w:lang w:val="en-US"/>
+        </w:rPr>
+      </w:pPr>
+      <w:r>
+        <w:rPr>
+          <w:rFonts w:ascii="Arial" w:eastAsia="Times New Roman" w:hAnsi="Arial" w:cs="Arial"/>
+          <w:b/>
+          <w:bCs/>
+          <w:lang w:val="en-US"/>
+        </w:rPr>
+        <w:t>NOIS</w:t>
+      </w:r>
+      <w:r>
+        <w:rPr>
+          <w:rFonts w:ascii="Arial" w:eastAsia="Times New Roman" w:hAnsi="Arial" w:cs="Arial"/>
+          <w:b/>
+          <w:bCs/>
+          <w:lang w:val="en-US"/>
+        </w:rPr>
+        <w:t xml:space="preserve"> </w:t>
+      </w:r>
+      <w:r>
+        <w:rPr>
+          <w:rFonts w:ascii="Arial" w:eastAsia="Times New Roman" w:hAnsi="Arial" w:cs="Arial"/>
+          <w:b/>
+          <w:bCs/>
+          <w:lang w:val="en-US"/>
+        </w:rPr>
+        <w:t>LVL</w:t>
+      </w:r>
+      <w:r>
+        <w:rPr>
+          <w:rFonts w:ascii="Arial" w:eastAsia="Times New Roman" w:hAnsi="Arial" w:cs="Arial"/>
+          <w:b/>
+          <w:bCs/>
+          <w:lang w:val="en-US"/>
+        </w:rPr>
+        <w:t xml:space="preserve"> </w:t>
+      </w:r>
+      <w:r>
+        <w:rPr>
+          <w:rFonts w:ascii="Arial" w:eastAsia="Times New Roman" w:hAnsi="Arial" w:cs="Arial"/>
+          <w:b/>
+          <w:bCs/>
+          <w:lang w:val="en-US"/>
+        </w:rPr>
+        <w:t>OFF</w:t>
+      </w:r>
+      <w:r>
+        <w:rPr>
+          <w:rFonts w:ascii="Arial" w:eastAsia="Times New Roman" w:hAnsi="Arial" w:cs="Arial"/>
+          <w:lang w:val="en-US"/>
+        </w:rPr>
+        <w:t xml:space="preserve"> – Noise level for disabling reception (above this – the signal is counted).</w:t>
+      </w:r>
+    </w:p>
+    <w:p>
+      <w:pPr>
+        <w:pStyle w:val="Standard"/>
+        <w:autoSpaceDE w:val="0"/>
+        <w:rPr>
+          <w:rFonts w:ascii="Arial" w:hAnsi="Arial" w:cs="Arial"/>
+          <w:lang w:val="en-US"/>
+        </w:rPr>
+      </w:pPr>
+      <w:r>
+        <w:rPr>
+          <w:rFonts w:ascii="Arial" w:eastAsia="Times New Roman" w:hAnsi="Arial" w:cs="Arial"/>
+          <w:b/>
+          <w:bCs/>
+          <w:lang w:val="en-US"/>
+        </w:rPr>
+        <w:t>POPUPS</w:t>
+      </w:r>
+      <w:r>
+        <w:rPr>
+          <w:rFonts w:ascii="Arial" w:eastAsia="Times New Roman" w:hAnsi="Arial" w:cs="Arial"/>
+          <w:lang w:val="en-US"/>
+        </w:rPr>
+        <w:t xml:space="preserve"> – Popup display time (in </w:t>
+      </w:r>
+      <w:proofErr w:type="spellStart"/>
+      <w:r>
+        <w:rPr>
+          <w:rFonts w:ascii="Arial" w:eastAsia="Times New Roman" w:hAnsi="Arial" w:cs="Arial"/>
+          <w:lang w:val="en-US"/>
+        </w:rPr>
+        <w:t>ms</w:t>
+      </w:r>
+      <w:proofErr w:type="spellEnd"/>
+      <w:r>
+        <w:rPr>
+          <w:rFonts w:ascii="Arial" w:eastAsia="Times New Roman" w:hAnsi="Arial" w:cs="Arial"/>
+          <w:lang w:val="en-US"/>
+        </w:rPr>
+        <w:t>) – 0 = disabled.</w:t>
+      </w:r>
+    </w:p>
+    <w:p>
+      <w:pPr>
+        <w:pStyle w:val="Standard"/>
+        <w:autoSpaceDE w:val="0"/>
+        <w:rPr>
+          <w:rFonts w:ascii="Arial" w:hAnsi="Arial" w:cs="Arial"/>
+          <w:lang w:val="en-US"/>
+        </w:rPr>
+      </w:pPr>
+      <w:r>
+        <w:rPr>
+          <w:rFonts w:ascii="Arial" w:eastAsia="Times New Roman" w:hAnsi="Arial" w:cs="Arial"/>
+          <w:b/>
+          <w:bCs/>
+          <w:lang w:val="en-US"/>
+        </w:rPr>
+        <w:t>RECORD TRIG</w:t>
+      </w:r>
+      <w:r>
+        <w:rPr>
+          <w:rFonts w:ascii="Arial" w:eastAsia="Times New Roman" w:hAnsi="Arial" w:cs="Arial"/>
+          <w:lang w:val="en-US"/>
+        </w:rPr>
+        <w:t xml:space="preserve"> – An additional threshold for recording in history. The higher the threshold, the stronger the signal will be recorded.</w:t>
+      </w:r>
+    </w:p>
+    <w:p>
+      <w:pPr>
+        <w:pStyle w:val="Standard"/>
+        <w:autoSpaceDE w:val="0"/>
+        <w:rPr>
+          <w:rFonts w:ascii="Arial" w:hAnsi="Arial" w:cs="Arial"/>
+          <w:lang w:val="en-US"/>
+        </w:rPr>
+      </w:pPr>
+      <w:r>
+        <w:rPr>
+          <w:rFonts w:ascii="Arial" w:eastAsia="Times New Roman" w:hAnsi="Arial" w:cs="Arial"/>
+          <w:b/>
+          <w:bCs/>
+          <w:lang w:val="en-US"/>
+        </w:rPr>
+        <w:lastRenderedPageBreak/>
+        <w:t>SOUND BOOST</w:t>
+      </w:r>
+      <w:r>
+        <w:rPr>
+          <w:rFonts w:ascii="Arial" w:eastAsia="Times New Roman" w:hAnsi="Arial" w:cs="Arial"/>
+          <w:lang w:val="en-US"/>
+        </w:rPr>
+        <w:t xml:space="preserve"> – Amplify sound. Increase bass frequencies.</w:t>
+      </w:r>
+      <w:r>
+        <w:rPr>
+          <w:rFonts w:ascii="Arial" w:eastAsia="Times New Roman" w:hAnsi="Arial" w:cs="Arial"/>
+          <w:lang w:val="en-US"/>
+        </w:rPr>
+        <w:br/>
+      </w:r>
+      <w:r>
+        <w:rPr>
+          <w:rFonts w:ascii="Arial" w:eastAsia="Times New Roman" w:hAnsi="Arial" w:cs="Arial"/>
+          <w:b/>
+          <w:bCs/>
+          <w:lang w:val="en-US"/>
+        </w:rPr>
+        <w:t>AM AUDIO</w:t>
+      </w:r>
+      <w:r>
+        <w:rPr>
+          <w:rFonts w:ascii="Arial" w:eastAsia="Times New Roman" w:hAnsi="Arial" w:cs="Arial"/>
+          <w:lang w:val="en-US"/>
+        </w:rPr>
+        <w:t xml:space="preserve"> – Select between STOCK, OPEN and SHARP</w:t>
+      </w:r>
+    </w:p>
+    <w:p>
+      <w:pPr>
+        <w:pStyle w:val="Standard"/>
+        <w:autoSpaceDE w:val="0"/>
+        <w:rPr>
+          <w:rFonts w:ascii="Arial" w:hAnsi="Arial" w:cs="Arial"/>
+          <w:lang w:val="en-US"/>
+        </w:rPr>
+      </w:pPr>
+      <w:r>
+        <w:rPr>
+          <w:rFonts w:ascii="Arial" w:eastAsia="Times New Roman" w:hAnsi="Arial" w:cs="Arial"/>
+          <w:b/>
+          <w:bCs/>
+          <w:lang w:val="en-US"/>
+        </w:rPr>
+        <w:t xml:space="preserve">MONITOR SL – Includes the </w:t>
+      </w:r>
+      <w:r>
+        <w:rPr>
+          <w:rFonts w:ascii="Arial" w:eastAsia="Times New Roman" w:hAnsi="Arial" w:cs="Arial"/>
+          <w:lang w:val="en-US"/>
+        </w:rPr>
+        <w:t>"MON"</w:t>
+      </w:r>
+      <w:r>
+        <w:rPr>
+          <w:rFonts w:ascii="Arial" w:eastAsia="Times New Roman" w:hAnsi="Arial" w:cs="Arial"/>
+          <w:b/>
+          <w:bCs/>
+          <w:lang w:val="en-US"/>
+        </w:rPr>
+        <w:t xml:space="preserve"> priority list in all scan lists</w:t>
+      </w:r>
+      <w:r>
+        <w:rPr>
+          <w:rFonts w:ascii="Arial" w:eastAsia="Times New Roman" w:hAnsi="Arial" w:cs="Arial"/>
+          <w:lang w:val="en-US"/>
+        </w:rPr>
+        <w:t>.</w:t>
+      </w:r>
+    </w:p>
+    <w:p>
+      <w:pPr>
+        <w:pStyle w:val="Standard"/>
+        <w:autoSpaceDE w:val="0"/>
+        <w:rPr>
+          <w:rFonts w:ascii="Arial" w:eastAsia="Times New Roman" w:hAnsi="Arial" w:cs="Arial"/>
+          <w:lang w:val="en-US"/>
+        </w:rPr>
+      </w:pPr>
+      <w:r>
+        <w:rPr>
+          <w:rFonts w:ascii="Arial" w:eastAsia="Times New Roman" w:hAnsi="Arial" w:cs="Arial"/>
+          <w:b/>
+          <w:bCs/>
+          <w:lang w:val="en-US"/>
+        </w:rPr>
+        <w:t>RESET D</w:t>
+      </w:r>
+      <w:r>
+        <w:rPr>
+          <w:rFonts w:ascii="Arial" w:eastAsia="Times New Roman" w:hAnsi="Arial" w:cs="Arial"/>
+          <w:b/>
+          <w:bCs/>
+          <w:lang w:val="en-US"/>
+        </w:rPr>
         <w:t>EFAULT</w:t>
       </w:r>
       <w:r>
@@ -5611,6 +6085,863 @@
           <w:lang w:val="en-US"/>
         </w:rPr>
         <w:t xml:space="preserve"> – Reset all spectrum parameters to factory settings.</w:t>
+      </w:r>
+    </w:p>
+    <w:p>
+      <w:pPr>
+        <w:pStyle w:val="Titre2"/>
+      </w:pPr>
+      <w:r>
+        <w:t xml:space="preserve">DETAILED MONITORING IN </w:t>
+      </w:r>
+      <w:r>
+        <w:t>SPECTRUM</w:t>
+      </w:r>
+      <w:r>
+        <w:t xml:space="preserve"> MODE VIA THE "MENU" BUTTON</w:t>
+      </w:r>
+    </w:p>
+    <w:p>
+      <w:pPr>
+        <w:pStyle w:val="Standard"/>
+        <w:autoSpaceDE w:val="0"/>
+        <w:rPr>
+          <w:rFonts w:ascii="Arial" w:hAnsi="Arial" w:cs="Arial"/>
+          <w:lang w:val="en-US"/>
+        </w:rPr>
+      </w:pPr>
+      <w:r>
+        <w:rPr>
+          <w:rFonts w:ascii="Arial" w:eastAsia="Times New Roman" w:hAnsi="Arial" w:cs="Arial"/>
+          <w:color w:val="000000"/>
+          <w:lang w:val="en-US"/>
+        </w:rPr>
+        <w:t xml:space="preserve">Move through the low-level register menu with buttons </w:t>
+      </w:r>
+      <w:r>
+        <w:rPr>
+          <w:rFonts w:ascii="Arial" w:eastAsia="Times New Roman" w:hAnsi="Arial" w:cs="Arial"/>
+          <w:b/>
+          <w:bCs/>
+          <w:color w:val="000000"/>
+          <w:lang w:val="en-US"/>
+        </w:rPr>
+        <w:t>2</w:t>
+      </w:r>
+      <w:r>
+        <w:rPr>
+          <w:rFonts w:ascii="Arial" w:eastAsia="Times New Roman" w:hAnsi="Arial" w:cs="Arial"/>
+          <w:color w:val="000000"/>
+          <w:lang w:val="en-US"/>
+        </w:rPr>
+        <w:t xml:space="preserve"> and </w:t>
+      </w:r>
+      <w:r>
+        <w:rPr>
+          <w:rFonts w:ascii="Arial" w:eastAsia="Times New Roman" w:hAnsi="Arial" w:cs="Arial"/>
+          <w:b/>
+          <w:bCs/>
+          <w:color w:val="000000"/>
+          <w:lang w:val="en-US"/>
+        </w:rPr>
+        <w:t>8</w:t>
+      </w:r>
+      <w:r>
+        <w:rPr>
+          <w:rFonts w:ascii="Arial" w:eastAsia="Times New Roman" w:hAnsi="Arial" w:cs="Arial"/>
+          <w:color w:val="000000"/>
+          <w:lang w:val="en-US"/>
+        </w:rPr>
+        <w:t xml:space="preserve">. Change values with the </w:t>
+      </w:r>
+      <w:r>
+        <w:rPr>
+          <w:rFonts w:ascii="Arial" w:eastAsia="Times New Roman" w:hAnsi="Arial" w:cs="Arial"/>
+          <w:b/>
+          <w:bCs/>
+          <w:color w:val="000000"/>
+          <w:lang w:val="en-US"/>
+        </w:rPr>
+        <w:t>&lt;=</w:t>
+      </w:r>
+      <w:r>
+        <w:rPr>
+          <w:rFonts w:ascii="Arial" w:eastAsia="Times New Roman" w:hAnsi="Arial" w:cs="Arial"/>
+          <w:color w:val="000000"/>
+          <w:lang w:val="en-US"/>
+        </w:rPr>
+        <w:t xml:space="preserve"> and </w:t>
+      </w:r>
+      <w:r>
+        <w:rPr>
+          <w:rFonts w:ascii="Arial" w:eastAsia="Times New Roman" w:hAnsi="Arial" w:cs="Arial"/>
+          <w:b/>
+          <w:bCs/>
+          <w:color w:val="000000"/>
+          <w:lang w:val="en-US"/>
+        </w:rPr>
+        <w:t>=&gt; buttons</w:t>
+      </w:r>
+    </w:p>
+    <w:p>
+      <w:pPr>
+        <w:pStyle w:val="Standard"/>
+        <w:autoSpaceDE w:val="0"/>
+        <w:rPr>
+          <w:rFonts w:ascii="Arial" w:hAnsi="Arial" w:cs="Arial"/>
+          <w:lang w:val="en-US"/>
+        </w:rPr>
+      </w:pPr>
+      <w:r>
+        <w:rPr>
+          <w:rFonts w:ascii="Arial" w:eastAsia="Times New Roman" w:hAnsi="Arial" w:cs="Arial"/>
+          <w:b/>
+          <w:bCs/>
+          <w:color w:val="000000"/>
+          <w:lang w:val="en-US"/>
+        </w:rPr>
+        <w:t>LNAS</w:t>
+      </w:r>
+      <w:r>
+        <w:rPr>
+          <w:rFonts w:ascii="Arial" w:eastAsia="Times New Roman" w:hAnsi="Arial" w:cs="Arial"/>
+          <w:color w:val="000000"/>
+          <w:lang w:val="en-US"/>
+        </w:rPr>
+        <w:t xml:space="preserve"> – Low Noise Amplifier (LNA) – signal amplification stages in front of the mixer.</w:t>
+      </w:r>
+    </w:p>
+    <w:p>
+      <w:pPr>
+        <w:pStyle w:val="Standard"/>
+        <w:autoSpaceDE w:val="0"/>
+        <w:rPr>
+          <w:rFonts w:ascii="Arial" w:hAnsi="Arial" w:cs="Arial"/>
+          <w:lang w:val="en-US"/>
+        </w:rPr>
+      </w:pPr>
+      <w:r>
+        <w:rPr>
+          <w:rFonts w:ascii="Arial" w:eastAsia="Times New Roman" w:hAnsi="Arial" w:cs="Arial"/>
+          <w:b/>
+          <w:bCs/>
+          <w:color w:val="000000"/>
+          <w:lang w:val="en-US"/>
+        </w:rPr>
+        <w:t>LNA</w:t>
+      </w:r>
+      <w:r>
+        <w:rPr>
+          <w:rFonts w:ascii="Arial" w:eastAsia="Times New Roman" w:hAnsi="Arial" w:cs="Arial"/>
+          <w:color w:val="000000"/>
+          <w:lang w:val="en-US"/>
+        </w:rPr>
+        <w:t xml:space="preserve"> – Gain of the first LNA stage – higher = stronger signal but more interference.</w:t>
+      </w:r>
+    </w:p>
+    <w:p>
+      <w:pPr>
+        <w:pStyle w:val="Standard"/>
+        <w:autoSpaceDE w:val="0"/>
+        <w:rPr>
+          <w:rFonts w:ascii="Arial" w:hAnsi="Arial" w:cs="Arial"/>
+          <w:lang w:val="en-US"/>
+        </w:rPr>
+      </w:pPr>
+      <w:r>
+        <w:rPr>
+          <w:rFonts w:ascii="Arial" w:eastAsia="Times New Roman" w:hAnsi="Arial" w:cs="Arial"/>
+          <w:b/>
+          <w:bCs/>
+          <w:color w:val="000000"/>
+          <w:lang w:val="en-US"/>
+        </w:rPr>
+        <w:t>PGA</w:t>
+      </w:r>
+      <w:r>
+        <w:rPr>
+          <w:rFonts w:ascii="Arial" w:eastAsia="Times New Roman" w:hAnsi="Arial" w:cs="Arial"/>
+          <w:color w:val="000000"/>
+          <w:lang w:val="en-US"/>
+        </w:rPr>
+        <w:t xml:space="preserve"> – Programmable Gain Amplifier (after LNA). – Balance between sensitivity and distortion.</w:t>
+      </w:r>
+    </w:p>
+    <w:p>
+      <w:pPr>
+        <w:pStyle w:val="Standard"/>
+        <w:autoSpaceDE w:val="0"/>
+        <w:rPr>
+          <w:rFonts w:ascii="Arial" w:hAnsi="Arial" w:cs="Arial"/>
+          <w:lang w:val="en-US"/>
+        </w:rPr>
+      </w:pPr>
+      <w:r>
+        <w:rPr>
+          <w:rFonts w:ascii="Arial" w:eastAsia="Times New Roman" w:hAnsi="Arial" w:cs="Arial"/>
+          <w:b/>
+          <w:bCs/>
+          <w:color w:val="000000"/>
+          <w:lang w:val="en-US"/>
+        </w:rPr>
+        <w:t>MIX</w:t>
+      </w:r>
+      <w:r>
+        <w:rPr>
+          <w:rFonts w:ascii="Arial" w:eastAsia="Times New Roman" w:hAnsi="Arial" w:cs="Arial"/>
+          <w:color w:val="000000"/>
+          <w:lang w:val="en-US"/>
+        </w:rPr>
+        <w:t xml:space="preserve"> – Mixer Gain (Frequency Mixing) – Higher = Better Dynamic Range but More Noise.</w:t>
+      </w:r>
+    </w:p>
+    <w:p>
+      <w:pPr>
+        <w:pStyle w:val="Standard"/>
+        <w:autoSpaceDE w:val="0"/>
+        <w:rPr>
+          <w:rFonts w:ascii="Arial" w:hAnsi="Arial" w:cs="Arial"/>
+          <w:lang w:val="en-US"/>
+        </w:rPr>
+      </w:pPr>
+      <w:r>
+        <w:rPr>
+          <w:rFonts w:ascii="Arial" w:eastAsia="Times New Roman" w:hAnsi="Arial" w:cs="Arial"/>
+          <w:b/>
+          <w:bCs/>
+          <w:color w:val="000000"/>
+          <w:lang w:val="en-US"/>
+        </w:rPr>
+        <w:t>XTAL F MODE SELECT</w:t>
+      </w:r>
+      <w:r>
+        <w:rPr>
+          <w:rFonts w:ascii="Arial" w:eastAsia="Times New Roman" w:hAnsi="Arial" w:cs="Arial"/>
+          <w:color w:val="000000"/>
+          <w:lang w:val="en-US"/>
+        </w:rPr>
+        <w:t xml:space="preserve"> – Quartz filter (XTAL) operating mode. Filtering (reduces </w:t>
+      </w:r>
+      <w:proofErr w:type="gramStart"/>
+      <w:r>
+        <w:rPr>
+          <w:rFonts w:ascii="Arial" w:eastAsia="Times New Roman" w:hAnsi="Arial" w:cs="Arial"/>
+          <w:color w:val="000000"/>
+          <w:lang w:val="en-US"/>
+        </w:rPr>
+        <w:t>noise, but</w:t>
+      </w:r>
+      <w:proofErr w:type="gramEnd"/>
+      <w:r>
+        <w:rPr>
+          <w:rFonts w:ascii="Arial" w:eastAsia="Times New Roman" w:hAnsi="Arial" w:cs="Arial"/>
+          <w:color w:val="000000"/>
+          <w:lang w:val="en-US"/>
+        </w:rPr>
+        <w:t xml:space="preserve"> can distort).</w:t>
+      </w:r>
+    </w:p>
+    <w:p>
+      <w:pPr>
+        <w:pStyle w:val="Standard"/>
+        <w:autoSpaceDE w:val="0"/>
+        <w:rPr>
+          <w:rFonts w:ascii="Arial" w:hAnsi="Arial" w:cs="Arial"/>
+          <w:lang w:val="en-US"/>
+        </w:rPr>
+      </w:pPr>
+      <w:r>
+        <w:rPr>
+          <w:rFonts w:ascii="Arial" w:eastAsia="Times New Roman" w:hAnsi="Arial" w:cs="Arial"/>
+          <w:b/>
+          <w:bCs/>
+          <w:color w:val="000000"/>
+          <w:lang w:val="en-US"/>
+        </w:rPr>
+        <w:t>OFF AF RX DE-EMP</w:t>
+      </w:r>
+      <w:r>
+        <w:rPr>
+          <w:rFonts w:ascii="Arial" w:eastAsia="Times New Roman" w:hAnsi="Arial" w:cs="Arial"/>
+          <w:color w:val="000000"/>
+          <w:lang w:val="en-US"/>
+        </w:rPr>
+        <w:t xml:space="preserve"> – Disable </w:t>
+      </w:r>
+      <w:proofErr w:type="spellStart"/>
+      <w:r>
+        <w:rPr>
+          <w:rFonts w:ascii="Arial" w:eastAsia="Times New Roman" w:hAnsi="Arial" w:cs="Arial"/>
+          <w:color w:val="000000"/>
+          <w:lang w:val="en-US"/>
+        </w:rPr>
+        <w:t>demphasis</w:t>
+      </w:r>
+      <w:proofErr w:type="spellEnd"/>
+      <w:r>
+        <w:rPr>
+          <w:rFonts w:ascii="Arial" w:eastAsia="Times New Roman" w:hAnsi="Arial" w:cs="Arial"/>
+          <w:color w:val="000000"/>
+          <w:lang w:val="en-US"/>
+        </w:rPr>
+        <w:t xml:space="preserve"> (pre-distortion correction) during reception.</w:t>
+      </w:r>
+    </w:p>
+    <w:p>
+      <w:pPr>
+        <w:pStyle w:val="Standard"/>
+        <w:autoSpaceDE w:val="0"/>
+        <w:rPr>
+          <w:rFonts w:ascii="Arial" w:hAnsi="Arial" w:cs="Arial"/>
+          <w:lang w:val="en-US"/>
+        </w:rPr>
+      </w:pPr>
+      <w:r>
+        <w:rPr>
+          <w:rFonts w:ascii="Arial" w:eastAsia="Times New Roman" w:hAnsi="Arial" w:cs="Arial"/>
+          <w:b/>
+          <w:bCs/>
+          <w:color w:val="000000"/>
+          <w:lang w:val="en-US"/>
+        </w:rPr>
+        <w:t>GAIN AFTER FM DEMOD</w:t>
+      </w:r>
+      <w:r>
+        <w:rPr>
+          <w:rFonts w:ascii="Arial" w:eastAsia="Times New Roman" w:hAnsi="Arial" w:cs="Arial"/>
+          <w:color w:val="000000"/>
+          <w:lang w:val="en-US"/>
+        </w:rPr>
+        <w:t xml:space="preserve"> – Adjusts the reception volume.</w:t>
+      </w:r>
+    </w:p>
+    <w:p>
+      <w:pPr>
+        <w:pStyle w:val="Standard"/>
+        <w:autoSpaceDE w:val="0"/>
+        <w:rPr>
+          <w:rFonts w:ascii="Arial" w:hAnsi="Arial" w:cs="Arial"/>
+          <w:lang w:val="en-US"/>
+        </w:rPr>
+      </w:pPr>
+      <w:r>
+        <w:rPr>
+          <w:rFonts w:ascii="Arial" w:eastAsia="Times New Roman" w:hAnsi="Arial" w:cs="Arial"/>
+          <w:b/>
+          <w:bCs/>
+          <w:color w:val="000000"/>
+          <w:lang w:val="en-US"/>
+        </w:rPr>
+        <w:t>RF TX DEVIATION</w:t>
+      </w:r>
+      <w:r>
+        <w:rPr>
+          <w:rFonts w:ascii="Arial" w:eastAsia="Times New Roman" w:hAnsi="Arial" w:cs="Arial"/>
+          <w:color w:val="000000"/>
+          <w:lang w:val="en-US"/>
+        </w:rPr>
+        <w:t xml:space="preserve"> – Transmission frequency deviation (Fm deviation) – affects the transmission bandwidth (higher = louder).</w:t>
+      </w:r>
+    </w:p>
+    <w:p>
+      <w:pPr>
+        <w:pStyle w:val="Standard"/>
+        <w:autoSpaceDE w:val="0"/>
+        <w:rPr>
+          <w:rFonts w:ascii="Arial" w:hAnsi="Arial" w:cs="Arial"/>
+          <w:lang w:val="en-US"/>
+        </w:rPr>
+      </w:pPr>
+      <w:r>
+        <w:rPr>
+          <w:rFonts w:ascii="Arial" w:eastAsia="Times New Roman" w:hAnsi="Arial" w:cs="Arial"/>
+          <w:b/>
+          <w:bCs/>
+          <w:color w:val="000000"/>
+          <w:lang w:val="en-US"/>
+        </w:rPr>
+        <w:t>COMPRESS AF TX RATIO</w:t>
+      </w:r>
+      <w:r>
+        <w:rPr>
+          <w:rFonts w:ascii="Arial" w:eastAsia="Times New Roman" w:hAnsi="Arial" w:cs="Arial"/>
+          <w:color w:val="000000"/>
+          <w:lang w:val="en-US"/>
+        </w:rPr>
+        <w:t xml:space="preserve"> – Compression ratio of audio during transmission – compresses the dynamic range.</w:t>
+      </w:r>
+    </w:p>
+    <w:p>
+      <w:pPr>
+        <w:pStyle w:val="Standard"/>
+        <w:autoSpaceDE w:val="0"/>
+        <w:rPr>
+          <w:rFonts w:ascii="Arial" w:hAnsi="Arial" w:cs="Arial"/>
+          <w:lang w:val="en-US"/>
+        </w:rPr>
+      </w:pPr>
+      <w:r>
+        <w:rPr>
+          <w:rFonts w:ascii="Arial" w:eastAsia="Times New Roman" w:hAnsi="Arial" w:cs="Arial"/>
+          <w:b/>
+          <w:bCs/>
+          <w:color w:val="000000"/>
+          <w:lang w:val="en-US"/>
+        </w:rPr>
+        <w:t>COMPRESS AF TX 0 DB</w:t>
+      </w:r>
+      <w:r>
+        <w:rPr>
+          <w:rFonts w:ascii="Arial" w:eastAsia="Times New Roman" w:hAnsi="Arial" w:cs="Arial"/>
+          <w:color w:val="000000"/>
+          <w:lang w:val="en-US"/>
+        </w:rPr>
+        <w:t xml:space="preserve"> – Compression level 0 </w:t>
+      </w:r>
+      <w:proofErr w:type="spellStart"/>
+      <w:r>
+        <w:rPr>
+          <w:rFonts w:ascii="Arial" w:eastAsia="Times New Roman" w:hAnsi="Arial" w:cs="Arial"/>
+          <w:color w:val="000000"/>
+          <w:lang w:val="en-US"/>
+        </w:rPr>
+        <w:t>db</w:t>
+      </w:r>
+      <w:proofErr w:type="spellEnd"/>
+      <w:r>
+        <w:rPr>
+          <w:rFonts w:ascii="Arial" w:eastAsia="Times New Roman" w:hAnsi="Arial" w:cs="Arial"/>
+          <w:color w:val="000000"/>
+          <w:lang w:val="en-US"/>
+        </w:rPr>
+        <w:t xml:space="preserve"> during transmission – the compression start point.</w:t>
+      </w:r>
+    </w:p>
+    <w:p>
+      <w:pPr>
+        <w:pStyle w:val="Standard"/>
+        <w:autoSpaceDE w:val="0"/>
+        <w:rPr>
+          <w:rFonts w:ascii="Arial" w:hAnsi="Arial" w:cs="Arial"/>
+          <w:lang w:val="en-US"/>
+        </w:rPr>
+      </w:pPr>
+      <w:r>
+        <w:rPr>
+          <w:rFonts w:ascii="Arial" w:eastAsia="Times New Roman" w:hAnsi="Arial" w:cs="Arial"/>
+          <w:b/>
+          <w:bCs/>
+          <w:color w:val="000000"/>
+          <w:lang w:val="en-US"/>
+        </w:rPr>
+        <w:t>COMPRESS AF TX NOISE</w:t>
+      </w:r>
+      <w:r>
+        <w:rPr>
+          <w:rFonts w:ascii="Arial" w:eastAsia="Times New Roman" w:hAnsi="Arial" w:cs="Arial"/>
+          <w:color w:val="000000"/>
+          <w:lang w:val="en-US"/>
+        </w:rPr>
+        <w:t xml:space="preserve"> – Noise reduction in quiet areas.</w:t>
+      </w:r>
+    </w:p>
+    <w:p>
+      <w:pPr>
+        <w:pStyle w:val="Standard"/>
+        <w:autoSpaceDE w:val="0"/>
+        <w:rPr>
+          <w:rFonts w:ascii="Arial" w:hAnsi="Arial" w:cs="Arial"/>
+          <w:lang w:val="en-US"/>
+        </w:rPr>
+      </w:pPr>
+      <w:r>
+        <w:rPr>
+          <w:rFonts w:ascii="Arial" w:eastAsia="Times New Roman" w:hAnsi="Arial" w:cs="Arial"/>
+          <w:b/>
+          <w:bCs/>
+          <w:color w:val="000000"/>
+          <w:lang w:val="en-US"/>
+        </w:rPr>
+        <w:t>MIC AGC DISABLE</w:t>
+      </w:r>
+      <w:r>
+        <w:rPr>
+          <w:rFonts w:ascii="Arial" w:eastAsia="Times New Roman" w:hAnsi="Arial" w:cs="Arial"/>
+          <w:color w:val="000000"/>
+          <w:lang w:val="en-US"/>
+        </w:rPr>
+        <w:t xml:space="preserve"> – Disable automatic microphone gain control (AGC).</w:t>
+      </w:r>
+    </w:p>
+    <w:p>
+      <w:pPr>
+        <w:pStyle w:val="Standard"/>
+        <w:autoSpaceDE w:val="0"/>
+        <w:rPr>
+          <w:rFonts w:ascii="Arial" w:hAnsi="Arial" w:cs="Arial"/>
+          <w:lang w:val="en-US"/>
+        </w:rPr>
+      </w:pPr>
+      <w:r>
+        <w:rPr>
+          <w:rFonts w:ascii="Arial" w:eastAsia="Times New Roman" w:hAnsi="Arial" w:cs="Arial"/>
+          <w:b/>
+          <w:bCs/>
+          <w:color w:val="000000"/>
+          <w:lang w:val="en-US"/>
+        </w:rPr>
+        <w:t>AFC RANGE SELECT</w:t>
+      </w:r>
+      <w:r>
+        <w:rPr>
+          <w:rFonts w:ascii="Arial" w:eastAsia="Times New Roman" w:hAnsi="Arial" w:cs="Arial"/>
+          <w:color w:val="000000"/>
+          <w:lang w:val="en-US"/>
+        </w:rPr>
+        <w:t xml:space="preserve"> – Operating range of AFC (Automatic Frequency Tuning).</w:t>
+      </w:r>
+    </w:p>
+    <w:p>
+      <w:pPr>
+        <w:pStyle w:val="Standard"/>
+        <w:autoSpaceDE w:val="0"/>
+        <w:rPr>
+          <w:rFonts w:ascii="Arial" w:hAnsi="Arial" w:cs="Arial"/>
+          <w:lang w:val="en-US"/>
+        </w:rPr>
+      </w:pPr>
+      <w:r>
+        <w:rPr>
+          <w:rFonts w:ascii="Arial" w:eastAsia="Times New Roman" w:hAnsi="Arial" w:cs="Arial"/>
+          <w:b/>
+          <w:bCs/>
+          <w:color w:val="000000"/>
+          <w:lang w:val="en-US"/>
+        </w:rPr>
+        <w:t>AFC DISABLE –</w:t>
+      </w:r>
+      <w:r>
+        <w:rPr>
+          <w:rFonts w:ascii="Arial" w:eastAsia="Times New Roman" w:hAnsi="Arial" w:cs="Arial"/>
+          <w:color w:val="000000"/>
+          <w:lang w:val="en-US"/>
+        </w:rPr>
+        <w:t xml:space="preserve"> Disable AFC.</w:t>
+      </w:r>
+    </w:p>
+    <w:p>
+      <w:pPr>
+        <w:pStyle w:val="Standard"/>
+        <w:autoSpaceDE w:val="0"/>
+        <w:rPr>
+          <w:rFonts w:ascii="Arial" w:hAnsi="Arial" w:cs="Arial"/>
+          <w:lang w:val="en-US"/>
+        </w:rPr>
+      </w:pPr>
+      <w:r>
+        <w:rPr>
+          <w:rFonts w:ascii="Arial" w:eastAsia="Times New Roman" w:hAnsi="Arial" w:cs="Arial"/>
+          <w:b/>
+          <w:bCs/>
+          <w:color w:val="000000"/>
+          <w:lang w:val="en-US"/>
+        </w:rPr>
+        <w:t>AFC SPEED</w:t>
+      </w:r>
+      <w:r>
+        <w:rPr>
+          <w:rFonts w:ascii="Arial" w:eastAsia="Times New Roman" w:hAnsi="Arial" w:cs="Arial"/>
+          <w:color w:val="000000"/>
+          <w:lang w:val="en-US"/>
+        </w:rPr>
+        <w:t xml:space="preserve"> – AFC Speed.</w:t>
+      </w:r>
+    </w:p>
+    <w:p>
+      <w:pPr>
+        <w:pStyle w:val="Titre2"/>
+      </w:pPr>
+      <w:r>
+        <w:t xml:space="preserve">OPERATION IN </w:t>
+      </w:r>
+      <w:r>
+        <w:t>BROADCAST</w:t>
+      </w:r>
+      <w:r>
+        <w:t xml:space="preserve"> </w:t>
+      </w:r>
+      <w:r>
+        <w:t>RADIO MODE "F</w:t>
+      </w:r>
+      <w:r>
+        <w:t>M</w:t>
+      </w:r>
+      <w:r>
+        <w:t>"</w:t>
+      </w:r>
+    </w:p>
+    <w:p>
+      <w:pPr>
+        <w:pStyle w:val="Standard"/>
+        <w:autoSpaceDE w:val="0"/>
+        <w:jc w:val="both"/>
+        <w:rPr>
+          <w:rFonts w:ascii="Arial" w:eastAsia="Times New Roman" w:hAnsi="Arial" w:cs="Arial"/>
+          <w:color w:val="000000"/>
+          <w:lang w:val="en-US"/>
+        </w:rPr>
+      </w:pPr>
+      <w:r>
+        <w:rPr>
+          <w:rFonts w:ascii="Arial" w:eastAsia="Times New Roman" w:hAnsi="Arial" w:cs="Arial"/>
+          <w:color w:val="000000"/>
+          <w:lang w:val="en-US"/>
+        </w:rPr>
+        <w:t xml:space="preserve">The firmware has a simplified FM radio. Use </w:t>
+      </w:r>
+      <w:r>
+        <w:rPr>
+          <w:rFonts w:ascii="Arial" w:eastAsia="Times New Roman" w:hAnsi="Arial" w:cs="Arial"/>
+          <w:b/>
+          <w:bCs/>
+          <w:color w:val="000000"/>
+          <w:lang w:val="en-US"/>
+        </w:rPr>
+        <w:t>the &lt;=</w:t>
+      </w:r>
+      <w:r>
+        <w:rPr>
+          <w:rFonts w:ascii="Arial" w:eastAsia="Times New Roman" w:hAnsi="Arial" w:cs="Arial"/>
+          <w:color w:val="000000"/>
+          <w:lang w:val="en-US"/>
+        </w:rPr>
+        <w:t xml:space="preserve"> and </w:t>
+      </w:r>
+      <w:r>
+        <w:rPr>
+          <w:rFonts w:ascii="Arial" w:eastAsia="Times New Roman" w:hAnsi="Arial" w:cs="Arial"/>
+          <w:b/>
+          <w:bCs/>
+          <w:color w:val="000000"/>
+          <w:lang w:val="en-US"/>
+        </w:rPr>
+        <w:t xml:space="preserve">=&gt; </w:t>
+      </w:r>
+      <w:proofErr w:type="gramStart"/>
+      <w:r>
+        <w:rPr>
+          <w:rFonts w:ascii="Arial" w:eastAsia="Times New Roman" w:hAnsi="Arial" w:cs="Arial"/>
+          <w:b/>
+          <w:bCs/>
+          <w:color w:val="000000"/>
+          <w:lang w:val="en-US"/>
+        </w:rPr>
+        <w:t xml:space="preserve">buttons </w:t>
+      </w:r>
+      <w:r>
+        <w:rPr>
+          <w:rFonts w:ascii="Arial" w:eastAsia="Times New Roman" w:hAnsi="Arial" w:cs="Arial"/>
+          <w:color w:val="000000"/>
+          <w:lang w:val="en-US"/>
+        </w:rPr>
+        <w:t xml:space="preserve"> to</w:t>
+      </w:r>
+      <w:proofErr w:type="gramEnd"/>
+      <w:r>
+        <w:rPr>
+          <w:rFonts w:ascii="Arial" w:eastAsia="Times New Roman" w:hAnsi="Arial" w:cs="Arial"/>
+          <w:color w:val="000000"/>
+          <w:lang w:val="en-US"/>
+        </w:rPr>
+        <w:t xml:space="preserve"> search for the nearest available broadcasting frequency in automatic mode.  The </w:t>
+      </w:r>
+      <w:r>
+        <w:rPr>
+          <w:rFonts w:ascii="Arial" w:eastAsia="Times New Roman" w:hAnsi="Arial" w:cs="Arial"/>
+          <w:b/>
+          <w:bCs/>
+          <w:color w:val="000000"/>
+          <w:lang w:val="en-US"/>
+        </w:rPr>
+        <w:t>*</w:t>
+      </w:r>
+      <w:r>
+        <w:rPr>
+          <w:rFonts w:ascii="Arial" w:eastAsia="Times New Roman" w:hAnsi="Arial" w:cs="Arial"/>
+          <w:color w:val="000000"/>
+          <w:lang w:val="en-US"/>
+        </w:rPr>
+        <w:t xml:space="preserve"> </w:t>
+      </w:r>
+      <w:proofErr w:type="gramStart"/>
+      <w:r>
+        <w:rPr>
+          <w:rFonts w:ascii="Arial" w:eastAsia="Times New Roman" w:hAnsi="Arial" w:cs="Arial"/>
+          <w:color w:val="000000"/>
+          <w:lang w:val="en-US"/>
+        </w:rPr>
+        <w:t>button  will</w:t>
+      </w:r>
+      <w:proofErr w:type="gramEnd"/>
+      <w:r>
+        <w:rPr>
+          <w:rFonts w:ascii="Arial" w:eastAsia="Times New Roman" w:hAnsi="Arial" w:cs="Arial"/>
+          <w:color w:val="000000"/>
+          <w:lang w:val="en-US"/>
+        </w:rPr>
+        <w:t xml:space="preserve"> change the </w:t>
+      </w:r>
+      <w:r>
+        <w:rPr>
+          <w:rFonts w:ascii="Arial" w:eastAsia="Times New Roman" w:hAnsi="Arial" w:cs="Arial"/>
+          <w:b/>
+          <w:bCs/>
+          <w:color w:val="000000"/>
+          <w:lang w:val="en-US"/>
+        </w:rPr>
+        <w:t xml:space="preserve">Auto </w:t>
+      </w:r>
+      <w:r>
+        <w:rPr>
+          <w:rFonts w:ascii="Arial" w:eastAsia="Times New Roman" w:hAnsi="Arial" w:cs="Arial"/>
+          <w:b/>
+          <w:bCs/>
+          <w:color w:val="000000"/>
+          <w:lang w:val="en-US"/>
+        </w:rPr>
+        <w:t xml:space="preserve">mode </w:t>
+      </w:r>
+      <w:r>
+        <w:rPr>
+          <w:rFonts w:ascii="Arial" w:eastAsia="Times New Roman" w:hAnsi="Arial" w:cs="Arial"/>
+          <w:color w:val="000000"/>
+          <w:lang w:val="en-US"/>
+        </w:rPr>
+        <w:t>to</w:t>
+      </w:r>
+      <w:r>
+        <w:rPr>
+          <w:rFonts w:ascii="Arial" w:eastAsia="Times New Roman" w:hAnsi="Arial" w:cs="Arial"/>
+          <w:color w:val="000000"/>
+          <w:lang w:val="en-US"/>
+        </w:rPr>
+        <w:t xml:space="preserve"> </w:t>
+      </w:r>
+      <w:r>
+        <w:rPr>
+          <w:rFonts w:ascii="Arial" w:eastAsia="Times New Roman" w:hAnsi="Arial" w:cs="Arial"/>
+          <w:b/>
+          <w:bCs/>
+          <w:color w:val="000000"/>
+          <w:lang w:val="en-US"/>
+        </w:rPr>
+        <w:t>manual</w:t>
+      </w:r>
+      <w:r>
+        <w:rPr>
+          <w:rFonts w:ascii="Arial" w:eastAsia="Times New Roman" w:hAnsi="Arial" w:cs="Arial"/>
+          <w:color w:val="000000"/>
+          <w:lang w:val="en-US"/>
+        </w:rPr>
+        <w:t xml:space="preserve"> search.</w:t>
+      </w:r>
+    </w:p>
+    <w:p>
+      <w:pPr>
+        <w:pStyle w:val="Standard"/>
+        <w:autoSpaceDE w:val="0"/>
+        <w:jc w:val="both"/>
+        <w:rPr>
+          <w:rFonts w:ascii="Arial" w:eastAsia="Times New Roman" w:hAnsi="Arial" w:cs="Arial"/>
+          <w:color w:val="000000"/>
+          <w:lang w:val="en-US"/>
+        </w:rPr>
+      </w:pPr>
+      <w:r>
+        <w:rPr>
+          <w:rFonts w:ascii="Arial" w:eastAsia="Times New Roman" w:hAnsi="Arial" w:cs="Arial"/>
+          <w:color w:val="000000"/>
+          <w:lang w:val="en-US"/>
+        </w:rPr>
+        <w:t>Press key 1 to 6 to select the corresponding memory.</w:t>
+      </w:r>
+    </w:p>
+    <w:p>
+      <w:pPr>
+        <w:pStyle w:val="Standard"/>
+        <w:autoSpaceDE w:val="0"/>
+        <w:jc w:val="both"/>
+        <w:rPr>
+          <w:rFonts w:ascii="Arial" w:eastAsia="Times New Roman" w:hAnsi="Arial" w:cs="Arial"/>
+          <w:color w:val="000000"/>
+          <w:lang w:val="en-US"/>
+        </w:rPr>
+      </w:pPr>
+      <w:r>
+        <w:rPr>
+          <w:rFonts w:ascii="Arial" w:eastAsia="Times New Roman" w:hAnsi="Arial" w:cs="Arial"/>
+          <w:color w:val="000000"/>
+          <w:lang w:val="en-US"/>
+        </w:rPr>
+        <w:t>Long press key 1 to 6 to save a frequency to that memory.</w:t>
+      </w:r>
+    </w:p>
+    <w:p>
+      <w:pPr>
+        <w:pStyle w:val="Standard"/>
+        <w:autoSpaceDE w:val="0"/>
+        <w:jc w:val="both"/>
+        <w:rPr>
+          <w:rFonts w:ascii="Arial" w:eastAsia="Times New Roman" w:hAnsi="Arial" w:cs="Arial"/>
+          <w:color w:val="000000"/>
+          <w:lang w:val="en-US"/>
+        </w:rPr>
+      </w:pPr>
+      <w:r>
+        <w:rPr>
+          <w:rFonts w:ascii="Arial" w:eastAsia="Times New Roman" w:hAnsi="Arial" w:cs="Arial"/>
+          <w:color w:val="000000"/>
+          <w:lang w:val="en-US"/>
+        </w:rPr>
+        <w:t>Press 0 to toggle receiving the VFO frequency, RX MON displayed or removed.</w:t>
+      </w:r>
+    </w:p>
+    <w:p>
+      <w:pPr>
+        <w:pStyle w:val="Standard"/>
+        <w:autoSpaceDE w:val="0"/>
+        <w:jc w:val="both"/>
+        <w:rPr>
+          <w:rFonts w:ascii="Arial" w:eastAsia="Times New Roman" w:hAnsi="Arial" w:cs="Arial"/>
+          <w:color w:val="000000"/>
+          <w:lang w:val="en-US"/>
+        </w:rPr>
+      </w:pPr>
+      <w:r>
+        <w:rPr>
+          <w:rFonts w:ascii="Arial" w:eastAsia="Times New Roman" w:hAnsi="Arial" w:cs="Arial"/>
+          <w:color w:val="000000"/>
+          <w:lang w:val="en-US"/>
+        </w:rPr>
+        <w:t xml:space="preserve">You can name radios frequencies using </w:t>
+      </w:r>
+      <w:proofErr w:type="gramStart"/>
+      <w:r>
+        <w:rPr>
+          <w:rFonts w:ascii="Arial" w:eastAsia="Times New Roman" w:hAnsi="Arial" w:cs="Arial"/>
+          <w:color w:val="000000"/>
+          <w:lang w:val="en-US"/>
+        </w:rPr>
+        <w:t>chirp</w:t>
+      </w:r>
+      <w:proofErr w:type="gramEnd"/>
+      <w:r>
+        <w:rPr>
+          <w:rFonts w:ascii="Arial" w:eastAsia="Times New Roman" w:hAnsi="Arial" w:cs="Arial"/>
+          <w:color w:val="000000"/>
+          <w:lang w:val="en-US"/>
+        </w:rPr>
+        <w:t>, see below.</w:t>
       </w:r>
     </w:p>
     <w:p>
@@ -5636,819 +6967,8 @@
     <w:p>
       <w:pPr>
         <w:pStyle w:val="Titre2"/>
-        <w:rPr>
-          <w:rFonts w:ascii="Arial" w:eastAsia="Times New Roman" w:hAnsi="Arial" w:cs="Arial"/>
-          <w:lang w:val="en-US"/>
-        </w:rPr>
-      </w:pPr>
-      <w:r>
-        <w:rPr>
-          <w:rFonts w:ascii="Arial" w:eastAsia="Times New Roman" w:hAnsi="Arial" w:cs="Arial"/>
-          <w:lang w:val="en-US"/>
-        </w:rPr>
-        <w:lastRenderedPageBreak/>
-        <w:t>DETAILED MONITORING IN SPECTRUM MODE VIA THE "MENU" BUTTON</w:t>
-      </w:r>
-    </w:p>
-    <w:p>
-      <w:pPr>
-        <w:pStyle w:val="Standard"/>
-        <w:autoSpaceDE w:val="0"/>
-        <w:spacing w:after="160" w:line="259" w:lineRule="atLeast"/>
-        <w:rPr>
-          <w:rFonts w:ascii="Arial" w:hAnsi="Arial" w:cs="Arial"/>
-          <w:lang w:val="en-US"/>
-        </w:rPr>
-      </w:pPr>
-      <w:r>
-        <w:rPr>
-          <w:rFonts w:ascii="Arial" w:eastAsia="Times New Roman" w:hAnsi="Arial" w:cs="Arial"/>
-          <w:color w:val="000000"/>
-          <w:lang w:val="en-US"/>
-        </w:rPr>
-        <w:t xml:space="preserve">Move through the low-level register menu with buttons </w:t>
-      </w:r>
-      <w:r>
-        <w:rPr>
-          <w:rFonts w:ascii="Arial" w:eastAsia="Times New Roman" w:hAnsi="Arial" w:cs="Arial"/>
-          <w:b/>
-          <w:bCs/>
-          <w:color w:val="000000"/>
-          <w:lang w:val="en-US"/>
-        </w:rPr>
-        <w:t>2</w:t>
-      </w:r>
-      <w:r>
-        <w:rPr>
-          <w:rFonts w:ascii="Arial" w:eastAsia="Times New Roman" w:hAnsi="Arial" w:cs="Arial"/>
-          <w:color w:val="000000"/>
-          <w:lang w:val="en-US"/>
-        </w:rPr>
-        <w:t xml:space="preserve"> and </w:t>
-      </w:r>
-      <w:r>
-        <w:rPr>
-          <w:rFonts w:ascii="Arial" w:eastAsia="Times New Roman" w:hAnsi="Arial" w:cs="Arial"/>
-          <w:b/>
-          <w:bCs/>
-          <w:color w:val="000000"/>
-          <w:lang w:val="en-US"/>
-        </w:rPr>
-        <w:t>8</w:t>
-      </w:r>
-      <w:r>
-        <w:rPr>
-          <w:rFonts w:ascii="Arial" w:eastAsia="Times New Roman" w:hAnsi="Arial" w:cs="Arial"/>
-          <w:color w:val="000000"/>
-          <w:lang w:val="en-US"/>
-        </w:rPr>
-        <w:t xml:space="preserve">. Change values with the </w:t>
-      </w:r>
-      <w:r>
-        <w:rPr>
-          <w:rFonts w:ascii="Arial" w:eastAsia="Times New Roman" w:hAnsi="Arial" w:cs="Arial"/>
-          <w:b/>
-          <w:bCs/>
-          <w:color w:val="000000"/>
-          <w:lang w:val="en-US"/>
-        </w:rPr>
-        <w:t>&lt;=</w:t>
-      </w:r>
-      <w:r>
-        <w:rPr>
-          <w:rFonts w:ascii="Arial" w:eastAsia="Times New Roman" w:hAnsi="Arial" w:cs="Arial"/>
-          <w:color w:val="000000"/>
-          <w:lang w:val="en-US"/>
-        </w:rPr>
-        <w:t xml:space="preserve"> and </w:t>
-      </w:r>
-      <w:r>
-        <w:rPr>
-          <w:rFonts w:ascii="Arial" w:eastAsia="Times New Roman" w:hAnsi="Arial" w:cs="Arial"/>
-          <w:b/>
-          <w:bCs/>
-          <w:color w:val="000000"/>
-          <w:lang w:val="en-US"/>
-        </w:rPr>
-        <w:t>=&gt; buttons</w:t>
-      </w:r>
-    </w:p>
-    <w:p>
-      <w:pPr>
-        <w:pStyle w:val="Standard"/>
-        <w:autoSpaceDE w:val="0"/>
-        <w:spacing w:after="160" w:line="259" w:lineRule="atLeast"/>
-        <w:rPr>
-          <w:rFonts w:ascii="Arial" w:hAnsi="Arial" w:cs="Arial"/>
-          <w:lang w:val="en-US"/>
-        </w:rPr>
-      </w:pPr>
-      <w:r>
-        <w:rPr>
-          <w:rFonts w:ascii="Arial" w:eastAsia="Times New Roman" w:hAnsi="Arial" w:cs="Arial"/>
-          <w:b/>
-          <w:bCs/>
-          <w:color w:val="000000"/>
-          <w:lang w:val="en-US"/>
-        </w:rPr>
-        <w:t>LNAS</w:t>
-      </w:r>
-      <w:r>
-        <w:rPr>
-          <w:rFonts w:ascii="Arial" w:eastAsia="Times New Roman" w:hAnsi="Arial" w:cs="Arial"/>
-          <w:color w:val="000000"/>
-          <w:lang w:val="en-US"/>
-        </w:rPr>
-        <w:t xml:space="preserve"> – Low Noise Amplifier (LNA) – signal amplification stages in front of the mixer.</w:t>
-      </w:r>
-    </w:p>
-    <w:p>
-      <w:pPr>
-        <w:pStyle w:val="Standard"/>
-        <w:autoSpaceDE w:val="0"/>
-        <w:spacing w:after="160" w:line="259" w:lineRule="atLeast"/>
-        <w:rPr>
-          <w:rFonts w:ascii="Arial" w:hAnsi="Arial" w:cs="Arial"/>
-          <w:lang w:val="en-US"/>
-        </w:rPr>
-      </w:pPr>
-      <w:r>
-        <w:rPr>
-          <w:rFonts w:ascii="Arial" w:eastAsia="Times New Roman" w:hAnsi="Arial" w:cs="Arial"/>
-          <w:b/>
-          <w:bCs/>
-          <w:color w:val="000000"/>
-          <w:lang w:val="en-US"/>
-        </w:rPr>
-        <w:t>LNA</w:t>
-      </w:r>
-      <w:r>
-        <w:rPr>
-          <w:rFonts w:ascii="Arial" w:eastAsia="Times New Roman" w:hAnsi="Arial" w:cs="Arial"/>
-          <w:color w:val="000000"/>
-          <w:lang w:val="en-US"/>
-        </w:rPr>
-        <w:t xml:space="preserve"> – Gain of the first LNA stage – higher = stronger signal but more interference.</w:t>
-      </w:r>
-    </w:p>
-    <w:p>
-      <w:pPr>
-        <w:pStyle w:val="Standard"/>
-        <w:autoSpaceDE w:val="0"/>
-        <w:spacing w:after="160" w:line="259" w:lineRule="atLeast"/>
-        <w:rPr>
-          <w:rFonts w:ascii="Arial" w:hAnsi="Arial" w:cs="Arial"/>
-          <w:lang w:val="en-US"/>
-        </w:rPr>
-      </w:pPr>
-      <w:r>
-        <w:rPr>
-          <w:rFonts w:ascii="Arial" w:eastAsia="Times New Roman" w:hAnsi="Arial" w:cs="Arial"/>
-          <w:b/>
-          <w:bCs/>
-          <w:color w:val="000000"/>
-          <w:lang w:val="en-US"/>
-        </w:rPr>
-        <w:t>PGA</w:t>
-      </w:r>
-      <w:r>
-        <w:rPr>
-          <w:rFonts w:ascii="Arial" w:eastAsia="Times New Roman" w:hAnsi="Arial" w:cs="Arial"/>
-          <w:color w:val="000000"/>
-          <w:lang w:val="en-US"/>
-        </w:rPr>
-        <w:t xml:space="preserve"> – Programmable Gain Amplifier (after LNA). – Balance between sensitivity and distortion.</w:t>
-      </w:r>
-    </w:p>
-    <w:p>
-      <w:pPr>
-        <w:pStyle w:val="Standard"/>
-        <w:autoSpaceDE w:val="0"/>
-        <w:spacing w:after="160" w:line="259" w:lineRule="atLeast"/>
-        <w:rPr>
-          <w:rFonts w:ascii="Arial" w:hAnsi="Arial" w:cs="Arial"/>
-          <w:lang w:val="en-US"/>
-        </w:rPr>
-      </w:pPr>
-      <w:r>
-        <w:rPr>
-          <w:rFonts w:ascii="Arial" w:eastAsia="Times New Roman" w:hAnsi="Arial" w:cs="Arial"/>
-          <w:b/>
-          <w:bCs/>
-          <w:color w:val="000000"/>
-          <w:lang w:val="en-US"/>
-        </w:rPr>
-        <w:t>MIX</w:t>
-      </w:r>
-      <w:r>
-        <w:rPr>
-          <w:rFonts w:ascii="Arial" w:eastAsia="Times New Roman" w:hAnsi="Arial" w:cs="Arial"/>
-          <w:color w:val="000000"/>
-          <w:lang w:val="en-US"/>
-        </w:rPr>
-        <w:t xml:space="preserve"> – Mixer Gain (Frequency Mixing) – Higher = Better Dynamic Range but More Noise.</w:t>
-      </w:r>
-    </w:p>
-    <w:p>
-      <w:pPr>
-        <w:pStyle w:val="Standard"/>
-        <w:autoSpaceDE w:val="0"/>
-        <w:spacing w:after="160" w:line="259" w:lineRule="atLeast"/>
-        <w:rPr>
-          <w:rFonts w:ascii="Arial" w:hAnsi="Arial" w:cs="Arial"/>
-          <w:lang w:val="en-US"/>
-        </w:rPr>
-      </w:pPr>
-      <w:r>
-        <w:rPr>
-          <w:rFonts w:ascii="Arial" w:eastAsia="Times New Roman" w:hAnsi="Arial" w:cs="Arial"/>
-          <w:b/>
-          <w:bCs/>
-          <w:color w:val="000000"/>
-          <w:lang w:val="en-US"/>
-        </w:rPr>
-        <w:t>XTAL F MODE SELECT</w:t>
-      </w:r>
-      <w:r>
-        <w:rPr>
-          <w:rFonts w:ascii="Arial" w:eastAsia="Times New Roman" w:hAnsi="Arial" w:cs="Arial"/>
-          <w:color w:val="000000"/>
-          <w:lang w:val="en-US"/>
-        </w:rPr>
-        <w:t xml:space="preserve"> – Quartz filter (XTAL) operating mode. Filtering (reduces noise, but can distort).</w:t>
-      </w:r>
-    </w:p>
-    <w:p>
-      <w:pPr>
-        <w:pStyle w:val="Standard"/>
-        <w:autoSpaceDE w:val="0"/>
-        <w:spacing w:after="160" w:line="259" w:lineRule="atLeast"/>
-        <w:rPr>
-          <w:rFonts w:ascii="Arial" w:hAnsi="Arial" w:cs="Arial"/>
-          <w:lang w:val="en-US"/>
-        </w:rPr>
-      </w:pPr>
-      <w:r>
-        <w:rPr>
-          <w:rFonts w:ascii="Arial" w:eastAsia="Times New Roman" w:hAnsi="Arial" w:cs="Arial"/>
-          <w:b/>
-          <w:bCs/>
-          <w:color w:val="000000"/>
-          <w:lang w:val="en-US"/>
-        </w:rPr>
-        <w:t>OFF AF RX DE-EMP</w:t>
-      </w:r>
-      <w:r>
-        <w:rPr>
-          <w:rFonts w:ascii="Arial" w:eastAsia="Times New Roman" w:hAnsi="Arial" w:cs="Arial"/>
-          <w:color w:val="000000"/>
-          <w:lang w:val="en-US"/>
-        </w:rPr>
-        <w:t xml:space="preserve"> – Disable demphasis (pre-distortion correction) during reception.</w:t>
-      </w:r>
-    </w:p>
-    <w:p>
-      <w:pPr>
-        <w:pStyle w:val="Standard"/>
-        <w:autoSpaceDE w:val="0"/>
-        <w:spacing w:after="160" w:line="259" w:lineRule="atLeast"/>
-        <w:rPr>
-          <w:rFonts w:ascii="Arial" w:hAnsi="Arial" w:cs="Arial"/>
-          <w:lang w:val="en-US"/>
-        </w:rPr>
-      </w:pPr>
-      <w:r>
-        <w:rPr>
-          <w:rFonts w:ascii="Arial" w:eastAsia="Times New Roman" w:hAnsi="Arial" w:cs="Arial"/>
-          <w:b/>
-          <w:bCs/>
-          <w:color w:val="000000"/>
-          <w:lang w:val="en-US"/>
-        </w:rPr>
-        <w:t>GAIN AFTER FM DEMOD</w:t>
-      </w:r>
-      <w:r>
-        <w:rPr>
-          <w:rFonts w:ascii="Arial" w:eastAsia="Times New Roman" w:hAnsi="Arial" w:cs="Arial"/>
-          <w:color w:val="000000"/>
-          <w:lang w:val="en-US"/>
-        </w:rPr>
-        <w:t xml:space="preserve"> – Adjusts the reception volume.</w:t>
-      </w:r>
-    </w:p>
-    <w:p>
-      <w:pPr>
-        <w:pStyle w:val="Standard"/>
-        <w:autoSpaceDE w:val="0"/>
-        <w:spacing w:after="160" w:line="259" w:lineRule="atLeast"/>
-        <w:rPr>
-          <w:rFonts w:ascii="Arial" w:hAnsi="Arial" w:cs="Arial"/>
-          <w:lang w:val="en-US"/>
-        </w:rPr>
-      </w:pPr>
-      <w:r>
-        <w:rPr>
-          <w:rFonts w:ascii="Arial" w:eastAsia="Times New Roman" w:hAnsi="Arial" w:cs="Arial"/>
-          <w:b/>
-          <w:bCs/>
-          <w:color w:val="000000"/>
-          <w:lang w:val="en-US"/>
-        </w:rPr>
-        <w:t>RF TX DEVIATION</w:t>
-      </w:r>
-      <w:r>
-        <w:rPr>
-          <w:rFonts w:ascii="Arial" w:eastAsia="Times New Roman" w:hAnsi="Arial" w:cs="Arial"/>
-          <w:color w:val="000000"/>
-          <w:lang w:val="en-US"/>
-        </w:rPr>
-        <w:t xml:space="preserve"> – Transmission frequency deviation (Fm deviation) – affects the transmission bandwidth (higher = louder).</w:t>
-      </w:r>
-    </w:p>
-    <w:p>
-      <w:pPr>
-        <w:pStyle w:val="Standard"/>
-        <w:autoSpaceDE w:val="0"/>
-        <w:spacing w:after="160" w:line="259" w:lineRule="atLeast"/>
-        <w:rPr>
-          <w:rFonts w:ascii="Arial" w:hAnsi="Arial" w:cs="Arial"/>
-          <w:lang w:val="en-US"/>
-        </w:rPr>
-      </w:pPr>
-      <w:r>
-        <w:rPr>
-          <w:rFonts w:ascii="Arial" w:eastAsia="Times New Roman" w:hAnsi="Arial" w:cs="Arial"/>
-          <w:b/>
-          <w:bCs/>
-          <w:color w:val="000000"/>
-          <w:lang w:val="en-US"/>
-        </w:rPr>
-        <w:t>COMPRESS AF TX RATIO</w:t>
-      </w:r>
-      <w:r>
-        <w:rPr>
-          <w:rFonts w:ascii="Arial" w:eastAsia="Times New Roman" w:hAnsi="Arial" w:cs="Arial"/>
-          <w:color w:val="000000"/>
-          <w:lang w:val="en-US"/>
-        </w:rPr>
-        <w:t xml:space="preserve"> – Compression ratio of audio during transmission – compresses the dynamic range.</w:t>
-      </w:r>
-    </w:p>
-    <w:p>
-      <w:pPr>
-        <w:pStyle w:val="Standard"/>
-        <w:autoSpaceDE w:val="0"/>
-        <w:spacing w:after="160" w:line="259" w:lineRule="atLeast"/>
-        <w:rPr>
-          <w:rFonts w:ascii="Arial" w:hAnsi="Arial" w:cs="Arial"/>
-          <w:lang w:val="en-US"/>
-        </w:rPr>
-      </w:pPr>
-      <w:r>
-        <w:rPr>
-          <w:rFonts w:ascii="Arial" w:eastAsia="Times New Roman" w:hAnsi="Arial" w:cs="Arial"/>
-          <w:b/>
-          <w:bCs/>
-          <w:color w:val="000000"/>
-          <w:lang w:val="en-US"/>
-        </w:rPr>
-        <w:t>COMPRESS AF TX 0 DB</w:t>
-      </w:r>
-      <w:r>
-        <w:rPr>
-          <w:rFonts w:ascii="Arial" w:eastAsia="Times New Roman" w:hAnsi="Arial" w:cs="Arial"/>
-          <w:color w:val="000000"/>
-          <w:lang w:val="en-US"/>
-        </w:rPr>
-        <w:t xml:space="preserve"> – Compression level 0 db during transmission – the compression start point.</w:t>
-      </w:r>
-    </w:p>
-    <w:p>
-      <w:pPr>
-        <w:pStyle w:val="Standard"/>
-        <w:autoSpaceDE w:val="0"/>
-        <w:spacing w:after="160" w:line="259" w:lineRule="atLeast"/>
-        <w:rPr>
-          <w:rFonts w:ascii="Arial" w:hAnsi="Arial" w:cs="Arial"/>
-          <w:lang w:val="en-US"/>
-        </w:rPr>
-      </w:pPr>
-      <w:r>
-        <w:rPr>
-          <w:rFonts w:ascii="Arial" w:eastAsia="Times New Roman" w:hAnsi="Arial" w:cs="Arial"/>
-          <w:b/>
-          <w:bCs/>
-          <w:color w:val="000000"/>
-          <w:lang w:val="en-US"/>
-        </w:rPr>
-        <w:t>COMPRESS AF TX NOISE</w:t>
-      </w:r>
-      <w:r>
-        <w:rPr>
-          <w:rFonts w:ascii="Arial" w:eastAsia="Times New Roman" w:hAnsi="Arial" w:cs="Arial"/>
-          <w:color w:val="000000"/>
-          <w:lang w:val="en-US"/>
-        </w:rPr>
-        <w:t xml:space="preserve"> – Noise reduction in quiet areas.</w:t>
-      </w:r>
-    </w:p>
-    <w:p>
-      <w:pPr>
-        <w:pStyle w:val="Standard"/>
-        <w:autoSpaceDE w:val="0"/>
-        <w:spacing w:after="160" w:line="259" w:lineRule="atLeast"/>
-        <w:rPr>
-          <w:rFonts w:ascii="Arial" w:hAnsi="Arial" w:cs="Arial"/>
-          <w:lang w:val="en-US"/>
-        </w:rPr>
-      </w:pPr>
-      <w:r>
-        <w:rPr>
-          <w:rFonts w:ascii="Arial" w:eastAsia="Times New Roman" w:hAnsi="Arial" w:cs="Arial"/>
-          <w:b/>
-          <w:bCs/>
-          <w:color w:val="000000"/>
-          <w:lang w:val="en-US"/>
-        </w:rPr>
-        <w:t>MIC AGC DISABLE</w:t>
-      </w:r>
-      <w:r>
-        <w:rPr>
-          <w:rFonts w:ascii="Arial" w:eastAsia="Times New Roman" w:hAnsi="Arial" w:cs="Arial"/>
-          <w:color w:val="000000"/>
-          <w:lang w:val="en-US"/>
-        </w:rPr>
-        <w:t xml:space="preserve"> – Disable automatic microphone gain control (AGC).</w:t>
-      </w:r>
-    </w:p>
-    <w:p>
-      <w:pPr>
-        <w:pStyle w:val="Standard"/>
-        <w:autoSpaceDE w:val="0"/>
-        <w:spacing w:after="160" w:line="259" w:lineRule="atLeast"/>
-        <w:rPr>
-          <w:rFonts w:ascii="Arial" w:hAnsi="Arial" w:cs="Arial"/>
-          <w:lang w:val="en-US"/>
-        </w:rPr>
-      </w:pPr>
-      <w:r>
-        <w:rPr>
-          <w:rFonts w:ascii="Arial" w:eastAsia="Times New Roman" w:hAnsi="Arial" w:cs="Arial"/>
-          <w:b/>
-          <w:bCs/>
-          <w:color w:val="000000"/>
-          <w:lang w:val="en-US"/>
-        </w:rPr>
-        <w:t>AFC RANGE SELECT</w:t>
-      </w:r>
-      <w:r>
-        <w:rPr>
-          <w:rFonts w:ascii="Arial" w:eastAsia="Times New Roman" w:hAnsi="Arial" w:cs="Arial"/>
-          <w:color w:val="000000"/>
-          <w:lang w:val="en-US"/>
-        </w:rPr>
-        <w:t xml:space="preserve"> – Operating range of AFC (Automatic Frequency Tuning).</w:t>
-      </w:r>
-    </w:p>
-    <w:p>
-      <w:pPr>
-        <w:pStyle w:val="Standard"/>
-        <w:autoSpaceDE w:val="0"/>
-        <w:spacing w:after="160" w:line="259" w:lineRule="atLeast"/>
-        <w:rPr>
-          <w:rFonts w:ascii="Arial" w:hAnsi="Arial" w:cs="Arial"/>
-          <w:lang w:val="en-US"/>
-        </w:rPr>
-      </w:pPr>
-      <w:r>
-        <w:rPr>
-          <w:rFonts w:ascii="Arial" w:eastAsia="Times New Roman" w:hAnsi="Arial" w:cs="Arial"/>
-          <w:b/>
-          <w:bCs/>
-          <w:color w:val="000000"/>
-          <w:lang w:val="en-US"/>
-        </w:rPr>
-        <w:t>AFC DISABLE –</w:t>
-      </w:r>
-      <w:r>
-        <w:rPr>
-          <w:rFonts w:ascii="Arial" w:eastAsia="Times New Roman" w:hAnsi="Arial" w:cs="Arial"/>
-          <w:color w:val="000000"/>
-          <w:lang w:val="en-US"/>
-        </w:rPr>
-        <w:t xml:space="preserve"> Disable AFC.</w:t>
-      </w:r>
-    </w:p>
-    <w:p>
-      <w:pPr>
-        <w:pStyle w:val="Standard"/>
-        <w:autoSpaceDE w:val="0"/>
-        <w:spacing w:after="160" w:line="259" w:lineRule="atLeast"/>
-        <w:rPr>
-          <w:rFonts w:ascii="Arial" w:hAnsi="Arial" w:cs="Arial"/>
-          <w:lang w:val="en-US"/>
-        </w:rPr>
-      </w:pPr>
-      <w:r>
-        <w:rPr>
-          <w:rFonts w:ascii="Arial" w:eastAsia="Times New Roman" w:hAnsi="Arial" w:cs="Arial"/>
-          <w:b/>
-          <w:bCs/>
-          <w:color w:val="000000"/>
-          <w:lang w:val="en-US"/>
-        </w:rPr>
-        <w:t>AFC SPEED</w:t>
-      </w:r>
-      <w:r>
-        <w:rPr>
-          <w:rFonts w:ascii="Arial" w:eastAsia="Times New Roman" w:hAnsi="Arial" w:cs="Arial"/>
-          <w:color w:val="000000"/>
-          <w:lang w:val="en-US"/>
-        </w:rPr>
-        <w:t xml:space="preserve"> – AFC Speed.</w:t>
-      </w:r>
-    </w:p>
-    <w:p>
-      <w:pPr>
-        <w:pStyle w:val="Titre2"/>
-        <w:rPr>
-          <w:rFonts w:ascii="Arial" w:eastAsia="Times New Roman" w:hAnsi="Arial" w:cs="Arial"/>
-          <w:lang w:val="en-US"/>
-        </w:rPr>
-      </w:pPr>
-      <w:r>
-        <w:rPr>
-          <w:rFonts w:ascii="Arial" w:eastAsia="Times New Roman" w:hAnsi="Arial" w:cs="Arial"/>
-          <w:lang w:val="en-US"/>
-        </w:rPr>
-        <w:t xml:space="preserve">OPERATION IN </w:t>
-      </w:r>
-      <w:r>
-        <w:rPr>
-          <w:rFonts w:ascii="Arial" w:eastAsia="Times New Roman" w:hAnsi="Arial" w:cs="Arial"/>
-          <w:lang w:val="en-US"/>
-        </w:rPr>
-        <w:t xml:space="preserve">BROADCAST </w:t>
-      </w:r>
-      <w:r>
-        <w:rPr>
-          <w:rFonts w:ascii="Arial" w:eastAsia="Times New Roman" w:hAnsi="Arial" w:cs="Arial"/>
-          <w:lang w:val="en-US"/>
-        </w:rPr>
-        <w:t>RADIO MODE "F</w:t>
-      </w:r>
-      <w:r>
-        <w:rPr>
-          <w:rFonts w:ascii="Arial" w:eastAsia="Times New Roman" w:hAnsi="Arial" w:cs="Arial"/>
-          <w:lang w:val="en-US"/>
-        </w:rPr>
-        <w:t>M</w:t>
-      </w:r>
-      <w:r>
-        <w:rPr>
-          <w:rFonts w:ascii="Arial" w:eastAsia="Times New Roman" w:hAnsi="Arial" w:cs="Arial"/>
-          <w:lang w:val="en-US"/>
-        </w:rPr>
-        <w:t>"</w:t>
-      </w:r>
-    </w:p>
-    <w:p>
-      <w:pPr>
-        <w:rPr>
-          <w:rFonts w:ascii="Arial" w:hAnsi="Arial" w:cs="Arial"/>
-          <w:lang w:val="en-US"/>
-        </w:rPr>
-      </w:pPr>
-    </w:p>
-    <w:p>
-      <w:pPr>
-        <w:pStyle w:val="Standard"/>
-        <w:autoSpaceDE w:val="0"/>
-        <w:spacing w:after="160" w:line="259" w:lineRule="atLeast"/>
-        <w:ind w:firstLine="708"/>
-        <w:jc w:val="both"/>
-        <w:rPr>
-          <w:rFonts w:ascii="Arial" w:eastAsia="Times New Roman" w:hAnsi="Arial" w:cs="Arial"/>
-          <w:color w:val="000000"/>
-          <w:lang w:val="en-US"/>
-        </w:rPr>
-      </w:pPr>
-      <w:r>
-        <w:rPr>
-          <w:rFonts w:ascii="Arial" w:eastAsia="Times New Roman" w:hAnsi="Arial" w:cs="Arial"/>
-          <w:color w:val="000000"/>
-          <w:lang w:val="en-US"/>
-        </w:rPr>
-        <w:t xml:space="preserve">The firmware has a simplified FM radio. Use </w:t>
-      </w:r>
-      <w:r>
-        <w:rPr>
-          <w:rFonts w:ascii="Arial" w:eastAsia="Times New Roman" w:hAnsi="Arial" w:cs="Arial"/>
-          <w:b/>
-          <w:bCs/>
-          <w:color w:val="000000"/>
-          <w:lang w:val="en-US"/>
-        </w:rPr>
-        <w:t>the &lt;=</w:t>
-      </w:r>
-      <w:r>
-        <w:rPr>
-          <w:rFonts w:ascii="Arial" w:eastAsia="Times New Roman" w:hAnsi="Arial" w:cs="Arial"/>
-          <w:color w:val="000000"/>
-          <w:lang w:val="en-US"/>
-        </w:rPr>
-        <w:t xml:space="preserve"> and </w:t>
-      </w:r>
-      <w:r>
-        <w:rPr>
-          <w:rFonts w:ascii="Arial" w:eastAsia="Times New Roman" w:hAnsi="Arial" w:cs="Arial"/>
-          <w:b/>
-          <w:bCs/>
-          <w:color w:val="000000"/>
-          <w:lang w:val="en-US"/>
-        </w:rPr>
-        <w:t xml:space="preserve">=&gt; buttons </w:t>
-      </w:r>
-      <w:r>
-        <w:rPr>
-          <w:rFonts w:ascii="Arial" w:eastAsia="Times New Roman" w:hAnsi="Arial" w:cs="Arial"/>
-          <w:color w:val="000000"/>
-          <w:lang w:val="en-US"/>
-        </w:rPr>
-        <w:t xml:space="preserve"> to search for the nearest available broadcasting frequency in automatic mode.  The </w:t>
-      </w:r>
-      <w:r>
-        <w:rPr>
-          <w:rFonts w:ascii="Arial" w:eastAsia="Times New Roman" w:hAnsi="Arial" w:cs="Arial"/>
-          <w:b/>
-          <w:bCs/>
-          <w:color w:val="000000"/>
-          <w:lang w:val="en-US"/>
-        </w:rPr>
-        <w:t>*</w:t>
-      </w:r>
-      <w:r>
-        <w:rPr>
-          <w:rFonts w:ascii="Arial" w:eastAsia="Times New Roman" w:hAnsi="Arial" w:cs="Arial"/>
-          <w:color w:val="000000"/>
-          <w:lang w:val="en-US"/>
-        </w:rPr>
-        <w:t xml:space="preserve"> button  will change the </w:t>
-      </w:r>
-      <w:r>
-        <w:rPr>
-          <w:rFonts w:ascii="Arial" w:eastAsia="Times New Roman" w:hAnsi="Arial" w:cs="Arial"/>
-          <w:b/>
-          <w:bCs/>
-          <w:color w:val="000000"/>
-          <w:lang w:val="en-US"/>
-        </w:rPr>
-        <w:t xml:space="preserve">Auto </w:t>
-      </w:r>
-      <w:r>
-        <w:rPr>
-          <w:rFonts w:ascii="Arial" w:eastAsia="Times New Roman" w:hAnsi="Arial" w:cs="Arial"/>
-          <w:b/>
-          <w:bCs/>
-          <w:color w:val="000000"/>
-          <w:lang w:val="en-US"/>
-        </w:rPr>
-        <w:t xml:space="preserve">mode </w:t>
-      </w:r>
-      <w:r>
-        <w:rPr>
-          <w:rFonts w:ascii="Arial" w:eastAsia="Times New Roman" w:hAnsi="Arial" w:cs="Arial"/>
-          <w:color w:val="000000"/>
-          <w:lang w:val="en-US"/>
-        </w:rPr>
-        <w:t>to</w:t>
-      </w:r>
-      <w:r>
-        <w:rPr>
-          <w:rFonts w:ascii="Arial" w:eastAsia="Times New Roman" w:hAnsi="Arial" w:cs="Arial"/>
-          <w:color w:val="000000"/>
-          <w:lang w:val="en-US"/>
-        </w:rPr>
-        <w:t xml:space="preserve"> </w:t>
-      </w:r>
-      <w:r>
-        <w:rPr>
-          <w:rFonts w:ascii="Arial" w:eastAsia="Times New Roman" w:hAnsi="Arial" w:cs="Arial"/>
-          <w:b/>
-          <w:bCs/>
-          <w:color w:val="000000"/>
-          <w:lang w:val="en-US"/>
-        </w:rPr>
-        <w:t>manual</w:t>
-      </w:r>
-      <w:r>
-        <w:rPr>
-          <w:rFonts w:ascii="Arial" w:eastAsia="Times New Roman" w:hAnsi="Arial" w:cs="Arial"/>
-          <w:color w:val="000000"/>
-          <w:lang w:val="en-US"/>
-        </w:rPr>
-        <w:t xml:space="preserve"> search.</w:t>
-      </w:r>
-    </w:p>
-    <w:p>
-      <w:pPr>
-        <w:pStyle w:val="Standard"/>
-        <w:autoSpaceDE w:val="0"/>
-        <w:spacing w:after="160" w:line="259" w:lineRule="atLeast"/>
-        <w:ind w:firstLine="708"/>
-        <w:jc w:val="both"/>
-        <w:rPr>
-          <w:rFonts w:ascii="Arial" w:eastAsia="Times New Roman" w:hAnsi="Arial" w:cs="Arial"/>
-          <w:color w:val="000000"/>
-          <w:lang w:val="en-US"/>
-        </w:rPr>
-      </w:pPr>
-      <w:r>
-        <w:rPr>
-          <w:rFonts w:ascii="Arial" w:eastAsia="Times New Roman" w:hAnsi="Arial" w:cs="Arial"/>
-          <w:color w:val="000000"/>
-          <w:lang w:val="en-US"/>
-        </w:rPr>
-        <w:t>Press key 1 to 6 to select the corresponding memory.</w:t>
-      </w:r>
-    </w:p>
-    <w:p>
-      <w:pPr>
-        <w:pStyle w:val="Standard"/>
-        <w:autoSpaceDE w:val="0"/>
-        <w:spacing w:after="160" w:line="259" w:lineRule="atLeast"/>
-        <w:ind w:firstLine="708"/>
-        <w:jc w:val="both"/>
-        <w:rPr>
-          <w:rFonts w:ascii="Arial" w:eastAsia="Times New Roman" w:hAnsi="Arial" w:cs="Arial"/>
-          <w:color w:val="000000"/>
-          <w:lang w:val="en-US"/>
-        </w:rPr>
-      </w:pPr>
-      <w:r>
-        <w:rPr>
-          <w:rFonts w:ascii="Arial" w:eastAsia="Times New Roman" w:hAnsi="Arial" w:cs="Arial"/>
-          <w:color w:val="000000"/>
-          <w:lang w:val="en-US"/>
-        </w:rPr>
-        <w:t>Long press key 1 to 6 to save a frequency to that memory.</w:t>
-      </w:r>
-    </w:p>
-    <w:p>
-      <w:pPr>
-        <w:pStyle w:val="Standard"/>
-        <w:autoSpaceDE w:val="0"/>
-        <w:spacing w:after="160" w:line="259" w:lineRule="atLeast"/>
-        <w:ind w:firstLine="708"/>
-        <w:jc w:val="both"/>
-        <w:rPr>
-          <w:rFonts w:ascii="Arial" w:eastAsia="Times New Roman" w:hAnsi="Arial" w:cs="Arial"/>
-          <w:color w:val="000000"/>
-          <w:lang w:val="en-US"/>
-        </w:rPr>
-      </w:pPr>
-      <w:r>
-        <w:rPr>
-          <w:rFonts w:ascii="Arial" w:eastAsia="Times New Roman" w:hAnsi="Arial" w:cs="Arial"/>
-          <w:color w:val="000000"/>
-          <w:lang w:val="en-US"/>
-        </w:rPr>
-        <w:t>Press 0 to toggle receiving the VFO frequency, RX MON displayed or removed.</w:t>
-      </w:r>
-    </w:p>
-    <w:p>
-      <w:pPr>
-        <w:suppressAutoHyphens w:val="0"/>
-        <w:rPr>
-          <w:rFonts w:ascii="Arial" w:eastAsia="Times New Roman" w:hAnsi="Arial" w:cs="Arial"/>
-          <w:b/>
-          <w:color w:val="0F4761" w:themeColor="accent1" w:themeShade="BF"/>
-          <w:sz w:val="32"/>
-          <w:szCs w:val="23"/>
-          <w:lang w:val="en-US"/>
-        </w:rPr>
-      </w:pPr>
-      <w:r>
-        <w:rPr>
-          <w:rFonts w:ascii="Arial" w:eastAsia="Times New Roman" w:hAnsi="Arial" w:cs="Arial"/>
-          <w:lang w:val="en-US"/>
-        </w:rPr>
-        <w:br w:type="page"/>
-      </w:r>
-    </w:p>
-    <w:p>
-      <w:pPr>
-        <w:pStyle w:val="Titre2"/>
-        <w:rPr>
-          <w:rFonts w:ascii="Arial" w:eastAsia="Times New Roman" w:hAnsi="Arial" w:cs="Arial"/>
-          <w:lang w:val="en-US"/>
-        </w:rPr>
-      </w:pPr>
-      <w:r>
-        <w:rPr>
-          <w:rFonts w:ascii="Arial" w:eastAsia="Times New Roman" w:hAnsi="Arial" w:cs="Arial"/>
-          <w:lang w:val="en-US"/>
-        </w:rPr>
+      </w:pPr>
+      <w:r>
         <w:lastRenderedPageBreak/>
         <w:t xml:space="preserve">MAIN MENU </w:t>
       </w:r>
@@ -7766,7 +8286,29 @@
                 <w:szCs w:val="16"/>
                 <w:lang w:val="en-US"/>
               </w:rPr>
-              <w:t>The bandwidth used by the transceiver (WIDE (25 kHz), NARROW (12.5 kHz).</w:t>
+              <w:t xml:space="preserve">The bandwidth </w:t>
+            </w:r>
+            <w:proofErr w:type="gramStart"/>
+            <w:r>
+              <w:rPr>
+                <w:rFonts w:ascii="Arial" w:eastAsia="Times New Roman" w:hAnsi="Arial" w:cs="Arial"/>
+                <w:color w:val="000000"/>
+                <w:sz w:val="16"/>
+                <w:szCs w:val="16"/>
+                <w:lang w:val="en-US"/>
+              </w:rPr>
+              <w:t>used</w:t>
+            </w:r>
+            <w:proofErr w:type="gramEnd"/>
+            <w:r>
+              <w:rPr>
+                <w:rFonts w:ascii="Arial" w:eastAsia="Times New Roman" w:hAnsi="Arial" w:cs="Arial"/>
+                <w:color w:val="000000"/>
+                <w:sz w:val="16"/>
+                <w:szCs w:val="16"/>
+                <w:lang w:val="en-US"/>
+              </w:rPr>
+              <w:t xml:space="preserve"> by the transceiver (WIDE (25 kHz), NARROW (12.5 kHz).</w:t>
             </w:r>
           </w:p>
         </w:tc>
@@ -7972,6 +8514,7 @@
                 <w:lang w:val="fr-FR"/>
               </w:rPr>
             </w:pPr>
+            <w:proofErr w:type="spellStart"/>
             <w:r>
               <w:rPr>
                 <w:rFonts w:ascii="Arial" w:eastAsia="Times New Roman" w:hAnsi="Arial" w:cs="Arial"/>
@@ -7984,6 +8527,7 @@
               </w:rPr>
               <w:t>Scramb</w:t>
             </w:r>
+            <w:proofErr w:type="spellEnd"/>
           </w:p>
         </w:tc>
         <w:tc>
@@ -8026,6 +8570,7 @@
               </w:rPr>
               <w:t xml:space="preserve">Selects </w:t>
             </w:r>
+            <w:proofErr w:type="spellStart"/>
             <w:r>
               <w:rPr>
                 <w:rFonts w:ascii="Arial" w:eastAsia="Times New Roman" w:hAnsi="Arial" w:cs="Arial"/>
@@ -8034,7 +8579,18 @@
                 <w:szCs w:val="16"/>
                 <w:lang w:val="fr-FR"/>
               </w:rPr>
-              <w:t>Scrambling type</w:t>
+              <w:t>Scrambling</w:t>
+            </w:r>
+            <w:proofErr w:type="spellEnd"/>
+            <w:r>
+              <w:rPr>
+                <w:rFonts w:ascii="Arial" w:eastAsia="Times New Roman" w:hAnsi="Arial" w:cs="Arial"/>
+                <w:color w:val="000000"/>
+                <w:sz w:val="16"/>
+                <w:szCs w:val="16"/>
+                <w:lang w:val="fr-FR"/>
+              </w:rPr>
+              <w:t xml:space="preserve"> type</w:t>
             </w:r>
           </w:p>
         </w:tc>
@@ -8153,6 +8709,7 @@
                 <w:lang w:val="en-US"/>
               </w:rPr>
             </w:pPr>
+            <w:proofErr w:type="spellStart"/>
             <w:r>
               <w:rPr>
                 <w:rFonts w:ascii="Arial" w:eastAsia="Times New Roman" w:hAnsi="Arial" w:cs="Arial"/>
@@ -8161,7 +8718,62 @@
                 <w:szCs w:val="16"/>
                 <w:lang w:val="en-US"/>
               </w:rPr>
-              <w:t>Compander - Soft audio filter for clearer sound. Amplifies the received desired signal even when the signal is weak at the transmitting microphone, improving the signal-to-noise ratio. To work, it must be turned on on both walkie-talkies.</w:t>
+              <w:t>Compander</w:t>
+            </w:r>
+            <w:proofErr w:type="spellEnd"/>
+            <w:r>
+              <w:rPr>
+                <w:rFonts w:ascii="Arial" w:eastAsia="Times New Roman" w:hAnsi="Arial" w:cs="Arial"/>
+                <w:color w:val="000000"/>
+                <w:sz w:val="16"/>
+                <w:szCs w:val="16"/>
+                <w:lang w:val="en-US"/>
+              </w:rPr>
+              <w:t xml:space="preserve"> - Soft audio filter for clearer sound. Amplifies the received desired signal even when the signal is weak at </w:t>
+            </w:r>
+            <w:proofErr w:type="gramStart"/>
+            <w:r>
+              <w:rPr>
+                <w:rFonts w:ascii="Arial" w:eastAsia="Times New Roman" w:hAnsi="Arial" w:cs="Arial"/>
+                <w:color w:val="000000"/>
+                <w:sz w:val="16"/>
+                <w:szCs w:val="16"/>
+                <w:lang w:val="en-US"/>
+              </w:rPr>
+              <w:t>the transmitting</w:t>
+            </w:r>
+            <w:proofErr w:type="gramEnd"/>
+            <w:r>
+              <w:rPr>
+                <w:rFonts w:ascii="Arial" w:eastAsia="Times New Roman" w:hAnsi="Arial" w:cs="Arial"/>
+                <w:color w:val="000000"/>
+                <w:sz w:val="16"/>
+                <w:szCs w:val="16"/>
+                <w:lang w:val="en-US"/>
+              </w:rPr>
+              <w:t xml:space="preserve"> microphone, improving the signal-to-noise ratio. To work, it must be turned on </w:t>
+            </w:r>
+            <w:proofErr w:type="spellStart"/>
+            <w:r>
+              <w:rPr>
+                <w:rFonts w:ascii="Arial" w:eastAsia="Times New Roman" w:hAnsi="Arial" w:cs="Arial"/>
+                <w:color w:val="000000"/>
+                <w:sz w:val="16"/>
+                <w:szCs w:val="16"/>
+                <w:lang w:val="en-US"/>
+              </w:rPr>
+              <w:t>on</w:t>
+            </w:r>
+            <w:proofErr w:type="spellEnd"/>
+            <w:r>
+              <w:rPr>
+                <w:rFonts w:ascii="Arial" w:eastAsia="Times New Roman" w:hAnsi="Arial" w:cs="Arial"/>
+                <w:color w:val="000000"/>
+                <w:sz w:val="16"/>
+                <w:szCs w:val="16"/>
+                <w:lang w:val="en-US"/>
+              </w:rPr>
+              <w:t xml:space="preserve"> both walkie-talkies.</w:t>
             </w:r>
           </w:p>
         </w:tc>
@@ -8409,6 +9021,7 @@
                 <w:lang w:val="en-US"/>
               </w:rPr>
             </w:pPr>
+            <w:proofErr w:type="gramStart"/>
             <w:r>
               <w:rPr>
                 <w:rFonts w:ascii="Arial" w:eastAsia="Times New Roman" w:hAnsi="Arial" w:cs="Arial"/>
@@ -8417,7 +9030,18 @@
                 <w:szCs w:val="16"/>
                 <w:lang w:val="en-US"/>
               </w:rPr>
-              <w:t>Noise suppressor, eliminates noise at the end of the transmission. When PTT is released, a short 55Hz tone is emitted, signaling to other transceivers to mute</w:t>
+              <w:t>Noise suppressor,</w:t>
+            </w:r>
+            <w:proofErr w:type="gramEnd"/>
+            <w:r>
+              <w:rPr>
+                <w:rFonts w:ascii="Arial" w:eastAsia="Times New Roman" w:hAnsi="Arial" w:cs="Arial"/>
+                <w:color w:val="000000"/>
+                <w:sz w:val="16"/>
+                <w:szCs w:val="16"/>
+                <w:lang w:val="en-US"/>
+              </w:rPr>
+              <w:t xml:space="preserve"> eliminates noise at the end of the transmission. When PTT is released, a short 55Hz tone is emitted, signaling to other transceivers to mute</w:t>
             </w:r>
           </w:p>
         </w:tc>
@@ -8623,6 +9247,7 @@
                 <w:lang w:val="fr-FR"/>
               </w:rPr>
             </w:pPr>
+            <w:proofErr w:type="spellStart"/>
             <w:r>
               <w:rPr>
                 <w:rFonts w:ascii="Arial" w:eastAsia="Times New Roman" w:hAnsi="Arial" w:cs="Arial"/>
@@ -8635,6 +9260,7 @@
               </w:rPr>
               <w:t>ChSave</w:t>
             </w:r>
+            <w:proofErr w:type="spellEnd"/>
           </w:p>
         </w:tc>
         <w:tc>
@@ -8753,6 +9379,7 @@
                 <w:lang w:val="fr-FR"/>
               </w:rPr>
             </w:pPr>
+            <w:proofErr w:type="spellStart"/>
             <w:r>
               <w:rPr>
                 <w:rFonts w:ascii="Arial" w:eastAsia="Times New Roman" w:hAnsi="Arial" w:cs="Arial"/>
@@ -8765,6 +9392,7 @@
               </w:rPr>
               <w:t>ChDele</w:t>
             </w:r>
+            <w:proofErr w:type="spellEnd"/>
           </w:p>
         </w:tc>
         <w:tc>
@@ -10213,7 +10841,29 @@
                 <w:szCs w:val="16"/>
                 <w:lang w:val="en-US"/>
               </w:rPr>
-              <w:t>Enable/disable the display of a message when turned on (Power On Message).</w:t>
+              <w:t xml:space="preserve">Enable/disable the display of a message when turned on (Power </w:t>
+            </w:r>
+            <w:proofErr w:type="gramStart"/>
+            <w:r>
+              <w:rPr>
+                <w:rFonts w:ascii="Arial" w:eastAsia="Times New Roman" w:hAnsi="Arial" w:cs="Arial"/>
+                <w:color w:val="000000"/>
+                <w:sz w:val="16"/>
+                <w:szCs w:val="16"/>
+                <w:lang w:val="en-US"/>
+              </w:rPr>
+              <w:t>On</w:t>
+            </w:r>
+            <w:proofErr w:type="gramEnd"/>
+            <w:r>
+              <w:rPr>
+                <w:rFonts w:ascii="Arial" w:eastAsia="Times New Roman" w:hAnsi="Arial" w:cs="Arial"/>
+                <w:color w:val="000000"/>
+                <w:sz w:val="16"/>
+                <w:szCs w:val="16"/>
+                <w:lang w:val="en-US"/>
+              </w:rPr>
+              <w:t xml:space="preserve"> Message).</w:t>
             </w:r>
           </w:p>
         </w:tc>
@@ -12067,7 +12717,23 @@
           <w:rFonts w:ascii="Arial" w:hAnsi="Arial" w:cs="Arial"/>
           <w:lang w:val="en-US"/>
         </w:rPr>
-        <w:t>RS232 version uses the kenwood cable</w:t>
+        <w:t xml:space="preserve">RS232 version uses the </w:t>
+      </w:r>
+      <w:proofErr w:type="spellStart"/>
+      <w:r>
+        <w:rPr>
+          <w:rFonts w:ascii="Arial" w:hAnsi="Arial" w:cs="Arial"/>
+          <w:lang w:val="en-US"/>
+        </w:rPr>
+        <w:t>kenwood</w:t>
+      </w:r>
+      <w:proofErr w:type="spellEnd"/>
+      <w:r>
+        <w:rPr>
+          <w:rFonts w:ascii="Arial" w:hAnsi="Arial" w:cs="Arial"/>
+          <w:lang w:val="en-US"/>
+        </w:rPr>
+        <w:t xml:space="preserve"> cable</w:t>
       </w:r>
       <w:r>
         <w:rPr>
@@ -12287,8 +12953,17 @@
           <w:rFonts w:ascii="Arial" w:hAnsi="Arial" w:cs="Arial"/>
           <w:lang w:val="en-US"/>
         </w:rPr>
-        <w:t>use the same procedure as F4HWN, after that :</w:t>
-      </w:r>
+        <w:t xml:space="preserve">use the same procedure as F4HWN, after </w:t>
+      </w:r>
+      <w:proofErr w:type="gramStart"/>
+      <w:r>
+        <w:rPr>
+          <w:rFonts w:ascii="Arial" w:hAnsi="Arial" w:cs="Arial"/>
+          <w:lang w:val="en-US"/>
+        </w:rPr>
+        <w:t>that :</w:t>
+      </w:r>
+      <w:proofErr w:type="gramEnd"/>
     </w:p>
     <w:p>
       <w:pPr>
@@ -12339,15 +13014,35 @@
           <w:color w:val="000000"/>
           <w:lang w:val="en-US"/>
         </w:rPr>
-        <w:t xml:space="preserve">Fn2 buttons </w:t>
-      </w:r>
-      <w:r>
-        <w:rPr>
-          <w:rFonts w:ascii="Arial" w:eastAsia="Times New Roman" w:hAnsi="Arial" w:cs="Arial"/>
-          <w:color w:val="000000"/>
-          <w:lang w:val="en-US"/>
-        </w:rPr>
-        <w:t xml:space="preserve"> , turn on the radio. A warning message will be displayed on the screen. hold the buttons for 4 seconds before resetting.</w:t>
+        <w:t xml:space="preserve">Fn2 </w:t>
+      </w:r>
+      <w:proofErr w:type="gramStart"/>
+      <w:r>
+        <w:rPr>
+          <w:rFonts w:ascii="Arial" w:eastAsia="Times New Roman" w:hAnsi="Arial" w:cs="Arial"/>
+          <w:b/>
+          <w:bCs/>
+          <w:color w:val="000000"/>
+          <w:lang w:val="en-US"/>
+        </w:rPr>
+        <w:t xml:space="preserve">buttons </w:t>
+      </w:r>
+      <w:r>
+        <w:rPr>
+          <w:rFonts w:ascii="Arial" w:eastAsia="Times New Roman" w:hAnsi="Arial" w:cs="Arial"/>
+          <w:color w:val="000000"/>
+          <w:lang w:val="en-US"/>
+        </w:rPr>
+        <w:t xml:space="preserve"> ,</w:t>
+      </w:r>
+      <w:proofErr w:type="gramEnd"/>
+      <w:r>
+        <w:rPr>
+          <w:rFonts w:ascii="Arial" w:eastAsia="Times New Roman" w:hAnsi="Arial" w:cs="Arial"/>
+          <w:color w:val="000000"/>
+          <w:lang w:val="en-US"/>
+        </w:rPr>
+        <w:t xml:space="preserve"> turn on the radio. A warning message will be displayed on the screen. hold the buttons for 4 seconds before resetting.</w:t>
       </w:r>
     </w:p>
     <w:p>
@@ -12373,16 +13068,8 @@
     <w:p>
       <w:pPr>
         <w:pStyle w:val="Titre2"/>
-        <w:rPr>
-          <w:rFonts w:ascii="Arial" w:hAnsi="Arial" w:cs="Arial"/>
-          <w:lang w:val="en-US"/>
-        </w:rPr>
-      </w:pPr>
-      <w:r>
-        <w:rPr>
-          <w:rFonts w:ascii="Arial" w:hAnsi="Arial" w:cs="Arial"/>
-          <w:lang w:val="en-US"/>
-        </w:rPr>
+      </w:pPr>
+      <w:r>
         <w:t xml:space="preserve">CHIRP Driver </w:t>
       </w:r>
     </w:p>
@@ -12461,22 +13148,30 @@
           <w:rFonts w:ascii="Arial" w:hAnsi="Arial" w:cs="Arial"/>
           <w:lang w:val="en-US"/>
         </w:rPr>
-        <w:t>Select start frequency  and offset as stop frequency, step and modulation</w:t>
+        <w:t xml:space="preserve">Select start </w:t>
+      </w:r>
+      <w:proofErr w:type="gramStart"/>
+      <w:r>
+        <w:rPr>
+          <w:rFonts w:ascii="Arial" w:hAnsi="Arial" w:cs="Arial"/>
+          <w:lang w:val="en-US"/>
+        </w:rPr>
+        <w:t>frequency  and</w:t>
+      </w:r>
+      <w:proofErr w:type="gramEnd"/>
+      <w:r>
+        <w:rPr>
+          <w:rFonts w:ascii="Arial" w:hAnsi="Arial" w:cs="Arial"/>
+          <w:lang w:val="en-US"/>
+        </w:rPr>
+        <w:t xml:space="preserve"> offset as stop frequency, step and modulation</w:t>
       </w:r>
     </w:p>
     <w:p>
       <w:pPr>
         <w:pStyle w:val="Titre2"/>
-        <w:rPr>
-          <w:rFonts w:ascii="Arial" w:eastAsia="Times New Roman" w:hAnsi="Arial" w:cs="Arial"/>
-          <w:lang w:val="en-US"/>
-        </w:rPr>
-      </w:pPr>
-      <w:r>
-        <w:rPr>
-          <w:rFonts w:ascii="Arial" w:eastAsia="Times New Roman" w:hAnsi="Arial" w:cs="Arial"/>
-          <w:lang w:val="en-US"/>
-        </w:rPr>
+      </w:pPr>
+      <w:r>
         <w:t>Chirp Configuration</w:t>
       </w:r>
     </w:p>
@@ -12492,12 +13187,44 @@
           <w:lang w:val="en-US"/>
         </w:rPr>
       </w:pPr>
-      <w:r>
-        <w:rPr>
-          <w:rFonts w:ascii="Arial" w:hAnsi="Arial" w:cs="Arial"/>
-          <w:lang w:val="en-US"/>
-        </w:rPr>
-        <w:t>It is necessary to give names to the scanlists like so:</w:t>
+      <w:proofErr w:type="gramStart"/>
+      <w:r>
+        <w:rPr>
+          <w:rFonts w:ascii="Arial" w:hAnsi="Arial" w:cs="Arial"/>
+          <w:lang w:val="en-US"/>
+        </w:rPr>
+        <w:t>you</w:t>
+      </w:r>
+      <w:proofErr w:type="gramEnd"/>
+      <w:r>
+        <w:rPr>
+          <w:rFonts w:ascii="Arial" w:hAnsi="Arial" w:cs="Arial"/>
+          <w:lang w:val="en-US"/>
+        </w:rPr>
+        <w:t xml:space="preserve"> can</w:t>
+      </w:r>
+      <w:r>
+        <w:rPr>
+          <w:rFonts w:ascii="Arial" w:hAnsi="Arial" w:cs="Arial"/>
+          <w:lang w:val="en-US"/>
+        </w:rPr>
+        <w:t xml:space="preserve"> give names to the </w:t>
+      </w:r>
+      <w:proofErr w:type="spellStart"/>
+      <w:r>
+        <w:rPr>
+          <w:rFonts w:ascii="Arial" w:hAnsi="Arial" w:cs="Arial"/>
+          <w:lang w:val="en-US"/>
+        </w:rPr>
+        <w:t>scanlists</w:t>
+      </w:r>
+      <w:proofErr w:type="spellEnd"/>
+      <w:r>
+        <w:rPr>
+          <w:rFonts w:ascii="Arial" w:hAnsi="Arial" w:cs="Arial"/>
+          <w:lang w:val="en-US"/>
+        </w:rPr>
+        <w:t xml:space="preserve"> like so:</w:t>
       </w:r>
     </w:p>
     <w:p>
@@ -12552,6 +13279,30 @@
     </w:p>
     <w:p>
       <w:pPr>
+        <w:suppressAutoHyphens w:val="0"/>
+        <w:rPr>
+          <w:rFonts w:ascii="Arial" w:hAnsi="Arial" w:cs="Arial"/>
+          <w:lang w:val="en-US"/>
+        </w:rPr>
+      </w:pPr>
+      <w:r>
+        <w:rPr>
+          <w:rFonts w:ascii="Arial" w:hAnsi="Arial" w:cs="Arial"/>
+          <w:lang w:val="en-US"/>
+        </w:rPr>
+        <w:br w:type="page"/>
+      </w:r>
+    </w:p>
+    <w:p>
+      <w:pPr>
+        <w:rPr>
+          <w:rFonts w:ascii="Arial" w:hAnsi="Arial" w:cs="Arial"/>
+          <w:lang w:val="en-US"/>
+        </w:rPr>
+      </w:pPr>
+    </w:p>
+    <w:p>
+      <w:pPr>
         <w:pStyle w:val="Paragraphedeliste"/>
         <w:numPr>
           <w:ilvl w:val="0"/>
@@ -12747,7 +13498,6 @@
           <w:rFonts w:ascii="Arial" w:hAnsi="Arial" w:cs="Arial"/>
           <w:noProof/>
         </w:rPr>
-        <w:lastRenderedPageBreak/>
         <w:drawing>
           <wp:anchor distT="0" distB="0" distL="114300" distR="114300" simplePos="0" relativeHeight="251658240" behindDoc="0" locked="0" layoutInCell="1" allowOverlap="1" wp14:anchorId="434F60B9" wp14:editId="425C7BDA">
             <wp:simplePos x="0" y="0"/>
@@ -12910,12 +13660,37 @@
           </wp:anchor>
         </w:drawing>
       </w:r>
-      <w:r>
-        <w:rPr>
-          <w:rFonts w:ascii="Arial" w:hAnsi="Arial" w:cs="Arial"/>
-          <w:lang w:val="en-US"/>
-        </w:rPr>
-        <w:t xml:space="preserve">Scanlist Monitor setting Select up to </w:t>
+      <w:proofErr w:type="spellStart"/>
+      <w:r>
+        <w:rPr>
+          <w:rFonts w:ascii="Arial" w:hAnsi="Arial" w:cs="Arial"/>
+          <w:lang w:val="en-US"/>
+        </w:rPr>
+        <w:t>Scanlist</w:t>
+      </w:r>
+      <w:proofErr w:type="spellEnd"/>
+      <w:r>
+        <w:rPr>
+          <w:rFonts w:ascii="Arial" w:hAnsi="Arial" w:cs="Arial"/>
+          <w:lang w:val="en-US"/>
+        </w:rPr>
+        <w:t xml:space="preserve"> </w:t>
+      </w:r>
+      <w:proofErr w:type="gramStart"/>
+      <w:r>
+        <w:rPr>
+          <w:rFonts w:ascii="Arial" w:hAnsi="Arial" w:cs="Arial"/>
+          <w:lang w:val="en-US"/>
+        </w:rPr>
+        <w:t>Monitor setting</w:t>
+      </w:r>
+      <w:proofErr w:type="gramEnd"/>
+      <w:r>
+        <w:rPr>
+          <w:rFonts w:ascii="Arial" w:hAnsi="Arial" w:cs="Arial"/>
+          <w:lang w:val="en-US"/>
+        </w:rPr>
+        <w:t xml:space="preserve"> Select up to </w:t>
       </w:r>
       <w:r>
         <w:rPr>
@@ -12929,17 +13704,153 @@
           <w:rFonts w:ascii="Arial" w:hAnsi="Arial" w:cs="Arial"/>
           <w:lang w:val="en-US"/>
         </w:rPr>
-        <w:t>0ch to Monitor scanlist anywhere in the channels.</w:t>
-      </w:r>
-    </w:p>
-    <w:p>
-      <w:pPr>
-        <w:ind w:left="360"/>
-        <w:rPr>
-          <w:rFonts w:ascii="Arial" w:hAnsi="Arial" w:cs="Arial"/>
-          <w:lang w:val="en-US"/>
-        </w:rPr>
-      </w:pPr>
+        <w:t xml:space="preserve">0ch to Monitor </w:t>
+      </w:r>
+      <w:proofErr w:type="spellStart"/>
+      <w:r>
+        <w:rPr>
+          <w:rFonts w:ascii="Arial" w:hAnsi="Arial" w:cs="Arial"/>
+          <w:lang w:val="en-US"/>
+        </w:rPr>
+        <w:t>scanlist</w:t>
+      </w:r>
+      <w:proofErr w:type="spellEnd"/>
+      <w:r>
+        <w:rPr>
+          <w:rFonts w:ascii="Arial" w:hAnsi="Arial" w:cs="Arial"/>
+          <w:lang w:val="en-US"/>
+        </w:rPr>
+        <w:t xml:space="preserve"> anywhere in the channels.</w:t>
+      </w:r>
+    </w:p>
+    <w:p>
+      <w:pPr>
+        <w:pStyle w:val="Paragraphedeliste"/>
+        <w:numPr>
+          <w:ilvl w:val="0"/>
+          <w:numId w:val="7"/>
+        </w:numPr>
+        <w:rPr>
+          <w:rFonts w:ascii="Arial" w:hAnsi="Arial" w:cs="Arial"/>
+          <w:lang w:val="en-US"/>
+        </w:rPr>
+      </w:pPr>
+      <w:r>
+        <w:rPr>
+          <w:rFonts w:ascii="Arial" w:hAnsi="Arial" w:cs="Arial"/>
+          <w:lang w:val="en-US"/>
+        </w:rPr>
+        <w:t>FM Broadca</w:t>
+      </w:r>
+      <w:r>
+        <w:rPr>
+          <w:rFonts w:ascii="Arial" w:hAnsi="Arial" w:cs="Arial"/>
+          <w:lang w:val="en-US"/>
+        </w:rPr>
+        <w:t>s</w:t>
+      </w:r>
+      <w:r>
+        <w:rPr>
+          <w:rFonts w:ascii="Arial" w:hAnsi="Arial" w:cs="Arial"/>
+          <w:lang w:val="en-US"/>
+        </w:rPr>
+        <w:t>t names</w:t>
+      </w:r>
+      <w:r>
+        <w:rPr>
+          <w:rFonts w:ascii="Arial" w:hAnsi="Arial" w:cs="Arial"/>
+          <w:lang w:val="en-US"/>
+        </w:rPr>
+        <w:br/>
+        <w:t>Enter channels frequencies</w:t>
+      </w:r>
+      <w:r>
+        <w:rPr>
+          <w:rFonts w:ascii="Arial" w:hAnsi="Arial" w:cs="Arial"/>
+          <w:lang w:val="en-US"/>
+        </w:rPr>
+        <w:t xml:space="preserve"> in first section</w:t>
+      </w:r>
+    </w:p>
+    <w:p>
+      <w:pPr>
+        <w:pStyle w:val="Paragraphedeliste"/>
+        <w:rPr>
+          <w:rFonts w:ascii="Arial" w:hAnsi="Arial" w:cs="Arial"/>
+          <w:lang w:val="en-US"/>
+        </w:rPr>
+      </w:pPr>
+      <w:r>
+        <w:rPr>
+          <w:rFonts w:ascii="Arial" w:hAnsi="Arial" w:cs="Arial"/>
+          <w:lang w:val="en-US"/>
+        </w:rPr>
+        <w:t>E</w:t>
+      </w:r>
+      <w:r>
+        <w:rPr>
+          <w:rFonts w:ascii="Arial" w:hAnsi="Arial" w:cs="Arial"/>
+          <w:lang w:val="en-US"/>
+        </w:rPr>
+        <w:t>nter frequencies and Names</w:t>
+      </w:r>
+      <w:r>
+        <w:rPr>
+          <w:rFonts w:ascii="Arial" w:hAnsi="Arial" w:cs="Arial"/>
+          <w:lang w:val="en-US"/>
+        </w:rPr>
+        <w:t xml:space="preserve"> in the second section.</w:t>
+      </w:r>
+    </w:p>
+    <w:p>
+      <w:pPr>
+        <w:pStyle w:val="Paragraphedeliste"/>
+        <w:rPr>
+          <w:rFonts w:ascii="Arial" w:hAnsi="Arial" w:cs="Arial"/>
+          <w:lang w:val="en-US"/>
+        </w:rPr>
+      </w:pPr>
+      <w:r>
+        <w:rPr>
+          <w:rFonts w:ascii="Arial" w:hAnsi="Arial" w:cs="Arial"/>
+          <w:lang w:val="en-US"/>
+        </w:rPr>
+        <w:drawing>
+          <wp:inline distT="0" distB="0" distL="0" distR="0" wp14:anchorId="7AB9CFE1" wp14:editId="1BBE91C4">
+            <wp:extent cx="2040932" cy="3676261"/>
+            <wp:effectExtent l="0" t="0" r="0" b="635"/>
+            <wp:docPr id="716882517" name="Image 1"/>
+            <wp:cNvGraphicFramePr>
+              <a:graphicFrameLocks xmlns:a="http://schemas.openxmlformats.org/drawingml/2006/main" noChangeAspect="1"/>
+            </wp:cNvGraphicFramePr>
+            <a:graphic xmlns:a="http://schemas.openxmlformats.org/drawingml/2006/main">
+              <a:graphicData uri="http://schemas.openxmlformats.org/drawingml/2006/picture">
+                <pic:pic xmlns:pic="http://schemas.openxmlformats.org/drawingml/2006/picture">
+                  <pic:nvPicPr>
+                    <pic:cNvPr id="716882517" name=""/>
+                    <pic:cNvPicPr/>
+                  </pic:nvPicPr>
+                  <pic:blipFill>
+                    <a:blip r:embed="rId19"/>
+                    <a:stretch>
+                      <a:fillRect/>
+                    </a:stretch>
+                  </pic:blipFill>
+                  <pic:spPr>
+                    <a:xfrm>
+                      <a:off x="0" y="0"/>
+                      <a:ext cx="2048086" cy="3689147"/>
+                    </a:xfrm>
+                    <a:prstGeom prst="rect">
+                      <a:avLst/>
+                    </a:prstGeom>
+                  </pic:spPr>
+                </pic:pic>
+              </a:graphicData>
+            </a:graphic>
+          </wp:inline>
+        </w:drawing>
+      </w:r>
     </w:p>
     <w:p>
       <w:pPr>
@@ -12963,14 +13874,8 @@
     <w:p>
       <w:pPr>
         <w:pStyle w:val="Titre2"/>
-        <w:rPr>
-          <w:lang w:val="en-US"/>
-        </w:rPr>
-      </w:pPr>
-      <w:r>
-        <w:rPr>
-          <w:lang w:val="en-US"/>
-        </w:rPr>
+      </w:pPr>
+      <w:r>
         <w:lastRenderedPageBreak/>
         <w:t>Flash mapping considerations:</w:t>
       </w:r>
@@ -13004,7 +13909,23 @@
           <w:rFonts w:ascii="Arial" w:hAnsi="Arial" w:cs="Arial"/>
           <w:lang w:val="en-US"/>
         </w:rPr>
-        <w:t>Sonic 1K uses his slot, or the one set with option SetCfg for his parameters.</w:t>
+        <w:t xml:space="preserve">Sonic 1K uses his slot, or the one set with option </w:t>
+      </w:r>
+      <w:proofErr w:type="spellStart"/>
+      <w:r>
+        <w:rPr>
+          <w:rFonts w:ascii="Arial" w:hAnsi="Arial" w:cs="Arial"/>
+          <w:lang w:val="en-US"/>
+        </w:rPr>
+        <w:t>SetCfg</w:t>
+      </w:r>
+      <w:proofErr w:type="spellEnd"/>
+      <w:r>
+        <w:rPr>
+          <w:rFonts w:ascii="Arial" w:hAnsi="Arial" w:cs="Arial"/>
+          <w:lang w:val="en-US"/>
+        </w:rPr>
+        <w:t xml:space="preserve"> for his parameters.</w:t>
       </w:r>
       <w:r>
         <w:rPr>
@@ -13046,7 +13967,25 @@
           <w:color w:val="FF0000"/>
           <w:lang w:val="en-US"/>
         </w:rPr>
-        <w:t>When first installing Sonic it is recommended to RESET ALL with PTT+SK2 at boot.</w:t>
+        <w:t xml:space="preserve">When first installing </w:t>
+      </w:r>
+      <w:proofErr w:type="gramStart"/>
+      <w:r>
+        <w:rPr>
+          <w:rFonts w:ascii="Arial" w:hAnsi="Arial" w:cs="Arial"/>
+          <w:color w:val="FF0000"/>
+          <w:lang w:val="en-US"/>
+        </w:rPr>
+        <w:t>Sonic</w:t>
+      </w:r>
+      <w:proofErr w:type="gramEnd"/>
+      <w:r>
+        <w:rPr>
+          <w:rFonts w:ascii="Arial" w:hAnsi="Arial" w:cs="Arial"/>
+          <w:color w:val="FF0000"/>
+          <w:lang w:val="en-US"/>
+        </w:rPr>
+        <w:t xml:space="preserve"> it is recommended to RESET ALL with PTT+SK2 at boot.</w:t>
       </w:r>
     </w:p>
     <w:p>
@@ -13076,7 +14015,23 @@
           <w:rFonts w:ascii="Arial" w:hAnsi="Arial" w:cs="Arial"/>
           <w:lang w:val="en-US"/>
         </w:rPr>
-        <w:t>are not available from UvStudio, please use F4HWN to manage them.</w:t>
+        <w:t xml:space="preserve">are not available from </w:t>
+      </w:r>
+      <w:proofErr w:type="spellStart"/>
+      <w:r>
+        <w:rPr>
+          <w:rFonts w:ascii="Arial" w:hAnsi="Arial" w:cs="Arial"/>
+          <w:lang w:val="en-US"/>
+        </w:rPr>
+        <w:t>UvStudio</w:t>
+      </w:r>
+      <w:proofErr w:type="spellEnd"/>
+      <w:r>
+        <w:rPr>
+          <w:rFonts w:ascii="Arial" w:hAnsi="Arial" w:cs="Arial"/>
+          <w:lang w:val="en-US"/>
+        </w:rPr>
+        <w:t>, please use F4HWN to manage them.</w:t>
       </w:r>
     </w:p>
     <w:p>
@@ -13092,7 +14047,39 @@
           <w:rFonts w:ascii="Arial" w:hAnsi="Arial" w:cs="Arial"/>
           <w:lang w:val="en-US"/>
         </w:rPr>
-        <w:t>The RESET feature is not available in UvStudio.</w:t>
+        <w:t xml:space="preserve">The RESET feature is not available </w:t>
+      </w:r>
+      <w:proofErr w:type="gramStart"/>
+      <w:r>
+        <w:rPr>
+          <w:rFonts w:ascii="Arial" w:hAnsi="Arial" w:cs="Arial"/>
+          <w:lang w:val="en-US"/>
+        </w:rPr>
+        <w:t>in</w:t>
+      </w:r>
+      <w:proofErr w:type="gramEnd"/>
+      <w:r>
+        <w:rPr>
+          <w:rFonts w:ascii="Arial" w:hAnsi="Arial" w:cs="Arial"/>
+          <w:lang w:val="en-US"/>
+        </w:rPr>
+        <w:t xml:space="preserve"> </w:t>
+      </w:r>
+      <w:proofErr w:type="spellStart"/>
+      <w:r>
+        <w:rPr>
+          <w:rFonts w:ascii="Arial" w:hAnsi="Arial" w:cs="Arial"/>
+          <w:lang w:val="en-US"/>
+        </w:rPr>
+        <w:t>UvStudio</w:t>
+      </w:r>
+      <w:proofErr w:type="spellEnd"/>
+      <w:r>
+        <w:rPr>
+          <w:rFonts w:ascii="Arial" w:hAnsi="Arial" w:cs="Arial"/>
+          <w:lang w:val="en-US"/>
+        </w:rPr>
+        <w:t>.</w:t>
       </w:r>
     </w:p>
     <w:p>
@@ -13148,10 +14135,10 @@
                     <pic:cNvPicPr/>
                   </pic:nvPicPr>
                   <pic:blipFill>
-                    <a:blip r:embed="rId19">
+                    <a:blip r:embed="rId20">
                       <a:extLst>
                         <a:ext uri="{96DAC541-7B7A-43D3-8B79-37D633B846F1}">
-                          <asvg:svgBlip xmlns:asvg="http://schemas.microsoft.com/office/drawing/2016/SVG/main" r:embed="rId20"/>
+                          <asvg:svgBlip xmlns:asvg="http://schemas.microsoft.com/office/drawing/2016/SVG/main" r:embed="rId21"/>
                         </a:ext>
                       </a:extLst>
                     </a:blip>
@@ -13542,7 +14529,7 @@
   <w:abstractNum w:abstractNumId="3" w15:restartNumberingAfterBreak="0">
     <w:nsid w:val="32983EFE"/>
     <w:multiLevelType w:val="hybridMultilevel"/>
-    <w:tmpl w:val="D4623E2E"/>
+    <w:tmpl w:val="ED429B1E"/>
     <w:lvl w:ilvl="0" w:tplc="040C000B">
       <w:start w:val="1"/>
       <w:numFmt w:val="bullet"/>
@@ -14912,22 +15899,24 @@
     <w:basedOn w:val="Normal"/>
     <w:next w:val="Normal"/>
     <w:link w:val="Titre2Car"/>
+    <w:autoRedefine/>
     <w:uiPriority w:val="9"/>
     <w:unhideWhenUsed/>
     <w:qFormat/>
-    <w:rsid w:val="004457B0"/>
+    <w:rsid w:val="00160BC0"/>
     <w:pPr>
       <w:keepNext/>
       <w:keepLines/>
-      <w:spacing w:before="40"/>
+      <w:spacing w:before="120" w:after="120"/>
       <w:outlineLvl w:val="1"/>
     </w:pPr>
     <w:rPr>
-      <w:rFonts w:asciiTheme="majorHAnsi" w:eastAsiaTheme="majorEastAsia" w:hAnsiTheme="majorHAnsi" w:cs="Mangal"/>
+      <w:rFonts w:ascii="Arial" w:eastAsia="Times New Roman" w:hAnsi="Arial" w:cs="Arial"/>
       <w:b/>
       <w:color w:val="0F4761" w:themeColor="accent1" w:themeShade="BF"/>
       <w:sz w:val="32"/>
       <w:szCs w:val="23"/>
+      <w:lang w:val="en-US"/>
     </w:rPr>
   </w:style>
   <w:style w:type="paragraph" w:styleId="Titre3">
@@ -15211,13 +16200,14 @@
     <w:basedOn w:val="Policepardfaut"/>
     <w:link w:val="Titre2"/>
     <w:uiPriority w:val="9"/>
-    <w:rsid w:val="004457B0"/>
+    <w:rsid w:val="00160BC0"/>
     <w:rPr>
-      <w:rFonts w:asciiTheme="majorHAnsi" w:eastAsiaTheme="majorEastAsia" w:hAnsiTheme="majorHAnsi" w:cs="Mangal"/>
+      <w:rFonts w:ascii="Arial" w:eastAsia="Times New Roman" w:hAnsi="Arial" w:cs="Arial"/>
       <w:b/>
       <w:color w:val="0F4761" w:themeColor="accent1" w:themeShade="BF"/>
       <w:sz w:val="32"/>
       <w:szCs w:val="23"/>
+      <w:lang w:val="en-US"/>
     </w:rPr>
   </w:style>
   <w:style w:type="character" w:customStyle="1" w:styleId="Titre3Car">
